--- a/Interview-notes/Interview _COBOL.docx
+++ b/Interview-notes/Interview _COBOL.docx
@@ -593,7 +593,23 @@
           <w:sz w:val="24"/>
           <w:szCs w:val="24"/>
         </w:rPr>
-        <w:t>SC04 occurs due to illegal memory reference, usually caused by invalid pointers, subscript out of range, or improper REDEFINES. Solution is to analyze dump, identify offset, and correct memory access.</w:t>
+        <w:t xml:space="preserve">SC04 occurs due to illegal memory reference, usually caused by invalid pointers, subscript out of range, or improper REDEFINES. Solution is to </w:t>
+      </w:r>
+      <w:r>
+        <w:rPr>
+          <w:rFonts w:cstheme="minorHAnsi"/>
+          <w:sz w:val="24"/>
+          <w:szCs w:val="24"/>
+        </w:rPr>
+        <w:t>analyse</w:t>
+      </w:r>
+      <w:r>
+        <w:rPr>
+          <w:rFonts w:cstheme="minorHAnsi"/>
+          <w:sz w:val="24"/>
+          <w:szCs w:val="24"/>
+        </w:rPr>
+        <w:t xml:space="preserve"> dump, identify offset, and correct memory access.</w:t>
       </w:r>
     </w:p>
     <w:p>
@@ -1272,6 +1288,23 @@
     <w:p>
       <w:pPr>
         <w:pStyle w:val="ListParagraph"/>
+        <w:shd w:val="clear" w:color="auto" w:fill="FFFFFF"/>
+        <w:spacing w:after="0" w:line="240" w:lineRule="auto"/>
+        <w:ind w:left="1440"/>
+        <w:rPr>
+          <w:rFonts w:eastAsia="Times New Roman" w:cstheme="minorHAnsi"/>
+          <w:color w:val="000000"/>
+          <w:kern w:val="0"/>
+          <w:sz w:val="24"/>
+          <w:szCs w:val="24"/>
+          <w:lang w:eastAsia="en-IN"/>
+          <w14:ligatures w14:val="none"/>
+        </w:rPr>
+      </w:pPr>
+    </w:p>
+    <w:p>
+      <w:pPr>
+        <w:pStyle w:val="ListParagraph"/>
         <w:numPr>
           <w:ilvl w:val="0"/>
           <w:numId w:val="1"/>
@@ -1302,6 +1335,7 @@
           <w:lang w:eastAsia="en-IN"/>
           <w14:ligatures w14:val="none"/>
         </w:rPr>
+        <w:lastRenderedPageBreak/>
         <w:t>There is a PS file with 1000 records, i want to copy records from 200th to 500th record only, how can we achieve that?</w:t>
       </w:r>
     </w:p>
@@ -1334,7 +1368,6 @@
           <w:lang w:eastAsia="en-IN"/>
           <w14:ligatures w14:val="none"/>
         </w:rPr>
-        <w:lastRenderedPageBreak/>
         <w:t>JCL</w:t>
       </w:r>
     </w:p>
@@ -2296,6 +2329,23 @@
     <w:p>
       <w:pPr>
         <w:pStyle w:val="ListParagraph"/>
+        <w:shd w:val="clear" w:color="auto" w:fill="FFFFFF"/>
+        <w:spacing w:after="0" w:line="240" w:lineRule="auto"/>
+        <w:ind w:left="1800"/>
+        <w:rPr>
+          <w:rFonts w:eastAsia="Times New Roman" w:cstheme="minorHAnsi"/>
+          <w:color w:val="000000"/>
+          <w:kern w:val="0"/>
+          <w:sz w:val="24"/>
+          <w:szCs w:val="24"/>
+          <w:lang w:eastAsia="en-IN"/>
+          <w14:ligatures w14:val="none"/>
+        </w:rPr>
+      </w:pPr>
+    </w:p>
+    <w:p>
+      <w:pPr>
+        <w:pStyle w:val="ListParagraph"/>
         <w:numPr>
           <w:ilvl w:val="0"/>
           <w:numId w:val="1"/>
@@ -2815,22 +2865,6 @@
     <w:p>
       <w:pPr>
         <w:pStyle w:val="ListParagraph"/>
-        <w:shd w:val="clear" w:color="auto" w:fill="FFFFFF"/>
-        <w:spacing w:after="0" w:line="240" w:lineRule="auto"/>
-        <w:rPr>
-          <w:rFonts w:eastAsia="Times New Roman" w:cstheme="minorHAnsi"/>
-          <w:color w:val="000000"/>
-          <w:kern w:val="0"/>
-          <w:sz w:val="24"/>
-          <w:szCs w:val="24"/>
-          <w:lang w:eastAsia="en-IN"/>
-          <w14:ligatures w14:val="none"/>
-        </w:rPr>
-      </w:pPr>
-    </w:p>
-    <w:p>
-      <w:pPr>
-        <w:pStyle w:val="ListParagraph"/>
         <w:numPr>
           <w:ilvl w:val="0"/>
           <w:numId w:val="1"/>
@@ -6994,7 +7028,35 @@
           <w:lang w:eastAsia="en-IN"/>
           <w14:ligatures w14:val="none"/>
         </w:rPr>
-        <w:t>We have File1(100 records) and File2(1000 records), 10 records are matching (no particular order) is matching between both files. If it is matching then we need to perform calculation and write into output file. Give an algorithm for this program.</w:t>
+        <w:t>We have File1(100 records) and File2(1000 records), 10 records are matching (no particular order</w:t>
+      </w:r>
+      <w:r>
+        <w:rPr>
+          <w:rFonts w:eastAsia="Times New Roman" w:cstheme="minorHAnsi"/>
+          <w:b/>
+          <w:bCs/>
+          <w:color w:val="000000"/>
+          <w:kern w:val="0"/>
+          <w:sz w:val="24"/>
+          <w:szCs w:val="24"/>
+          <w:lang w:eastAsia="en-IN"/>
+          <w14:ligatures w14:val="none"/>
+        </w:rPr>
+        <w:t xml:space="preserve">) </w:t>
+      </w:r>
+      <w:r>
+        <w:rPr>
+          <w:rFonts w:eastAsia="Times New Roman" w:cstheme="minorHAnsi"/>
+          <w:b/>
+          <w:bCs/>
+          <w:color w:val="000000"/>
+          <w:kern w:val="0"/>
+          <w:sz w:val="24"/>
+          <w:szCs w:val="24"/>
+          <w:lang w:eastAsia="en-IN"/>
+          <w14:ligatures w14:val="none"/>
+        </w:rPr>
+        <w:t>between both files. If it is matching then we need to perform calculation and write into output file. Give an algorithm for this program.</w:t>
       </w:r>
     </w:p>
     <w:p>
@@ -8918,214 +8980,151 @@
     </w:p>
     <w:p>
       <w:pPr>
-        <w:pStyle w:val="ListParagraph"/>
-        <w:numPr>
-          <w:ilvl w:val="1"/>
-          <w:numId w:val="1"/>
-        </w:numPr>
-        <w:spacing w:after="0"/>
-        <w:rPr>
-          <w:rFonts w:cstheme="minorHAnsi"/>
-          <w:sz w:val="24"/>
-          <w:szCs w:val="24"/>
-        </w:rPr>
-      </w:pPr>
-    </w:p>
-    <w:p>
-      <w:pPr>
-        <w:pStyle w:val="NormalWeb"/>
+        <w:spacing w:after="0"/>
+        <w:rPr>
+          <w:rFonts w:cstheme="minorHAnsi"/>
+          <w:sz w:val="24"/>
+          <w:szCs w:val="24"/>
+        </w:rPr>
+      </w:pPr>
+    </w:p>
+    <w:p>
+      <w:pPr>
+        <w:pStyle w:val="ListParagraph"/>
         <w:numPr>
           <w:ilvl w:val="0"/>
           <w:numId w:val="1"/>
         </w:numPr>
-        <w:rPr>
+        <w:spacing w:after="0"/>
+        <w:rPr>
+          <w:rFonts w:cstheme="minorHAnsi"/>
           <w:b/>
           <w:bCs/>
-        </w:rPr>
-      </w:pPr>
-      <w:r>
-        <w:rPr>
+          <w:sz w:val="24"/>
+          <w:szCs w:val="24"/>
+        </w:rPr>
+      </w:pPr>
+      <w:r>
+        <w:rPr>
+          <w:rFonts w:cstheme="minorHAnsi"/>
           <w:b/>
           <w:bCs/>
-        </w:rPr>
-        <w:t>There is a ps file with 1000 records. I want to copy records from 200 to 500 record only. How we can achieve it?</w:t>
-      </w:r>
-    </w:p>
-    <w:p>
-      <w:pPr>
-        <w:pStyle w:val="ListParagraph"/>
-        <w:numPr>
-          <w:ilvl w:val="1"/>
-          <w:numId w:val="1"/>
-        </w:numPr>
-        <w:spacing w:after="0"/>
-        <w:rPr>
-          <w:rFonts w:cstheme="minorHAnsi"/>
-          <w:sz w:val="24"/>
-          <w:szCs w:val="24"/>
-        </w:rPr>
-      </w:pPr>
-      <w:r>
-        <w:rPr>
-          <w:rFonts w:cstheme="minorHAnsi"/>
-          <w:sz w:val="24"/>
-          <w:szCs w:val="24"/>
-        </w:rPr>
-        <w:t>//SYSIN   DD *</w:t>
-      </w:r>
-    </w:p>
-    <w:p>
-      <w:pPr>
-        <w:pStyle w:val="ListParagraph"/>
-        <w:spacing w:after="0"/>
-        <w:ind w:left="1440"/>
-        <w:rPr>
-          <w:rFonts w:cstheme="minorHAnsi"/>
-          <w:sz w:val="24"/>
-          <w:szCs w:val="24"/>
-        </w:rPr>
-      </w:pPr>
-      <w:r>
-        <w:rPr>
-          <w:rFonts w:cstheme="minorHAnsi"/>
-          <w:sz w:val="24"/>
-          <w:szCs w:val="24"/>
-        </w:rPr>
-        <w:t xml:space="preserve"> OPTION COPY</w:t>
-      </w:r>
-    </w:p>
-    <w:p>
-      <w:pPr>
-        <w:pStyle w:val="ListParagraph"/>
-        <w:spacing w:after="0"/>
-        <w:ind w:left="1440"/>
-        <w:rPr>
-          <w:rFonts w:cstheme="minorHAnsi"/>
-          <w:sz w:val="24"/>
-          <w:szCs w:val="24"/>
-        </w:rPr>
-      </w:pPr>
-      <w:r>
-        <w:rPr>
-          <w:rFonts w:cstheme="minorHAnsi"/>
-          <w:sz w:val="24"/>
-          <w:szCs w:val="24"/>
-        </w:rPr>
-        <w:t xml:space="preserve"> </w:t>
-      </w:r>
-      <w:r>
-        <w:rPr>
-          <w:rFonts w:cstheme="minorHAnsi"/>
-          <w:sz w:val="24"/>
-          <w:szCs w:val="24"/>
-        </w:rPr>
-        <w:t>OUTFIL STARTREC=200,ENDREC=500</w:t>
-      </w:r>
-    </w:p>
-    <w:p>
-      <w:pPr>
-        <w:pStyle w:val="ListParagraph"/>
-        <w:spacing w:after="0"/>
-        <w:ind w:left="1440"/>
-        <w:rPr>
-          <w:rFonts w:cstheme="minorHAnsi"/>
-          <w:sz w:val="24"/>
-          <w:szCs w:val="24"/>
-        </w:rPr>
-      </w:pPr>
-      <w:r>
-        <w:rPr>
-          <w:rFonts w:cstheme="minorHAnsi"/>
-          <w:sz w:val="24"/>
-          <w:szCs w:val="24"/>
-        </w:rPr>
-        <w:t>/*</w:t>
-      </w:r>
-    </w:p>
-    <w:p>
-      <w:pPr>
-        <w:pStyle w:val="ListParagraph"/>
-        <w:numPr>
-          <w:ilvl w:val="1"/>
-          <w:numId w:val="1"/>
-        </w:numPr>
-        <w:spacing w:after="0"/>
-        <w:rPr>
-          <w:rFonts w:cstheme="minorHAnsi"/>
-          <w:sz w:val="24"/>
-          <w:szCs w:val="24"/>
-        </w:rPr>
-      </w:pPr>
-      <w:r>
-        <w:rPr>
-          <w:rFonts w:cstheme="minorHAnsi"/>
-          <w:sz w:val="24"/>
-          <w:szCs w:val="24"/>
-        </w:rPr>
-        <w:t>//SYSIN DD *</w:t>
-      </w:r>
-    </w:p>
-    <w:p>
-      <w:pPr>
-        <w:pStyle w:val="ListParagraph"/>
-        <w:spacing w:after="0"/>
-        <w:ind w:left="1440"/>
-        <w:rPr>
-          <w:rFonts w:cstheme="minorHAnsi"/>
-          <w:sz w:val="24"/>
-          <w:szCs w:val="24"/>
-        </w:rPr>
-      </w:pPr>
-      <w:r>
-        <w:rPr>
-          <w:rFonts w:cstheme="minorHAnsi"/>
-          <w:sz w:val="24"/>
-          <w:szCs w:val="24"/>
-        </w:rPr>
-        <w:t xml:space="preserve"> </w:t>
-      </w:r>
-      <w:r>
-        <w:rPr>
-          <w:rFonts w:cstheme="minorHAnsi"/>
-          <w:sz w:val="24"/>
-          <w:szCs w:val="24"/>
-        </w:rPr>
-        <w:t>OPTION COPY</w:t>
-      </w:r>
-    </w:p>
-    <w:p>
-      <w:pPr>
-        <w:pStyle w:val="ListParagraph"/>
-        <w:spacing w:after="0"/>
-        <w:ind w:left="1440"/>
-        <w:rPr>
-          <w:rFonts w:cstheme="minorHAnsi"/>
-          <w:sz w:val="24"/>
-          <w:szCs w:val="24"/>
-        </w:rPr>
-      </w:pPr>
-      <w:r>
-        <w:rPr>
-          <w:rFonts w:cstheme="minorHAnsi"/>
-          <w:sz w:val="24"/>
-          <w:szCs w:val="24"/>
-        </w:rPr>
-        <w:t xml:space="preserve"> </w:t>
-      </w:r>
-      <w:r>
-        <w:rPr>
-          <w:rFonts w:cstheme="minorHAnsi"/>
-          <w:sz w:val="24"/>
-          <w:szCs w:val="24"/>
-        </w:rPr>
-        <w:t>SKIPREC=199</w:t>
-      </w:r>
-    </w:p>
-    <w:p>
-      <w:pPr>
-        <w:pStyle w:val="ListParagraph"/>
-        <w:spacing w:after="0"/>
-        <w:ind w:left="1440"/>
+          <w:sz w:val="24"/>
+          <w:szCs w:val="24"/>
+        </w:rPr>
+        <w:t>How do I first record from input file 1 to output file 1, second record to output file 2, third record to output file 3, and so on. After that, try to false record from input to output file 1, fifth record to second output file, and sixth record to output file 3.</w:t>
+      </w:r>
+    </w:p>
+    <w:p>
+      <w:pPr>
+        <w:pStyle w:val="ListParagraph"/>
+        <w:spacing w:after="0"/>
+        <w:rPr>
+          <w:rFonts w:cstheme="minorHAnsi"/>
+          <w:sz w:val="24"/>
+          <w:szCs w:val="24"/>
+        </w:rPr>
+      </w:pPr>
+    </w:p>
+    <w:p>
+      <w:pPr>
+        <w:pStyle w:val="ListParagraph"/>
+        <w:spacing w:after="0"/>
+        <w:rPr>
+          <w:rFonts w:cstheme="minorHAnsi"/>
+          <w:sz w:val="24"/>
+          <w:szCs w:val="24"/>
+        </w:rPr>
+      </w:pPr>
+      <w:r>
+        <w:rPr>
+          <w:rFonts w:cstheme="minorHAnsi"/>
+          <w:sz w:val="24"/>
+          <w:szCs w:val="24"/>
+        </w:rPr>
+        <w:t>//STEP1  EXEC PGM=SORT</w:t>
+      </w:r>
+    </w:p>
+    <w:p>
+      <w:pPr>
+        <w:pStyle w:val="ListParagraph"/>
+        <w:spacing w:after="0"/>
+        <w:rPr>
+          <w:rFonts w:cstheme="minorHAnsi"/>
+          <w:sz w:val="24"/>
+          <w:szCs w:val="24"/>
+        </w:rPr>
+      </w:pPr>
+      <w:r>
+        <w:rPr>
+          <w:rFonts w:cstheme="minorHAnsi"/>
+          <w:sz w:val="24"/>
+          <w:szCs w:val="24"/>
+        </w:rPr>
+        <w:t>//SYSOUT DD SYSOUT=*</w:t>
+      </w:r>
+    </w:p>
+    <w:p>
+      <w:pPr>
+        <w:pStyle w:val="ListParagraph"/>
+        <w:spacing w:after="0"/>
+        <w:rPr>
+          <w:rFonts w:cstheme="minorHAnsi"/>
+          <w:sz w:val="24"/>
+          <w:szCs w:val="24"/>
+        </w:rPr>
+      </w:pPr>
+      <w:r>
+        <w:rPr>
+          <w:rFonts w:cstheme="minorHAnsi"/>
+          <w:sz w:val="24"/>
+          <w:szCs w:val="24"/>
+        </w:rPr>
+        <w:t>//SORTIN DD DSN=INPUT.PS.FILE,DISP=SHR</w:t>
+      </w:r>
+    </w:p>
+    <w:p>
+      <w:pPr>
+        <w:pStyle w:val="ListParagraph"/>
+        <w:spacing w:after="0"/>
+        <w:rPr>
+          <w:rFonts w:cstheme="minorHAnsi"/>
+          <w:sz w:val="24"/>
+          <w:szCs w:val="24"/>
+        </w:rPr>
+      </w:pPr>
+      <w:r>
+        <w:rPr>
+          <w:rFonts w:cstheme="minorHAnsi"/>
+          <w:sz w:val="24"/>
+          <w:szCs w:val="24"/>
+        </w:rPr>
+        <w:t>//OUT1   DD DSN=OUTPUT.FILE1,DISP=(NEW,CATLG,DELETE),</w:t>
+      </w:r>
+    </w:p>
+    <w:p>
+      <w:pPr>
+        <w:pStyle w:val="ListParagraph"/>
+        <w:spacing w:after="0"/>
+        <w:rPr>
+          <w:rFonts w:cstheme="minorHAnsi"/>
+          <w:sz w:val="24"/>
+          <w:szCs w:val="24"/>
+        </w:rPr>
+      </w:pPr>
+      <w:r>
+        <w:rPr>
+          <w:rFonts w:cstheme="minorHAnsi"/>
+          <w:sz w:val="24"/>
+          <w:szCs w:val="24"/>
+        </w:rPr>
+        <w:t>//           SPACE=(CYL,(1,1)),UNIT=SYSDA</w:t>
+      </w:r>
+    </w:p>
+    <w:p>
+      <w:pPr>
+        <w:pStyle w:val="ListParagraph"/>
+        <w:spacing w:after="0"/>
         <w:rPr>
           <w:rFonts w:cstheme="minorHAnsi"/>
           <w:sz w:val="24"/>
@@ -9139,196 +9138,6 @@
           <w:szCs w:val="24"/>
         </w:rPr>
         <w:lastRenderedPageBreak/>
-        <w:t xml:space="preserve"> </w:t>
-      </w:r>
-      <w:r>
-        <w:rPr>
-          <w:rFonts w:cstheme="minorHAnsi"/>
-          <w:sz w:val="24"/>
-          <w:szCs w:val="24"/>
-        </w:rPr>
-        <w:t>STOPAFT=301</w:t>
-      </w:r>
-    </w:p>
-    <w:p>
-      <w:pPr>
-        <w:spacing w:after="0"/>
-        <w:ind w:left="720" w:firstLine="720"/>
-        <w:rPr>
-          <w:rFonts w:cstheme="minorHAnsi"/>
-          <w:sz w:val="24"/>
-          <w:szCs w:val="24"/>
-        </w:rPr>
-      </w:pPr>
-      <w:r>
-        <w:rPr>
-          <w:rFonts w:cstheme="minorHAnsi"/>
-          <w:sz w:val="24"/>
-          <w:szCs w:val="24"/>
-        </w:rPr>
-        <w:t>/*</w:t>
-      </w:r>
-    </w:p>
-    <w:p>
-      <w:pPr>
-        <w:spacing w:after="0"/>
-        <w:ind w:left="720" w:firstLine="720"/>
-        <w:rPr>
-          <w:rFonts w:cstheme="minorHAnsi"/>
-          <w:sz w:val="24"/>
-          <w:szCs w:val="24"/>
-        </w:rPr>
-      </w:pPr>
-    </w:p>
-    <w:p>
-      <w:pPr>
-        <w:pStyle w:val="ListParagraph"/>
-        <w:numPr>
-          <w:ilvl w:val="0"/>
-          <w:numId w:val="1"/>
-        </w:numPr>
-        <w:spacing w:after="0"/>
-        <w:rPr>
-          <w:rFonts w:cstheme="minorHAnsi"/>
-          <w:b/>
-          <w:bCs/>
-          <w:sz w:val="24"/>
-          <w:szCs w:val="24"/>
-        </w:rPr>
-      </w:pPr>
-      <w:r>
-        <w:rPr>
-          <w:rFonts w:cstheme="minorHAnsi"/>
-          <w:b/>
-          <w:bCs/>
-          <w:sz w:val="24"/>
-          <w:szCs w:val="24"/>
-        </w:rPr>
-        <w:t>How do I first record from input file 1 to output file 1, second record to output file 2, third record to output file 3, and so on. After that, try to false record from input to output file 1, fifth record to second output file, and sixth record to output file 3.</w:t>
-      </w:r>
-    </w:p>
-    <w:p>
-      <w:pPr>
-        <w:pStyle w:val="ListParagraph"/>
-        <w:spacing w:after="0"/>
-        <w:rPr>
-          <w:rFonts w:cstheme="minorHAnsi"/>
-          <w:sz w:val="24"/>
-          <w:szCs w:val="24"/>
-        </w:rPr>
-      </w:pPr>
-    </w:p>
-    <w:p>
-      <w:pPr>
-        <w:pStyle w:val="ListParagraph"/>
-        <w:spacing w:after="0"/>
-        <w:rPr>
-          <w:rFonts w:cstheme="minorHAnsi"/>
-          <w:sz w:val="24"/>
-          <w:szCs w:val="24"/>
-        </w:rPr>
-      </w:pPr>
-      <w:r>
-        <w:rPr>
-          <w:rFonts w:cstheme="minorHAnsi"/>
-          <w:sz w:val="24"/>
-          <w:szCs w:val="24"/>
-        </w:rPr>
-        <w:t>//STEP1  EXEC PGM=SORT</w:t>
-      </w:r>
-    </w:p>
-    <w:p>
-      <w:pPr>
-        <w:pStyle w:val="ListParagraph"/>
-        <w:spacing w:after="0"/>
-        <w:rPr>
-          <w:rFonts w:cstheme="minorHAnsi"/>
-          <w:sz w:val="24"/>
-          <w:szCs w:val="24"/>
-        </w:rPr>
-      </w:pPr>
-      <w:r>
-        <w:rPr>
-          <w:rFonts w:cstheme="minorHAnsi"/>
-          <w:sz w:val="24"/>
-          <w:szCs w:val="24"/>
-        </w:rPr>
-        <w:t>//SYSOUT DD SYSOUT=*</w:t>
-      </w:r>
-    </w:p>
-    <w:p>
-      <w:pPr>
-        <w:pStyle w:val="ListParagraph"/>
-        <w:spacing w:after="0"/>
-        <w:rPr>
-          <w:rFonts w:cstheme="minorHAnsi"/>
-          <w:sz w:val="24"/>
-          <w:szCs w:val="24"/>
-        </w:rPr>
-      </w:pPr>
-      <w:r>
-        <w:rPr>
-          <w:rFonts w:cstheme="minorHAnsi"/>
-          <w:sz w:val="24"/>
-          <w:szCs w:val="24"/>
-        </w:rPr>
-        <w:t>//SORTIN DD DSN=INPUT.PS.FILE,DISP=SHR</w:t>
-      </w:r>
-    </w:p>
-    <w:p>
-      <w:pPr>
-        <w:pStyle w:val="ListParagraph"/>
-        <w:spacing w:after="0"/>
-        <w:rPr>
-          <w:rFonts w:cstheme="minorHAnsi"/>
-          <w:sz w:val="24"/>
-          <w:szCs w:val="24"/>
-        </w:rPr>
-      </w:pPr>
-      <w:r>
-        <w:rPr>
-          <w:rFonts w:cstheme="minorHAnsi"/>
-          <w:sz w:val="24"/>
-          <w:szCs w:val="24"/>
-        </w:rPr>
-        <w:t>//OUT1   DD DSN=OUTPUT.FILE1,DISP=(NEW,CATLG,DELETE),</w:t>
-      </w:r>
-    </w:p>
-    <w:p>
-      <w:pPr>
-        <w:pStyle w:val="ListParagraph"/>
-        <w:spacing w:after="0"/>
-        <w:rPr>
-          <w:rFonts w:cstheme="minorHAnsi"/>
-          <w:sz w:val="24"/>
-          <w:szCs w:val="24"/>
-        </w:rPr>
-      </w:pPr>
-      <w:r>
-        <w:rPr>
-          <w:rFonts w:cstheme="minorHAnsi"/>
-          <w:sz w:val="24"/>
-          <w:szCs w:val="24"/>
-        </w:rPr>
-        <w:t>//           SPACE=(CYL,(1,1)),UNIT=SYSDA</w:t>
-      </w:r>
-    </w:p>
-    <w:p>
-      <w:pPr>
-        <w:pStyle w:val="ListParagraph"/>
-        <w:spacing w:after="0"/>
-        <w:rPr>
-          <w:rFonts w:cstheme="minorHAnsi"/>
-          <w:sz w:val="24"/>
-          <w:szCs w:val="24"/>
-        </w:rPr>
-      </w:pPr>
-      <w:r>
-        <w:rPr>
-          <w:rFonts w:cstheme="minorHAnsi"/>
-          <w:sz w:val="24"/>
-          <w:szCs w:val="24"/>
-        </w:rPr>
         <w:t>//OUT2   DD DSN=OUTPUT.FILE2,DISP=(NEW,CATLG,DELETE),</w:t>
       </w:r>
     </w:p>
@@ -9983,6 +9792,17 @@
     <w:p>
       <w:pPr>
         <w:pStyle w:val="ListParagraph"/>
+        <w:spacing w:after="0"/>
+        <w:rPr>
+          <w:rFonts w:cstheme="minorHAnsi"/>
+          <w:sz w:val="24"/>
+          <w:szCs w:val="24"/>
+        </w:rPr>
+      </w:pPr>
+    </w:p>
+    <w:p>
+      <w:pPr>
+        <w:pStyle w:val="ListParagraph"/>
         <w:numPr>
           <w:ilvl w:val="0"/>
           <w:numId w:val="1"/>
@@ -9990,6 +9810,3935 @@
         <w:spacing w:after="0"/>
         <w:rPr>
           <w:rFonts w:cstheme="minorHAnsi"/>
+          <w:b/>
+          <w:bCs/>
+          <w:sz w:val="24"/>
+          <w:szCs w:val="24"/>
+        </w:rPr>
+      </w:pPr>
+      <w:r>
+        <w:rPr>
+          <w:rFonts w:cstheme="minorHAnsi"/>
+          <w:b/>
+          <w:bCs/>
+          <w:sz w:val="24"/>
+          <w:szCs w:val="24"/>
+        </w:rPr>
+        <w:t>In COBOL, 2d array having employee ID and employee name, how can you print a report having each employee ID and corresponding name?</w:t>
+      </w:r>
+    </w:p>
+    <w:p>
+      <w:pPr>
+        <w:pStyle w:val="ListParagraph"/>
+        <w:numPr>
+          <w:ilvl w:val="1"/>
+          <w:numId w:val="1"/>
+        </w:numPr>
+        <w:spacing w:after="0"/>
+        <w:rPr>
+          <w:rFonts w:cstheme="minorHAnsi"/>
+          <w:sz w:val="24"/>
+          <w:szCs w:val="24"/>
+        </w:rPr>
+      </w:pPr>
+      <w:r>
+        <w:rPr>
+          <w:rFonts w:cstheme="minorHAnsi"/>
+          <w:sz w:val="24"/>
+          <w:szCs w:val="24"/>
+        </w:rPr>
+        <w:t>01 WS-EMP-TABLE.</w:t>
+      </w:r>
+      <w:r>
+        <w:rPr>
+          <w:rFonts w:cstheme="minorHAnsi"/>
+          <w:sz w:val="24"/>
+          <w:szCs w:val="24"/>
+        </w:rPr>
+        <w:br/>
+        <w:t>05 WS-EMP-DETAIL OCCURS 10 TIMES INDEXED BY IDX.</w:t>
+      </w:r>
+      <w:r>
+        <w:rPr>
+          <w:rFonts w:cstheme="minorHAnsi"/>
+          <w:sz w:val="24"/>
+          <w:szCs w:val="24"/>
+        </w:rPr>
+        <w:br/>
+        <w:t>10 WS-EMP-ID PIC 9(5).</w:t>
+      </w:r>
+      <w:r>
+        <w:rPr>
+          <w:rFonts w:cstheme="minorHAnsi"/>
+          <w:sz w:val="24"/>
+          <w:szCs w:val="24"/>
+        </w:rPr>
+        <w:br/>
+        <w:t>10 WS-EMP-NAME PIC X(20).</w:t>
+      </w:r>
+    </w:p>
+    <w:p>
+      <w:pPr>
+        <w:pStyle w:val="ListParagraph"/>
+        <w:numPr>
+          <w:ilvl w:val="1"/>
+          <w:numId w:val="1"/>
+        </w:numPr>
+        <w:spacing w:after="0"/>
+        <w:rPr>
+          <w:rFonts w:cstheme="minorHAnsi"/>
+          <w:sz w:val="24"/>
+          <w:szCs w:val="24"/>
+        </w:rPr>
+      </w:pPr>
+      <w:r>
+        <w:rPr>
+          <w:rFonts w:cstheme="minorHAnsi"/>
+          <w:sz w:val="24"/>
+          <w:szCs w:val="24"/>
+        </w:rPr>
+        <w:t>PERFORM VARYING IDX FROM 1 BY 1 UNTIL IDX &gt; 1</w:t>
+      </w:r>
+      <w:r>
+        <w:rPr>
+          <w:rFonts w:cstheme="minorHAnsi"/>
+          <w:sz w:val="24"/>
+          <w:szCs w:val="24"/>
+        </w:rPr>
+        <w:t>0</w:t>
+      </w:r>
+      <w:r>
+        <w:rPr>
+          <w:rFonts w:cstheme="minorHAnsi"/>
+          <w:sz w:val="24"/>
+          <w:szCs w:val="24"/>
+        </w:rPr>
+        <w:br/>
+        <w:t>DISPLAY 'EMPLOYEE ID : ' WS-EMP-ID(IDX)</w:t>
+      </w:r>
+      <w:r>
+        <w:rPr>
+          <w:rFonts w:cstheme="minorHAnsi"/>
+          <w:sz w:val="24"/>
+          <w:szCs w:val="24"/>
+        </w:rPr>
+        <w:br/>
+        <w:t>DISPLAY 'EMPLOYEE NAME: ' WS-EMP-NAME(IDX)</w:t>
+      </w:r>
+      <w:r>
+        <w:rPr>
+          <w:rFonts w:cstheme="minorHAnsi"/>
+          <w:sz w:val="24"/>
+          <w:szCs w:val="24"/>
+        </w:rPr>
+        <w:br/>
+        <w:t>DISPLAY '------------------------------'</w:t>
+      </w:r>
+      <w:r>
+        <w:rPr>
+          <w:rFonts w:cstheme="minorHAnsi"/>
+          <w:sz w:val="24"/>
+          <w:szCs w:val="24"/>
+        </w:rPr>
+        <w:br/>
+        <w:t>END-PERFORM.</w:t>
+      </w:r>
+    </w:p>
+    <w:p>
+      <w:pPr>
+        <w:pStyle w:val="ListParagraph"/>
+        <w:spacing w:after="0"/>
+        <w:ind w:left="1440"/>
+        <w:rPr>
+          <w:rFonts w:cstheme="minorHAnsi"/>
+          <w:sz w:val="24"/>
+          <w:szCs w:val="24"/>
+        </w:rPr>
+      </w:pPr>
+    </w:p>
+    <w:p>
+      <w:pPr>
+        <w:pStyle w:val="ListParagraph"/>
+        <w:numPr>
+          <w:ilvl w:val="0"/>
+          <w:numId w:val="1"/>
+        </w:numPr>
+        <w:spacing w:after="0" w:line="240" w:lineRule="auto"/>
+        <w:rPr>
+          <w:rFonts w:cstheme="minorHAnsi"/>
+          <w:b/>
+          <w:bCs/>
+          <w:sz w:val="24"/>
+          <w:szCs w:val="24"/>
+        </w:rPr>
+      </w:pPr>
+      <w:r>
+        <w:rPr>
+          <w:rFonts w:cstheme="minorHAnsi"/>
+          <w:b/>
+          <w:bCs/>
+          <w:sz w:val="24"/>
+          <w:szCs w:val="24"/>
+        </w:rPr>
+        <w:lastRenderedPageBreak/>
+        <w:t>Remove leading and trailing spaces from string</w:t>
+      </w:r>
+    </w:p>
+    <w:p>
+      <w:pPr>
+        <w:pStyle w:val="NormalWeb"/>
+        <w:numPr>
+          <w:ilvl w:val="1"/>
+          <w:numId w:val="1"/>
+        </w:numPr>
+        <w:rPr>
+          <w:rFonts w:asciiTheme="minorHAnsi" w:eastAsiaTheme="minorHAnsi" w:hAnsiTheme="minorHAnsi" w:cstheme="minorHAnsi"/>
+          <w:kern w:val="2"/>
+          <w:lang w:eastAsia="en-US"/>
+          <w14:ligatures w14:val="standardContextual"/>
+        </w:rPr>
+      </w:pPr>
+      <w:r>
+        <w:rPr>
+          <w:rFonts w:asciiTheme="minorHAnsi" w:eastAsiaTheme="minorHAnsi" w:hAnsiTheme="minorHAnsi" w:cstheme="minorHAnsi"/>
+          <w:kern w:val="2"/>
+          <w:lang w:eastAsia="en-US"/>
+          <w14:ligatures w14:val="standardContextual"/>
+        </w:rPr>
+        <w:t>By default: Removes trailing spaces.</w:t>
+      </w:r>
+    </w:p>
+    <w:p>
+      <w:pPr>
+        <w:pStyle w:val="ListParagraph"/>
+        <w:numPr>
+          <w:ilvl w:val="2"/>
+          <w:numId w:val="1"/>
+        </w:numPr>
+        <w:spacing w:after="0" w:line="240" w:lineRule="auto"/>
+        <w:rPr>
+          <w:rFonts w:cstheme="minorHAnsi"/>
+          <w:sz w:val="24"/>
+          <w:szCs w:val="24"/>
+        </w:rPr>
+      </w:pPr>
+      <w:r>
+        <w:rPr>
+          <w:rFonts w:cstheme="minorHAnsi"/>
+          <w:sz w:val="24"/>
+          <w:szCs w:val="24"/>
+        </w:rPr>
+        <w:t xml:space="preserve">MOVE FUNCTION TRIM(WS-NAME) TO WS-NAME </w:t>
+      </w:r>
+    </w:p>
+    <w:p>
+      <w:pPr>
+        <w:pStyle w:val="ListParagraph"/>
+        <w:numPr>
+          <w:ilvl w:val="1"/>
+          <w:numId w:val="1"/>
+        </w:numPr>
+        <w:spacing w:after="0" w:line="240" w:lineRule="auto"/>
+        <w:rPr>
+          <w:rFonts w:cstheme="minorHAnsi"/>
+          <w:sz w:val="24"/>
+          <w:szCs w:val="24"/>
+        </w:rPr>
+      </w:pPr>
+      <w:r>
+        <w:rPr>
+          <w:rFonts w:cstheme="minorHAnsi"/>
+          <w:sz w:val="24"/>
+          <w:szCs w:val="24"/>
+        </w:rPr>
+        <w:t>MOVE FUNCTION TRIM(WS-NAME, LEADING) TO WS-NAME</w:t>
+      </w:r>
+    </w:p>
+    <w:p>
+      <w:pPr>
+        <w:pStyle w:val="ListParagraph"/>
+        <w:numPr>
+          <w:ilvl w:val="1"/>
+          <w:numId w:val="1"/>
+        </w:numPr>
+        <w:tabs>
+          <w:tab w:val="left" w:pos="916"/>
+          <w:tab w:val="left" w:pos="1832"/>
+          <w:tab w:val="left" w:pos="2748"/>
+          <w:tab w:val="left" w:pos="3664"/>
+          <w:tab w:val="left" w:pos="4580"/>
+          <w:tab w:val="left" w:pos="5496"/>
+          <w:tab w:val="left" w:pos="6412"/>
+          <w:tab w:val="left" w:pos="7328"/>
+          <w:tab w:val="left" w:pos="8244"/>
+          <w:tab w:val="left" w:pos="9160"/>
+          <w:tab w:val="left" w:pos="10076"/>
+          <w:tab w:val="left" w:pos="10992"/>
+          <w:tab w:val="left" w:pos="11908"/>
+          <w:tab w:val="left" w:pos="12824"/>
+          <w:tab w:val="left" w:pos="13740"/>
+          <w:tab w:val="left" w:pos="14656"/>
+        </w:tabs>
+        <w:spacing w:after="0" w:line="240" w:lineRule="auto"/>
+        <w:rPr>
+          <w:rFonts w:cstheme="minorHAnsi"/>
+          <w:sz w:val="24"/>
+          <w:szCs w:val="24"/>
+        </w:rPr>
+      </w:pPr>
+      <w:r>
+        <w:rPr>
+          <w:rFonts w:cstheme="minorHAnsi"/>
+          <w:sz w:val="24"/>
+          <w:szCs w:val="24"/>
+        </w:rPr>
+        <w:t>MOVE FUNCTION TRIM(WS-NAME, BOTH) TO WS-NAME</w:t>
+      </w:r>
+    </w:p>
+    <w:p>
+      <w:pPr>
+        <w:pStyle w:val="ListParagraph"/>
+        <w:numPr>
+          <w:ilvl w:val="1"/>
+          <w:numId w:val="1"/>
+        </w:numPr>
+        <w:spacing w:after="0" w:line="240" w:lineRule="auto"/>
+        <w:rPr>
+          <w:rFonts w:cstheme="minorHAnsi"/>
+          <w:sz w:val="24"/>
+          <w:szCs w:val="24"/>
+        </w:rPr>
+      </w:pPr>
+      <w:r>
+        <w:rPr>
+          <w:rFonts w:cstheme="minorHAnsi"/>
+          <w:sz w:val="24"/>
+          <w:szCs w:val="24"/>
+        </w:rPr>
+        <w:t>//SYSIN DD *</w:t>
+      </w:r>
+      <w:r>
+        <w:rPr>
+          <w:rFonts w:cstheme="minorHAnsi"/>
+          <w:sz w:val="24"/>
+          <w:szCs w:val="24"/>
+        </w:rPr>
+        <w:t xml:space="preserve"> </w:t>
+      </w:r>
+      <w:r>
+        <w:rPr>
+          <w:rFonts w:cstheme="minorHAnsi"/>
+          <w:sz w:val="24"/>
+          <w:szCs w:val="24"/>
+        </w:rPr>
+        <w:br/>
+        <w:t>OPTION COPY</w:t>
+      </w:r>
+      <w:r>
+        <w:rPr>
+          <w:rFonts w:cstheme="minorHAnsi"/>
+          <w:sz w:val="24"/>
+          <w:szCs w:val="24"/>
+        </w:rPr>
+        <w:br/>
+        <w:t>OUTREC BUILD=(1,30,SHIFT=RIGHT/LEFT)</w:t>
+      </w:r>
+      <w:r>
+        <w:rPr>
+          <w:rFonts w:cstheme="minorHAnsi"/>
+          <w:sz w:val="24"/>
+          <w:szCs w:val="24"/>
+        </w:rPr>
+        <w:br/>
+        <w:t>/*</w:t>
+      </w:r>
+    </w:p>
+    <w:p>
+      <w:pPr>
+        <w:pStyle w:val="ListParagraph"/>
+        <w:spacing w:after="0" w:line="240" w:lineRule="auto"/>
+        <w:ind w:left="1440"/>
+        <w:rPr>
+          <w:rFonts w:cstheme="minorHAnsi"/>
+          <w:sz w:val="24"/>
+          <w:szCs w:val="24"/>
+        </w:rPr>
+      </w:pPr>
+    </w:p>
+    <w:p>
+      <w:pPr>
+        <w:pStyle w:val="ListParagraph"/>
+        <w:numPr>
+          <w:ilvl w:val="0"/>
+          <w:numId w:val="1"/>
+        </w:numPr>
+        <w:spacing w:after="0"/>
+        <w:rPr>
+          <w:rFonts w:cstheme="minorHAnsi"/>
+          <w:b/>
+          <w:bCs/>
+          <w:sz w:val="24"/>
+          <w:szCs w:val="24"/>
+        </w:rPr>
+      </w:pPr>
+      <w:r>
+        <w:rPr>
+          <w:rFonts w:cstheme="minorHAnsi"/>
+          <w:b/>
+          <w:bCs/>
+          <w:sz w:val="24"/>
+          <w:szCs w:val="24"/>
+        </w:rPr>
+        <w:t>In a COBOL-VSAM program, one particular VSAM file is migrated to a DB2 table. So, in order to rewrite the same program in COBOL-DB2 structure, what all changes need to be made in program copybook JCL level?</w:t>
+      </w:r>
+    </w:p>
+    <w:p>
+      <w:pPr>
+        <w:pStyle w:val="ListParagraph"/>
+        <w:numPr>
+          <w:ilvl w:val="1"/>
+          <w:numId w:val="1"/>
+        </w:numPr>
+        <w:spacing w:after="0"/>
+        <w:rPr>
+          <w:rFonts w:cstheme="minorHAnsi"/>
+          <w:b/>
+          <w:bCs/>
+          <w:sz w:val="24"/>
+          <w:szCs w:val="24"/>
+        </w:rPr>
+      </w:pPr>
+      <w:r>
+        <w:rPr>
+          <w:rFonts w:cstheme="minorHAnsi"/>
+          <w:b/>
+          <w:bCs/>
+          <w:sz w:val="24"/>
+          <w:szCs w:val="24"/>
+        </w:rPr>
+        <w:t>Program Level</w:t>
+      </w:r>
+    </w:p>
+    <w:p>
+      <w:pPr>
+        <w:pStyle w:val="ListParagraph"/>
+        <w:numPr>
+          <w:ilvl w:val="2"/>
+          <w:numId w:val="1"/>
+        </w:numPr>
+        <w:spacing w:after="0"/>
+        <w:rPr>
+          <w:rFonts w:cstheme="minorHAnsi"/>
+          <w:sz w:val="24"/>
+          <w:szCs w:val="24"/>
+        </w:rPr>
+      </w:pPr>
+      <w:r>
+        <w:rPr>
+          <w:rFonts w:cstheme="minorHAnsi"/>
+          <w:sz w:val="24"/>
+          <w:szCs w:val="24"/>
+        </w:rPr>
+        <w:t>Remove FILE section</w:t>
+      </w:r>
+    </w:p>
+    <w:p>
+      <w:pPr>
+        <w:pStyle w:val="ListParagraph"/>
+        <w:numPr>
+          <w:ilvl w:val="2"/>
+          <w:numId w:val="1"/>
+        </w:numPr>
+        <w:spacing w:after="0"/>
+        <w:rPr>
+          <w:rFonts w:cstheme="minorHAnsi"/>
+          <w:sz w:val="24"/>
+          <w:szCs w:val="24"/>
+        </w:rPr>
+      </w:pPr>
+      <w:r>
+        <w:rPr>
+          <w:rFonts w:cstheme="minorHAnsi"/>
+          <w:sz w:val="24"/>
+          <w:szCs w:val="24"/>
+        </w:rPr>
+        <w:t>Replace READ/WRITE with SQL</w:t>
+      </w:r>
+    </w:p>
+    <w:p>
+      <w:pPr>
+        <w:pStyle w:val="ListParagraph"/>
+        <w:numPr>
+          <w:ilvl w:val="2"/>
+          <w:numId w:val="1"/>
+        </w:numPr>
+        <w:spacing w:after="0"/>
+        <w:rPr>
+          <w:rFonts w:cstheme="minorHAnsi"/>
+          <w:sz w:val="24"/>
+          <w:szCs w:val="24"/>
+        </w:rPr>
+      </w:pPr>
+      <w:r>
+        <w:rPr>
+          <w:rFonts w:cstheme="minorHAnsi"/>
+          <w:sz w:val="24"/>
+          <w:szCs w:val="24"/>
+        </w:rPr>
+        <w:t>Add Cursor logic</w:t>
+      </w:r>
+    </w:p>
+    <w:p>
+      <w:pPr>
+        <w:pStyle w:val="ListParagraph"/>
+        <w:numPr>
+          <w:ilvl w:val="2"/>
+          <w:numId w:val="1"/>
+        </w:numPr>
+        <w:spacing w:after="0"/>
+        <w:rPr>
+          <w:rFonts w:cstheme="minorHAnsi"/>
+          <w:sz w:val="24"/>
+          <w:szCs w:val="24"/>
+        </w:rPr>
+      </w:pPr>
+      <w:r>
+        <w:rPr>
+          <w:rFonts w:cstheme="minorHAnsi"/>
+          <w:sz w:val="24"/>
+          <w:szCs w:val="24"/>
+        </w:rPr>
+        <w:t>Add SQLCA</w:t>
+      </w:r>
+    </w:p>
+    <w:p>
+      <w:pPr>
+        <w:pStyle w:val="ListParagraph"/>
+        <w:numPr>
+          <w:ilvl w:val="2"/>
+          <w:numId w:val="1"/>
+        </w:numPr>
+        <w:spacing w:after="0"/>
+        <w:rPr>
+          <w:rFonts w:cstheme="minorHAnsi"/>
+          <w:sz w:val="24"/>
+          <w:szCs w:val="24"/>
+        </w:rPr>
+      </w:pPr>
+      <w:r>
+        <w:rPr>
+          <w:rFonts w:cstheme="minorHAnsi"/>
+          <w:sz w:val="24"/>
+          <w:szCs w:val="24"/>
+        </w:rPr>
+        <w:t>Add COMMIT/ROLLBACK</w:t>
+      </w:r>
+    </w:p>
+    <w:p>
+      <w:pPr>
+        <w:pStyle w:val="ListParagraph"/>
+        <w:numPr>
+          <w:ilvl w:val="1"/>
+          <w:numId w:val="1"/>
+        </w:numPr>
+        <w:spacing w:after="0"/>
+        <w:rPr>
+          <w:rFonts w:cstheme="minorHAnsi"/>
+          <w:b/>
+          <w:bCs/>
+          <w:sz w:val="24"/>
+          <w:szCs w:val="24"/>
+        </w:rPr>
+      </w:pPr>
+      <w:r>
+        <w:rPr>
+          <w:rFonts w:cstheme="minorHAnsi"/>
+          <w:b/>
+          <w:bCs/>
+          <w:sz w:val="24"/>
+          <w:szCs w:val="24"/>
+        </w:rPr>
+        <w:t>Copybook Level</w:t>
+      </w:r>
+    </w:p>
+    <w:p>
+      <w:pPr>
+        <w:pStyle w:val="ListParagraph"/>
+        <w:numPr>
+          <w:ilvl w:val="2"/>
+          <w:numId w:val="1"/>
+        </w:numPr>
+        <w:spacing w:after="0"/>
+        <w:rPr>
+          <w:rFonts w:cstheme="minorHAnsi"/>
+          <w:sz w:val="24"/>
+          <w:szCs w:val="24"/>
+        </w:rPr>
+      </w:pPr>
+      <w:r>
+        <w:rPr>
+          <w:rFonts w:cstheme="minorHAnsi"/>
+          <w:sz w:val="24"/>
+          <w:szCs w:val="24"/>
+        </w:rPr>
+        <w:t>Remove FD layout</w:t>
+      </w:r>
+    </w:p>
+    <w:p>
+      <w:pPr>
+        <w:pStyle w:val="ListParagraph"/>
+        <w:numPr>
+          <w:ilvl w:val="2"/>
+          <w:numId w:val="1"/>
+        </w:numPr>
+        <w:spacing w:after="0"/>
+        <w:rPr>
+          <w:rFonts w:cstheme="minorHAnsi"/>
+          <w:sz w:val="24"/>
+          <w:szCs w:val="24"/>
+        </w:rPr>
+      </w:pPr>
+      <w:r>
+        <w:rPr>
+          <w:rFonts w:cstheme="minorHAnsi"/>
+          <w:sz w:val="24"/>
+          <w:szCs w:val="24"/>
+        </w:rPr>
+        <w:t>Add DCLGEN structure</w:t>
+      </w:r>
+    </w:p>
+    <w:p>
+      <w:pPr>
+        <w:pStyle w:val="ListParagraph"/>
+        <w:numPr>
+          <w:ilvl w:val="2"/>
+          <w:numId w:val="1"/>
+        </w:numPr>
+        <w:spacing w:after="0"/>
+        <w:rPr>
+          <w:rFonts w:cstheme="minorHAnsi"/>
+          <w:sz w:val="24"/>
+          <w:szCs w:val="24"/>
+        </w:rPr>
+      </w:pPr>
+      <w:r>
+        <w:rPr>
+          <w:rFonts w:cstheme="minorHAnsi"/>
+          <w:sz w:val="24"/>
+          <w:szCs w:val="24"/>
+        </w:rPr>
+        <w:t>Add Null indicators</w:t>
+      </w:r>
+    </w:p>
+    <w:p>
+      <w:pPr>
+        <w:pStyle w:val="ListParagraph"/>
+        <w:numPr>
+          <w:ilvl w:val="2"/>
+          <w:numId w:val="1"/>
+        </w:numPr>
+        <w:spacing w:after="0"/>
+        <w:rPr>
+          <w:rFonts w:cstheme="minorHAnsi"/>
+          <w:sz w:val="24"/>
+          <w:szCs w:val="24"/>
+        </w:rPr>
+      </w:pPr>
+      <w:r>
+        <w:rPr>
+          <w:rFonts w:cstheme="minorHAnsi"/>
+          <w:sz w:val="24"/>
+          <w:szCs w:val="24"/>
+        </w:rPr>
+        <w:t>Include SQLCA</w:t>
+      </w:r>
+    </w:p>
+    <w:p>
+      <w:pPr>
+        <w:pStyle w:val="ListParagraph"/>
+        <w:numPr>
+          <w:ilvl w:val="1"/>
+          <w:numId w:val="1"/>
+        </w:numPr>
+        <w:spacing w:after="0"/>
+        <w:rPr>
+          <w:rFonts w:cstheme="minorHAnsi"/>
+          <w:b/>
+          <w:bCs/>
+          <w:sz w:val="24"/>
+          <w:szCs w:val="24"/>
+        </w:rPr>
+      </w:pPr>
+      <w:r>
+        <w:rPr>
+          <w:rFonts w:cstheme="minorHAnsi"/>
+          <w:b/>
+          <w:bCs/>
+          <w:sz w:val="24"/>
+          <w:szCs w:val="24"/>
+        </w:rPr>
+        <w:t>JCL Level</w:t>
+      </w:r>
+    </w:p>
+    <w:p>
+      <w:pPr>
+        <w:pStyle w:val="ListParagraph"/>
+        <w:numPr>
+          <w:ilvl w:val="2"/>
+          <w:numId w:val="1"/>
+        </w:numPr>
+        <w:spacing w:after="0"/>
+        <w:rPr>
+          <w:rFonts w:cstheme="minorHAnsi"/>
+          <w:sz w:val="24"/>
+          <w:szCs w:val="24"/>
+        </w:rPr>
+      </w:pPr>
+      <w:r>
+        <w:rPr>
+          <w:rFonts w:cstheme="minorHAnsi"/>
+          <w:sz w:val="24"/>
+          <w:szCs w:val="24"/>
+        </w:rPr>
+        <w:t>Remove VSAM DD</w:t>
+      </w:r>
+    </w:p>
+    <w:p>
+      <w:pPr>
+        <w:pStyle w:val="ListParagraph"/>
+        <w:numPr>
+          <w:ilvl w:val="2"/>
+          <w:numId w:val="1"/>
+        </w:numPr>
+        <w:spacing w:after="0"/>
+        <w:rPr>
+          <w:rFonts w:cstheme="minorHAnsi"/>
+          <w:sz w:val="24"/>
+          <w:szCs w:val="24"/>
+        </w:rPr>
+      </w:pPr>
+      <w:r>
+        <w:rPr>
+          <w:rFonts w:cstheme="minorHAnsi"/>
+          <w:sz w:val="24"/>
+          <w:szCs w:val="24"/>
+        </w:rPr>
+        <w:t>Add Precompile step</w:t>
+      </w:r>
+    </w:p>
+    <w:p>
+      <w:pPr>
+        <w:pStyle w:val="ListParagraph"/>
+        <w:numPr>
+          <w:ilvl w:val="2"/>
+          <w:numId w:val="1"/>
+        </w:numPr>
+        <w:spacing w:after="0"/>
+        <w:rPr>
+          <w:rFonts w:cstheme="minorHAnsi"/>
+          <w:sz w:val="24"/>
+          <w:szCs w:val="24"/>
+        </w:rPr>
+      </w:pPr>
+      <w:r>
+        <w:rPr>
+          <w:rFonts w:cstheme="minorHAnsi"/>
+          <w:sz w:val="24"/>
+          <w:szCs w:val="24"/>
+        </w:rPr>
+        <w:t>Add Bind step</w:t>
+      </w:r>
+    </w:p>
+    <w:p>
+      <w:pPr>
+        <w:pStyle w:val="ListParagraph"/>
+        <w:numPr>
+          <w:ilvl w:val="2"/>
+          <w:numId w:val="1"/>
+        </w:numPr>
+        <w:spacing w:after="0"/>
+        <w:rPr>
+          <w:rFonts w:cstheme="minorHAnsi"/>
+          <w:sz w:val="24"/>
+          <w:szCs w:val="24"/>
+        </w:rPr>
+      </w:pPr>
+      <w:r>
+        <w:rPr>
+          <w:rFonts w:cstheme="minorHAnsi"/>
+          <w:sz w:val="24"/>
+          <w:szCs w:val="24"/>
+        </w:rPr>
+        <w:t>Add DB2 libraries</w:t>
+      </w:r>
+    </w:p>
+    <w:p>
+      <w:pPr>
+        <w:pStyle w:val="ListParagraph"/>
+        <w:numPr>
+          <w:ilvl w:val="2"/>
+          <w:numId w:val="1"/>
+        </w:numPr>
+        <w:spacing w:after="0"/>
+        <w:rPr>
+          <w:rFonts w:cstheme="minorHAnsi"/>
+          <w:sz w:val="24"/>
+          <w:szCs w:val="24"/>
+        </w:rPr>
+      </w:pPr>
+      <w:r>
+        <w:rPr>
+          <w:rFonts w:cstheme="minorHAnsi"/>
+          <w:sz w:val="24"/>
+          <w:szCs w:val="24"/>
+        </w:rPr>
+        <w:t>Add plan/package</w:t>
+      </w:r>
+    </w:p>
+    <w:p>
+      <w:pPr>
+        <w:pStyle w:val="ListParagraph"/>
+        <w:spacing w:after="0"/>
+        <w:ind w:left="1440"/>
+        <w:rPr>
+          <w:rFonts w:cstheme="minorHAnsi"/>
+          <w:sz w:val="24"/>
+          <w:szCs w:val="24"/>
+        </w:rPr>
+      </w:pPr>
+    </w:p>
+    <w:p>
+      <w:pPr>
+        <w:pStyle w:val="ListParagraph"/>
+        <w:numPr>
+          <w:ilvl w:val="0"/>
+          <w:numId w:val="1"/>
+        </w:numPr>
+        <w:spacing w:after="0"/>
+        <w:rPr>
+          <w:b/>
+          <w:bCs/>
+        </w:rPr>
+      </w:pPr>
+      <w:r>
+        <w:rPr>
+          <w:b/>
+          <w:bCs/>
+        </w:rPr>
+        <w:t>I have a PS file and one employee table. I want to compare the key field in PS file with the key field in the table.</w:t>
+      </w:r>
+    </w:p>
+    <w:p>
+      <w:pPr>
+        <w:pStyle w:val="NormalWeb"/>
+        <w:numPr>
+          <w:ilvl w:val="1"/>
+          <w:numId w:val="1"/>
+        </w:numPr>
+        <w:rPr>
+          <w:rFonts w:asciiTheme="minorHAnsi" w:eastAsiaTheme="minorHAnsi" w:hAnsiTheme="minorHAnsi" w:cstheme="minorBidi"/>
+          <w:kern w:val="2"/>
+          <w:sz w:val="22"/>
+          <w:szCs w:val="22"/>
+          <w:lang w:eastAsia="en-US"/>
+          <w14:ligatures w14:val="standardContextual"/>
+        </w:rPr>
+      </w:pPr>
+      <w:r>
+        <w:rPr>
+          <w:rFonts w:asciiTheme="minorHAnsi" w:eastAsiaTheme="minorHAnsi" w:hAnsiTheme="minorHAnsi" w:cstheme="minorBidi"/>
+          <w:kern w:val="2"/>
+          <w:sz w:val="22"/>
+          <w:szCs w:val="22"/>
+          <w:lang w:eastAsia="en-US"/>
+          <w14:ligatures w14:val="standardContextual"/>
+        </w:rPr>
+        <w:t>Open PS file</w:t>
+      </w:r>
+    </w:p>
+    <w:p>
+      <w:pPr>
+        <w:pStyle w:val="NormalWeb"/>
+        <w:numPr>
+          <w:ilvl w:val="1"/>
+          <w:numId w:val="1"/>
+        </w:numPr>
+        <w:rPr>
+          <w:rFonts w:asciiTheme="minorHAnsi" w:eastAsiaTheme="minorHAnsi" w:hAnsiTheme="minorHAnsi" w:cstheme="minorBidi"/>
+          <w:kern w:val="2"/>
+          <w:sz w:val="22"/>
+          <w:szCs w:val="22"/>
+          <w:lang w:eastAsia="en-US"/>
+          <w14:ligatures w14:val="standardContextual"/>
+        </w:rPr>
+      </w:pPr>
+      <w:r>
+        <w:rPr>
+          <w:rFonts w:asciiTheme="minorHAnsi" w:eastAsiaTheme="minorHAnsi" w:hAnsiTheme="minorHAnsi" w:cstheme="minorBidi"/>
+          <w:kern w:val="2"/>
+          <w:sz w:val="22"/>
+          <w:szCs w:val="22"/>
+          <w:lang w:eastAsia="en-US"/>
+          <w14:ligatures w14:val="standardContextual"/>
+        </w:rPr>
+        <w:t>Read record</w:t>
+      </w:r>
+    </w:p>
+    <w:p>
+      <w:pPr>
+        <w:pStyle w:val="NormalWeb"/>
+        <w:numPr>
+          <w:ilvl w:val="1"/>
+          <w:numId w:val="1"/>
+        </w:numPr>
+        <w:rPr>
+          <w:rFonts w:asciiTheme="minorHAnsi" w:eastAsiaTheme="minorHAnsi" w:hAnsiTheme="minorHAnsi" w:cstheme="minorBidi"/>
+          <w:kern w:val="2"/>
+          <w:sz w:val="22"/>
+          <w:szCs w:val="22"/>
+          <w:lang w:eastAsia="en-US"/>
+          <w14:ligatures w14:val="standardContextual"/>
+        </w:rPr>
+      </w:pPr>
+      <w:r>
+        <w:rPr>
+          <w:rFonts w:asciiTheme="minorHAnsi" w:eastAsiaTheme="minorHAnsi" w:hAnsiTheme="minorHAnsi" w:cstheme="minorBidi"/>
+          <w:kern w:val="2"/>
+          <w:sz w:val="22"/>
+          <w:szCs w:val="22"/>
+          <w:lang w:eastAsia="en-US"/>
+          <w14:ligatures w14:val="standardContextual"/>
+        </w:rPr>
+        <w:t>For each record → SELECT from DB2 using key</w:t>
+      </w:r>
+    </w:p>
+    <w:p>
+      <w:pPr>
+        <w:pStyle w:val="NormalWeb"/>
+        <w:numPr>
+          <w:ilvl w:val="1"/>
+          <w:numId w:val="1"/>
+        </w:numPr>
+        <w:rPr>
+          <w:rFonts w:asciiTheme="minorHAnsi" w:eastAsiaTheme="minorHAnsi" w:hAnsiTheme="minorHAnsi" w:cstheme="minorBidi"/>
+          <w:kern w:val="2"/>
+          <w:sz w:val="22"/>
+          <w:szCs w:val="22"/>
+          <w:lang w:eastAsia="en-US"/>
+          <w14:ligatures w14:val="standardContextual"/>
+        </w:rPr>
+      </w:pPr>
+      <w:r>
+        <w:rPr>
+          <w:rFonts w:asciiTheme="minorHAnsi" w:eastAsiaTheme="minorHAnsi" w:hAnsiTheme="minorHAnsi" w:cstheme="minorBidi"/>
+          <w:kern w:val="2"/>
+          <w:sz w:val="22"/>
+          <w:szCs w:val="22"/>
+          <w:lang w:eastAsia="en-US"/>
+          <w14:ligatures w14:val="standardContextual"/>
+        </w:rPr>
+        <w:t>Check SQLCODE</w:t>
+      </w:r>
+    </w:p>
+    <w:p>
+      <w:pPr>
+        <w:pStyle w:val="NormalWeb"/>
+        <w:spacing w:before="0" w:beforeAutospacing="0" w:after="0" w:afterAutospacing="0"/>
+        <w:rPr>
+          <w:rFonts w:asciiTheme="minorHAnsi" w:eastAsiaTheme="minorHAnsi" w:hAnsiTheme="minorHAnsi" w:cstheme="minorBidi"/>
+          <w:kern w:val="2"/>
+          <w:sz w:val="22"/>
+          <w:szCs w:val="22"/>
+          <w:lang w:eastAsia="en-US"/>
+          <w14:ligatures w14:val="standardContextual"/>
+        </w:rPr>
+      </w:pPr>
+    </w:p>
+    <w:p>
+      <w:pPr>
+        <w:pStyle w:val="ListParagraph"/>
+        <w:numPr>
+          <w:ilvl w:val="0"/>
+          <w:numId w:val="1"/>
+        </w:numPr>
+        <w:spacing w:after="0"/>
+        <w:rPr>
+          <w:rFonts w:cstheme="minorHAnsi"/>
+          <w:b/>
+          <w:bCs/>
+          <w:sz w:val="24"/>
+          <w:szCs w:val="24"/>
+        </w:rPr>
+      </w:pPr>
+      <w:r>
+        <w:rPr>
+          <w:rFonts w:cstheme="minorHAnsi"/>
+          <w:b/>
+          <w:bCs/>
+          <w:sz w:val="24"/>
+          <w:szCs w:val="24"/>
+        </w:rPr>
+        <w:t>A, B, C, and D are four programs in which A is calling B, B is calling C, and C is calling D. B and D are the DB2 programs . How many DBRM, Plan, and Packages are present?</w:t>
+      </w:r>
+    </w:p>
+    <w:p>
+      <w:pPr>
+        <w:pStyle w:val="NormalWeb"/>
+        <w:numPr>
+          <w:ilvl w:val="1"/>
+          <w:numId w:val="1"/>
+        </w:numPr>
+      </w:pPr>
+      <w:r>
+        <w:t>DBRM is generated only for programs containing EXEC SQL statements.</w:t>
+      </w:r>
+    </w:p>
+    <w:p>
+      <w:pPr>
+        <w:pStyle w:val="NormalWeb"/>
+        <w:numPr>
+          <w:ilvl w:val="1"/>
+          <w:numId w:val="1"/>
+        </w:numPr>
+      </w:pPr>
+      <w:r>
+        <w:t>Since B and D are DB2 programs → 2 DBRMs.</w:t>
+      </w:r>
+    </w:p>
+    <w:p>
+      <w:pPr>
+        <w:pStyle w:val="NormalWeb"/>
+        <w:numPr>
+          <w:ilvl w:val="1"/>
+          <w:numId w:val="1"/>
+        </w:numPr>
+      </w:pPr>
+      <w:r>
+        <w:t>Each DBRM becomes one package → 2 packages.</w:t>
+      </w:r>
+    </w:p>
+    <w:p>
+      <w:pPr>
+        <w:pStyle w:val="NormalWeb"/>
+        <w:numPr>
+          <w:ilvl w:val="1"/>
+          <w:numId w:val="1"/>
+        </w:numPr>
+      </w:pPr>
+      <w:r>
+        <w:t>These packages are bound into one plan → 1 plan.</w:t>
+      </w:r>
+    </w:p>
+    <w:p>
+      <w:pPr>
+        <w:pStyle w:val="NormalWeb"/>
+      </w:pPr>
+    </w:p>
+    <w:p>
+      <w:pPr>
+        <w:pStyle w:val="NormalWeb"/>
+      </w:pPr>
+    </w:p>
+    <w:p>
+      <w:pPr>
+        <w:pStyle w:val="ListParagraph"/>
+        <w:numPr>
+          <w:ilvl w:val="0"/>
+          <w:numId w:val="1"/>
+        </w:numPr>
+        <w:spacing w:after="0"/>
+        <w:rPr>
+          <w:rFonts w:cstheme="minorHAnsi"/>
+          <w:b/>
+          <w:bCs/>
+          <w:sz w:val="24"/>
+          <w:szCs w:val="24"/>
+        </w:rPr>
+      </w:pPr>
+      <w:r>
+        <w:rPr>
+          <w:rFonts w:cstheme="minorHAnsi"/>
+          <w:b/>
+          <w:bCs/>
+          <w:sz w:val="24"/>
+          <w:szCs w:val="24"/>
+        </w:rPr>
+        <w:lastRenderedPageBreak/>
+        <w:t xml:space="preserve">A COBOL DB2 program takes a flat file as input and updates a DB2 table and then creates an output file. The flat file has one million records. </w:t>
+      </w:r>
+    </w:p>
+    <w:p>
+      <w:pPr>
+        <w:pStyle w:val="ListParagraph"/>
+        <w:numPr>
+          <w:ilvl w:val="1"/>
+          <w:numId w:val="1"/>
+        </w:numPr>
+        <w:spacing w:after="0"/>
+        <w:rPr>
+          <w:rFonts w:cstheme="minorHAnsi"/>
+          <w:b/>
+          <w:bCs/>
+          <w:sz w:val="24"/>
+          <w:szCs w:val="24"/>
+        </w:rPr>
+      </w:pPr>
+      <w:r>
+        <w:rPr>
+          <w:rFonts w:cstheme="minorHAnsi"/>
+          <w:b/>
+          <w:bCs/>
+          <w:sz w:val="24"/>
+          <w:szCs w:val="24"/>
+        </w:rPr>
+        <w:t>a. If the program fails after processing 9,999 records, how do we restart it? The commit freque</w:t>
+      </w:r>
+      <w:r>
+        <w:rPr>
+          <w:rFonts w:cstheme="minorHAnsi"/>
+          <w:b/>
+          <w:bCs/>
+          <w:sz w:val="24"/>
+          <w:szCs w:val="24"/>
+        </w:rPr>
+        <w:t>n</w:t>
+      </w:r>
+      <w:r>
+        <w:rPr>
+          <w:rFonts w:cstheme="minorHAnsi"/>
+          <w:b/>
+          <w:bCs/>
+          <w:sz w:val="24"/>
+          <w:szCs w:val="24"/>
+        </w:rPr>
+        <w:t xml:space="preserve">cy is 1000. </w:t>
+      </w:r>
+      <w:r>
+        <w:rPr>
+          <w:rFonts w:cstheme="minorHAnsi"/>
+          <w:b/>
+          <w:bCs/>
+          <w:sz w:val="24"/>
+          <w:szCs w:val="24"/>
+        </w:rPr>
+        <w:br/>
+        <w:t xml:space="preserve">b. if it fails after processing 10K records, how to proceed with restart? </w:t>
+      </w:r>
+      <w:r>
+        <w:rPr>
+          <w:rFonts w:cstheme="minorHAnsi"/>
+          <w:b/>
+          <w:bCs/>
+          <w:sz w:val="24"/>
+          <w:szCs w:val="24"/>
+        </w:rPr>
+        <w:br/>
+        <w:t>c.</w:t>
+      </w:r>
+      <w:r>
+        <w:rPr>
+          <w:b/>
+          <w:bCs/>
+        </w:rPr>
+        <w:t xml:space="preserve"> </w:t>
+      </w:r>
+      <w:r>
+        <w:rPr>
+          <w:rFonts w:cstheme="minorHAnsi"/>
+          <w:b/>
+          <w:bCs/>
+          <w:sz w:val="24"/>
+          <w:szCs w:val="24"/>
+        </w:rPr>
+        <w:t>What happens to the output file records after the abends and how to handle the restart with respect to output file?</w:t>
+      </w:r>
+    </w:p>
+    <w:p>
+      <w:pPr>
+        <w:pStyle w:val="ListParagraph"/>
+        <w:numPr>
+          <w:ilvl w:val="1"/>
+          <w:numId w:val="1"/>
+        </w:numPr>
+        <w:spacing w:after="0"/>
+        <w:rPr>
+          <w:rFonts w:cstheme="minorHAnsi"/>
+          <w:sz w:val="24"/>
+          <w:szCs w:val="24"/>
+        </w:rPr>
+      </w:pPr>
+      <w:r>
+        <w:rPr>
+          <w:rFonts w:cstheme="minorHAnsi"/>
+          <w:sz w:val="24"/>
+          <w:szCs w:val="24"/>
+        </w:rPr>
+        <w:t>(a) If failure at 9,999 records:</w:t>
+      </w:r>
+    </w:p>
+    <w:p>
+      <w:pPr>
+        <w:pStyle w:val="ListParagraph"/>
+        <w:numPr>
+          <w:ilvl w:val="2"/>
+          <w:numId w:val="1"/>
+        </w:numPr>
+        <w:spacing w:after="0"/>
+        <w:rPr>
+          <w:rFonts w:cstheme="minorHAnsi"/>
+          <w:sz w:val="24"/>
+          <w:szCs w:val="24"/>
+        </w:rPr>
+      </w:pPr>
+      <w:r>
+        <w:rPr>
+          <w:rFonts w:cstheme="minorHAnsi"/>
+          <w:sz w:val="24"/>
+          <w:szCs w:val="24"/>
+        </w:rPr>
+        <w:t>Last commit at 9,000</w:t>
+      </w:r>
+    </w:p>
+    <w:p>
+      <w:pPr>
+        <w:pStyle w:val="ListParagraph"/>
+        <w:numPr>
+          <w:ilvl w:val="2"/>
+          <w:numId w:val="1"/>
+        </w:numPr>
+        <w:spacing w:after="0"/>
+        <w:rPr>
+          <w:rFonts w:cstheme="minorHAnsi"/>
+          <w:sz w:val="24"/>
+          <w:szCs w:val="24"/>
+        </w:rPr>
+      </w:pPr>
+      <w:r>
+        <w:rPr>
+          <w:rFonts w:cstheme="minorHAnsi"/>
+          <w:sz w:val="24"/>
+          <w:szCs w:val="24"/>
+        </w:rPr>
+        <w:t>9,001–9,999 rolled back</w:t>
+      </w:r>
+    </w:p>
+    <w:p>
+      <w:pPr>
+        <w:pStyle w:val="ListParagraph"/>
+        <w:numPr>
+          <w:ilvl w:val="2"/>
+          <w:numId w:val="1"/>
+        </w:numPr>
+        <w:spacing w:after="0"/>
+        <w:rPr>
+          <w:rFonts w:cstheme="minorHAnsi"/>
+          <w:sz w:val="24"/>
+          <w:szCs w:val="24"/>
+        </w:rPr>
+      </w:pPr>
+      <w:r>
+        <w:rPr>
+          <w:rFonts w:cstheme="minorHAnsi"/>
+          <w:sz w:val="24"/>
+          <w:szCs w:val="24"/>
+        </w:rPr>
+        <w:t>Restart from record 9,001</w:t>
+      </w:r>
+    </w:p>
+    <w:p>
+      <w:pPr>
+        <w:pStyle w:val="ListParagraph"/>
+        <w:numPr>
+          <w:ilvl w:val="1"/>
+          <w:numId w:val="1"/>
+        </w:numPr>
+        <w:spacing w:after="0"/>
+        <w:rPr>
+          <w:rFonts w:cstheme="minorHAnsi"/>
+          <w:sz w:val="24"/>
+          <w:szCs w:val="24"/>
+        </w:rPr>
+      </w:pPr>
+      <w:r>
+        <w:rPr>
+          <w:rFonts w:cstheme="minorHAnsi"/>
+          <w:sz w:val="24"/>
+          <w:szCs w:val="24"/>
+        </w:rPr>
+        <w:t>(b) If failure at 10,000:</w:t>
+      </w:r>
+    </w:p>
+    <w:p>
+      <w:pPr>
+        <w:pStyle w:val="ListParagraph"/>
+        <w:numPr>
+          <w:ilvl w:val="2"/>
+          <w:numId w:val="1"/>
+        </w:numPr>
+        <w:spacing w:after="0"/>
+        <w:rPr>
+          <w:rFonts w:cstheme="minorHAnsi"/>
+          <w:sz w:val="24"/>
+          <w:szCs w:val="24"/>
+        </w:rPr>
+      </w:pPr>
+      <w:r>
+        <w:rPr>
+          <w:rFonts w:cstheme="minorHAnsi"/>
+          <w:sz w:val="24"/>
+          <w:szCs w:val="24"/>
+        </w:rPr>
+        <w:t>10,000 already committed</w:t>
+      </w:r>
+    </w:p>
+    <w:p>
+      <w:pPr>
+        <w:pStyle w:val="ListParagraph"/>
+        <w:numPr>
+          <w:ilvl w:val="2"/>
+          <w:numId w:val="1"/>
+        </w:numPr>
+        <w:spacing w:after="0"/>
+        <w:rPr>
+          <w:rFonts w:cstheme="minorHAnsi"/>
+          <w:sz w:val="24"/>
+          <w:szCs w:val="24"/>
+        </w:rPr>
+      </w:pPr>
+      <w:r>
+        <w:rPr>
+          <w:rFonts w:cstheme="minorHAnsi"/>
+          <w:sz w:val="24"/>
+          <w:szCs w:val="24"/>
+        </w:rPr>
+        <w:t>Restart from 10,001</w:t>
+      </w:r>
+    </w:p>
+    <w:p>
+      <w:pPr>
+        <w:pStyle w:val="NormalWeb"/>
+        <w:numPr>
+          <w:ilvl w:val="1"/>
+          <w:numId w:val="1"/>
+        </w:numPr>
+        <w:rPr>
+          <w:rFonts w:asciiTheme="minorHAnsi" w:eastAsiaTheme="minorHAnsi" w:hAnsiTheme="minorHAnsi" w:cstheme="minorHAnsi"/>
+          <w:kern w:val="2"/>
+          <w:lang w:eastAsia="en-US"/>
+          <w14:ligatures w14:val="standardContextual"/>
+        </w:rPr>
+      </w:pPr>
+      <w:r>
+        <w:rPr>
+          <w:rFonts w:asciiTheme="minorHAnsi" w:eastAsiaTheme="minorHAnsi" w:hAnsiTheme="minorHAnsi" w:cstheme="minorHAnsi"/>
+          <w:kern w:val="2"/>
+          <w:lang w:eastAsia="en-US"/>
+          <w14:ligatures w14:val="standardContextual"/>
+        </w:rPr>
+        <w:t>(c) Delete and recreate output file before restart (recommended).</w:t>
+      </w:r>
+    </w:p>
+    <w:p>
+      <w:pPr>
+        <w:pStyle w:val="NormalWeb"/>
+        <w:numPr>
+          <w:ilvl w:val="1"/>
+          <w:numId w:val="1"/>
+        </w:numPr>
+        <w:rPr>
+          <w:rFonts w:asciiTheme="minorHAnsi" w:eastAsiaTheme="minorHAnsi" w:hAnsiTheme="minorHAnsi" w:cstheme="minorHAnsi"/>
+          <w:kern w:val="2"/>
+          <w:lang w:eastAsia="en-US"/>
+          <w14:ligatures w14:val="standardContextual"/>
+        </w:rPr>
+      </w:pPr>
+      <w:r>
+        <w:rPr>
+          <w:rFonts w:asciiTheme="minorHAnsi" w:eastAsiaTheme="minorHAnsi" w:hAnsiTheme="minorHAnsi" w:cstheme="minorHAnsi"/>
+          <w:kern w:val="2"/>
+          <w:lang w:eastAsia="en-US"/>
+          <w14:ligatures w14:val="standardContextual"/>
+        </w:rPr>
+        <w:t>Use GDG for output.</w:t>
+      </w:r>
+    </w:p>
+    <w:p>
+      <w:pPr>
+        <w:pStyle w:val="NormalWeb"/>
+        <w:numPr>
+          <w:ilvl w:val="1"/>
+          <w:numId w:val="1"/>
+        </w:numPr>
+        <w:rPr>
+          <w:rFonts w:asciiTheme="minorHAnsi" w:eastAsiaTheme="minorHAnsi" w:hAnsiTheme="minorHAnsi" w:cstheme="minorHAnsi"/>
+          <w:kern w:val="2"/>
+          <w:lang w:eastAsia="en-US"/>
+          <w14:ligatures w14:val="standardContextual"/>
+        </w:rPr>
+      </w:pPr>
+      <w:r>
+        <w:rPr>
+          <w:rFonts w:asciiTheme="minorHAnsi" w:eastAsiaTheme="minorHAnsi" w:hAnsiTheme="minorHAnsi" w:cstheme="minorHAnsi"/>
+          <w:kern w:val="2"/>
+          <w:lang w:eastAsia="en-US"/>
+          <w14:ligatures w14:val="standardContextual"/>
+        </w:rPr>
+        <w:t>Write output only after successful commit.</w:t>
+      </w:r>
+    </w:p>
+    <w:p>
+      <w:pPr>
+        <w:pStyle w:val="NormalWeb"/>
+        <w:spacing w:before="0" w:beforeAutospacing="0" w:after="0" w:afterAutospacing="0"/>
+      </w:pPr>
+    </w:p>
+    <w:p>
+      <w:pPr>
+        <w:pStyle w:val="ListParagraph"/>
+        <w:numPr>
+          <w:ilvl w:val="0"/>
+          <w:numId w:val="1"/>
+        </w:numPr>
+        <w:spacing w:after="0"/>
+        <w:rPr>
+          <w:rFonts w:cstheme="minorHAnsi"/>
+          <w:b/>
+          <w:bCs/>
+          <w:sz w:val="24"/>
+          <w:szCs w:val="24"/>
+        </w:rPr>
+      </w:pPr>
+      <w:r>
+        <w:rPr>
+          <w:rFonts w:cstheme="minorHAnsi"/>
+          <w:b/>
+          <w:bCs/>
+          <w:sz w:val="24"/>
+          <w:szCs w:val="24"/>
+        </w:rPr>
+        <w:t>What are the consequences if we use GO BACK instead of STOP RUN?</w:t>
+      </w:r>
+    </w:p>
+    <w:p>
+      <w:pPr>
+        <w:pStyle w:val="ListParagraph"/>
+        <w:numPr>
+          <w:ilvl w:val="1"/>
+          <w:numId w:val="1"/>
+        </w:numPr>
+        <w:spacing w:after="0"/>
+        <w:rPr>
+          <w:rFonts w:cstheme="minorHAnsi"/>
+          <w:b/>
+          <w:bCs/>
+          <w:sz w:val="24"/>
+          <w:szCs w:val="24"/>
+        </w:rPr>
+      </w:pPr>
+      <w:r>
+        <w:rPr>
+          <w:rFonts w:cstheme="minorHAnsi"/>
+          <w:b/>
+          <w:bCs/>
+          <w:sz w:val="24"/>
+          <w:szCs w:val="24"/>
+        </w:rPr>
+        <w:t>STOP RUN</w:t>
+      </w:r>
+    </w:p>
+    <w:p>
+      <w:pPr>
+        <w:pStyle w:val="ListParagraph"/>
+        <w:numPr>
+          <w:ilvl w:val="2"/>
+          <w:numId w:val="1"/>
+        </w:numPr>
+        <w:spacing w:after="0"/>
+        <w:rPr>
+          <w:rFonts w:cstheme="minorHAnsi"/>
+          <w:sz w:val="24"/>
+          <w:szCs w:val="24"/>
+        </w:rPr>
+      </w:pPr>
+      <w:r>
+        <w:rPr>
+          <w:rFonts w:cstheme="minorHAnsi"/>
+          <w:sz w:val="24"/>
+          <w:szCs w:val="24"/>
+        </w:rPr>
+        <w:t xml:space="preserve">Terminates the </w:t>
+      </w:r>
+      <w:r>
+        <w:rPr>
+          <w:rFonts w:cstheme="minorHAnsi"/>
+          <w:b/>
+          <w:bCs/>
+          <w:sz w:val="24"/>
+          <w:szCs w:val="24"/>
+        </w:rPr>
+        <w:t>entire run unit</w:t>
+      </w:r>
+    </w:p>
+    <w:p>
+      <w:pPr>
+        <w:pStyle w:val="ListParagraph"/>
+        <w:numPr>
+          <w:ilvl w:val="2"/>
+          <w:numId w:val="1"/>
+        </w:numPr>
+        <w:spacing w:after="0"/>
+        <w:rPr>
+          <w:rFonts w:cstheme="minorHAnsi"/>
+          <w:sz w:val="24"/>
+          <w:szCs w:val="24"/>
+        </w:rPr>
+      </w:pPr>
+      <w:r>
+        <w:rPr>
+          <w:rFonts w:cstheme="minorHAnsi"/>
+          <w:sz w:val="24"/>
+          <w:szCs w:val="24"/>
+        </w:rPr>
+        <w:t>Control returns to OS (JCL step ends)</w:t>
+      </w:r>
+    </w:p>
+    <w:p>
+      <w:pPr>
+        <w:pStyle w:val="ListParagraph"/>
+        <w:numPr>
+          <w:ilvl w:val="2"/>
+          <w:numId w:val="1"/>
+        </w:numPr>
+        <w:spacing w:after="0"/>
+        <w:rPr>
+          <w:rFonts w:cstheme="minorHAnsi"/>
+          <w:sz w:val="24"/>
+          <w:szCs w:val="24"/>
+        </w:rPr>
+      </w:pPr>
+      <w:r>
+        <w:rPr>
+          <w:rFonts w:cstheme="minorHAnsi"/>
+          <w:sz w:val="24"/>
+          <w:szCs w:val="24"/>
+        </w:rPr>
+        <w:t>All called programs end immediately</w:t>
+      </w:r>
+    </w:p>
+    <w:p>
+      <w:pPr>
+        <w:pStyle w:val="ListParagraph"/>
+        <w:numPr>
+          <w:ilvl w:val="1"/>
+          <w:numId w:val="1"/>
+        </w:numPr>
+        <w:spacing w:after="0"/>
+        <w:rPr>
+          <w:rFonts w:cstheme="minorHAnsi"/>
+          <w:b/>
+          <w:bCs/>
+          <w:sz w:val="24"/>
+          <w:szCs w:val="24"/>
+        </w:rPr>
+      </w:pPr>
+      <w:r>
+        <w:rPr>
+          <w:rFonts w:cstheme="minorHAnsi"/>
+          <w:b/>
+          <w:bCs/>
+          <w:sz w:val="24"/>
+          <w:szCs w:val="24"/>
+        </w:rPr>
+        <w:t>GO BACK</w:t>
+      </w:r>
+    </w:p>
+    <w:p>
+      <w:pPr>
+        <w:pStyle w:val="ListParagraph"/>
+        <w:numPr>
+          <w:ilvl w:val="2"/>
+          <w:numId w:val="1"/>
+        </w:numPr>
+        <w:spacing w:after="0"/>
+        <w:rPr>
+          <w:rFonts w:cstheme="minorHAnsi"/>
+          <w:sz w:val="24"/>
+          <w:szCs w:val="24"/>
+        </w:rPr>
+      </w:pPr>
+      <w:r>
+        <w:rPr>
+          <w:rFonts w:cstheme="minorHAnsi"/>
+          <w:sz w:val="24"/>
+          <w:szCs w:val="24"/>
+        </w:rPr>
+        <w:t xml:space="preserve">Returns control to the </w:t>
+      </w:r>
+      <w:r>
+        <w:rPr>
+          <w:rFonts w:cstheme="minorHAnsi"/>
+          <w:b/>
+          <w:bCs/>
+          <w:sz w:val="24"/>
+          <w:szCs w:val="24"/>
+        </w:rPr>
+        <w:t>calling program</w:t>
+      </w:r>
+    </w:p>
+    <w:p>
+      <w:pPr>
+        <w:pStyle w:val="ListParagraph"/>
+        <w:numPr>
+          <w:ilvl w:val="2"/>
+          <w:numId w:val="1"/>
+        </w:numPr>
+        <w:spacing w:after="0"/>
+        <w:rPr>
+          <w:rFonts w:cstheme="minorHAnsi"/>
+          <w:sz w:val="24"/>
+          <w:szCs w:val="24"/>
+        </w:rPr>
+      </w:pPr>
+      <w:r>
+        <w:rPr>
+          <w:rFonts w:cstheme="minorHAnsi"/>
+          <w:sz w:val="24"/>
+          <w:szCs w:val="24"/>
+        </w:rPr>
+        <w:t>If main program → behaves like STOP RUN</w:t>
+      </w:r>
+    </w:p>
+    <w:p>
+      <w:pPr>
+        <w:pStyle w:val="ListParagraph"/>
+        <w:numPr>
+          <w:ilvl w:val="2"/>
+          <w:numId w:val="1"/>
+        </w:numPr>
+        <w:spacing w:after="0"/>
+        <w:rPr>
+          <w:rFonts w:cstheme="minorHAnsi"/>
+          <w:sz w:val="24"/>
+          <w:szCs w:val="24"/>
+        </w:rPr>
+      </w:pPr>
+      <w:r>
+        <w:rPr>
+          <w:rFonts w:cstheme="minorHAnsi"/>
+          <w:sz w:val="24"/>
+          <w:szCs w:val="24"/>
+        </w:rPr>
+        <w:t>If subprogram → returns to caller</w:t>
+      </w:r>
+    </w:p>
+    <w:p>
+      <w:pPr>
+        <w:pStyle w:val="ListParagraph"/>
+        <w:spacing w:after="0"/>
+        <w:ind w:left="1440"/>
+        <w:rPr>
+          <w:rFonts w:cstheme="minorHAnsi"/>
+          <w:sz w:val="24"/>
+          <w:szCs w:val="24"/>
+        </w:rPr>
+      </w:pPr>
+    </w:p>
+    <w:p>
+      <w:pPr>
+        <w:pStyle w:val="ListParagraph"/>
+        <w:numPr>
+          <w:ilvl w:val="0"/>
+          <w:numId w:val="1"/>
+        </w:numPr>
+        <w:spacing w:after="0"/>
+        <w:rPr>
+          <w:rFonts w:cstheme="minorHAnsi"/>
+          <w:b/>
+          <w:bCs/>
+          <w:sz w:val="24"/>
+          <w:szCs w:val="24"/>
+        </w:rPr>
+      </w:pPr>
+      <w:r>
+        <w:rPr>
+          <w:rFonts w:cstheme="minorHAnsi"/>
+          <w:b/>
+          <w:bCs/>
+          <w:sz w:val="24"/>
+          <w:szCs w:val="24"/>
+        </w:rPr>
+        <w:t>How to you find S0C7 abend caused in a huge file during production issue in short period of time</w:t>
+      </w:r>
+    </w:p>
+    <w:p>
+      <w:pPr>
+        <w:pStyle w:val="ListParagraph"/>
+        <w:numPr>
+          <w:ilvl w:val="1"/>
+          <w:numId w:val="1"/>
+        </w:numPr>
+        <w:spacing w:after="0"/>
+        <w:rPr>
+          <w:rFonts w:cstheme="minorHAnsi"/>
+          <w:sz w:val="24"/>
+          <w:szCs w:val="24"/>
+        </w:rPr>
+      </w:pPr>
+      <w:r>
+        <w:rPr>
+          <w:rFonts w:cstheme="minorHAnsi"/>
+          <w:sz w:val="24"/>
+          <w:szCs w:val="24"/>
+        </w:rPr>
+        <w:t>First, I check the offset from dump to identify the exact failing statement. Then I validate the numeric field causing the abend. For huge files, I either use SORT with NUM condition to filter invalid records or use binary file splitting to isolate the bad record quickly</w:t>
+      </w:r>
+      <w:r>
+        <w:rPr>
+          <w:rFonts w:cstheme="minorHAnsi"/>
+          <w:sz w:val="24"/>
+          <w:szCs w:val="24"/>
+        </w:rPr>
+        <w:t>.</w:t>
+      </w:r>
+    </w:p>
+    <w:p>
+      <w:pPr>
+        <w:pStyle w:val="ListParagraph"/>
+        <w:numPr>
+          <w:ilvl w:val="1"/>
+          <w:numId w:val="1"/>
+        </w:numPr>
+        <w:spacing w:before="100" w:beforeAutospacing="1" w:after="100" w:afterAutospacing="1" w:line="240" w:lineRule="auto"/>
+        <w:outlineLvl w:val="1"/>
+        <w:rPr>
+          <w:rFonts w:cstheme="minorHAnsi"/>
+          <w:sz w:val="24"/>
+          <w:szCs w:val="24"/>
+        </w:rPr>
+      </w:pPr>
+      <w:r>
+        <w:rPr>
+          <w:rFonts w:cstheme="minorHAnsi"/>
+          <w:sz w:val="24"/>
+          <w:szCs w:val="24"/>
+        </w:rPr>
+        <w:t>Use SORT to Identify Invalid Numeric Data (No Program Change)</w:t>
+      </w:r>
+    </w:p>
+    <w:p>
+      <w:pPr>
+        <w:pStyle w:val="ListParagraph"/>
+        <w:numPr>
+          <w:ilvl w:val="2"/>
+          <w:numId w:val="1"/>
+        </w:numPr>
+        <w:spacing w:before="100" w:beforeAutospacing="1" w:after="100" w:afterAutospacing="1" w:line="240" w:lineRule="auto"/>
+        <w:rPr>
+          <w:rFonts w:cstheme="minorHAnsi"/>
+          <w:sz w:val="24"/>
+          <w:szCs w:val="24"/>
+        </w:rPr>
+      </w:pPr>
+      <w:r>
+        <w:rPr>
+          <w:rFonts w:cstheme="minorHAnsi"/>
+          <w:sz w:val="24"/>
+          <w:szCs w:val="24"/>
+        </w:rPr>
+        <w:t>If field is at position 20 length 5:</w:t>
+      </w:r>
+    </w:p>
+    <w:p>
+      <w:pPr>
+        <w:pStyle w:val="ListParagraph"/>
+        <w:numPr>
+          <w:ilvl w:val="2"/>
+          <w:numId w:val="1"/>
+        </w:numPr>
+        <w:tabs>
+          <w:tab w:val="left" w:pos="916"/>
+          <w:tab w:val="left" w:pos="1832"/>
+          <w:tab w:val="left" w:pos="2748"/>
+          <w:tab w:val="left" w:pos="3664"/>
+          <w:tab w:val="left" w:pos="4580"/>
+          <w:tab w:val="left" w:pos="5496"/>
+          <w:tab w:val="left" w:pos="6412"/>
+          <w:tab w:val="left" w:pos="7328"/>
+          <w:tab w:val="left" w:pos="8244"/>
+          <w:tab w:val="left" w:pos="9160"/>
+          <w:tab w:val="left" w:pos="10076"/>
+          <w:tab w:val="left" w:pos="10992"/>
+          <w:tab w:val="left" w:pos="11908"/>
+          <w:tab w:val="left" w:pos="12824"/>
+          <w:tab w:val="left" w:pos="13740"/>
+          <w:tab w:val="left" w:pos="14656"/>
+        </w:tabs>
+        <w:spacing w:after="0" w:line="240" w:lineRule="auto"/>
+        <w:rPr>
+          <w:rFonts w:cstheme="minorHAnsi"/>
+          <w:sz w:val="24"/>
+          <w:szCs w:val="24"/>
+        </w:rPr>
+      </w:pPr>
+      <w:r>
+        <w:rPr>
+          <w:rFonts w:cstheme="minorHAnsi"/>
+          <w:sz w:val="24"/>
+          <w:szCs w:val="24"/>
+        </w:rPr>
+        <w:t>//STEP1 EXEC PGM=SORT</w:t>
+      </w:r>
+      <w:r>
+        <w:rPr>
+          <w:rFonts w:cstheme="minorHAnsi"/>
+          <w:sz w:val="24"/>
+          <w:szCs w:val="24"/>
+        </w:rPr>
+        <w:br/>
+        <w:t>//SYSIN DD *</w:t>
+      </w:r>
+      <w:r>
+        <w:rPr>
+          <w:rFonts w:cstheme="minorHAnsi"/>
+          <w:sz w:val="24"/>
+          <w:szCs w:val="24"/>
+        </w:rPr>
+        <w:br/>
+        <w:t xml:space="preserve">  OPTION COPY</w:t>
+      </w:r>
+      <w:r>
+        <w:rPr>
+          <w:rFonts w:cstheme="minorHAnsi"/>
+          <w:sz w:val="24"/>
+          <w:szCs w:val="24"/>
+        </w:rPr>
+        <w:br/>
+        <w:t xml:space="preserve">  INCLUDE COND=(20,5,NUM)</w:t>
+      </w:r>
+      <w:r>
+        <w:rPr>
+          <w:rFonts w:cstheme="minorHAnsi"/>
+          <w:sz w:val="24"/>
+          <w:szCs w:val="24"/>
+        </w:rPr>
+        <w:br/>
+        <w:t>/*</w:t>
+      </w:r>
+    </w:p>
+    <w:p>
+      <w:pPr>
+        <w:pStyle w:val="ListParagraph"/>
+        <w:numPr>
+          <w:ilvl w:val="2"/>
+          <w:numId w:val="1"/>
+        </w:numPr>
+        <w:spacing w:before="100" w:beforeAutospacing="1" w:after="100" w:afterAutospacing="1" w:line="240" w:lineRule="auto"/>
+        <w:rPr>
+          <w:rFonts w:cstheme="minorHAnsi"/>
+          <w:sz w:val="24"/>
+          <w:szCs w:val="24"/>
+        </w:rPr>
+      </w:pPr>
+      <w:r>
+        <w:rPr>
+          <w:rFonts w:cstheme="minorHAnsi"/>
+          <w:sz w:val="24"/>
+          <w:szCs w:val="24"/>
+        </w:rPr>
+        <w:t>Then reverse logic:</w:t>
+      </w:r>
+    </w:p>
+    <w:p>
+      <w:pPr>
+        <w:pStyle w:val="ListParagraph"/>
+        <w:numPr>
+          <w:ilvl w:val="2"/>
+          <w:numId w:val="1"/>
+        </w:numPr>
+        <w:tabs>
+          <w:tab w:val="left" w:pos="916"/>
+          <w:tab w:val="left" w:pos="1832"/>
+          <w:tab w:val="left" w:pos="2748"/>
+          <w:tab w:val="left" w:pos="3664"/>
+          <w:tab w:val="left" w:pos="4580"/>
+          <w:tab w:val="left" w:pos="5496"/>
+          <w:tab w:val="left" w:pos="6412"/>
+          <w:tab w:val="left" w:pos="7328"/>
+          <w:tab w:val="left" w:pos="8244"/>
+          <w:tab w:val="left" w:pos="9160"/>
+          <w:tab w:val="left" w:pos="10076"/>
+          <w:tab w:val="left" w:pos="10992"/>
+          <w:tab w:val="left" w:pos="11908"/>
+          <w:tab w:val="left" w:pos="12824"/>
+          <w:tab w:val="left" w:pos="13740"/>
+          <w:tab w:val="left" w:pos="14656"/>
+        </w:tabs>
+        <w:spacing w:after="0" w:line="240" w:lineRule="auto"/>
+        <w:rPr>
+          <w:rFonts w:cstheme="minorHAnsi"/>
+          <w:sz w:val="24"/>
+          <w:szCs w:val="24"/>
+        </w:rPr>
+      </w:pPr>
+      <w:r>
+        <w:rPr>
+          <w:rFonts w:cstheme="minorHAnsi"/>
+          <w:sz w:val="24"/>
+          <w:szCs w:val="24"/>
+        </w:rPr>
+        <w:t xml:space="preserve">  OMIT COND=(20,5,NUM)</w:t>
+      </w:r>
+    </w:p>
+    <w:p>
+      <w:pPr>
+        <w:pStyle w:val="ListParagraph"/>
+        <w:spacing w:after="0"/>
+        <w:ind w:left="1440"/>
+        <w:rPr>
+          <w:rFonts w:cstheme="minorHAnsi"/>
+          <w:b/>
+          <w:bCs/>
+          <w:sz w:val="24"/>
+          <w:szCs w:val="24"/>
+        </w:rPr>
+      </w:pPr>
+    </w:p>
+    <w:p>
+      <w:pPr>
+        <w:pStyle w:val="ListParagraph"/>
+        <w:numPr>
+          <w:ilvl w:val="0"/>
+          <w:numId w:val="1"/>
+        </w:numPr>
+        <w:spacing w:after="0"/>
+        <w:rPr>
+          <w:rFonts w:cstheme="minorHAnsi"/>
+          <w:b/>
+          <w:bCs/>
+          <w:sz w:val="24"/>
+          <w:szCs w:val="24"/>
+        </w:rPr>
+      </w:pPr>
+      <w:r>
+        <w:rPr>
+          <w:rFonts w:cstheme="minorHAnsi"/>
+          <w:b/>
+          <w:bCs/>
+          <w:sz w:val="24"/>
+          <w:szCs w:val="24"/>
+        </w:rPr>
+        <w:t>What happens when we haven't declare</w:t>
+      </w:r>
+      <w:r>
+        <w:rPr>
+          <w:rFonts w:cstheme="minorHAnsi"/>
+          <w:b/>
+          <w:bCs/>
+          <w:sz w:val="24"/>
+          <w:szCs w:val="24"/>
+        </w:rPr>
+        <w:t>d</w:t>
+      </w:r>
+      <w:r>
+        <w:rPr>
+          <w:rFonts w:cstheme="minorHAnsi"/>
+          <w:b/>
+          <w:bCs/>
+          <w:sz w:val="24"/>
+          <w:szCs w:val="24"/>
+        </w:rPr>
+        <w:t xml:space="preserve"> the length of the variable in the COBOL program while receiving input through PARM parameter in the JCL?</w:t>
+      </w:r>
+    </w:p>
+    <w:p>
+      <w:pPr>
+        <w:pStyle w:val="ListParagraph"/>
+        <w:numPr>
+          <w:ilvl w:val="1"/>
+          <w:numId w:val="1"/>
+        </w:numPr>
+        <w:spacing w:after="0"/>
+        <w:rPr>
+          <w:rFonts w:cstheme="minorHAnsi"/>
+          <w:sz w:val="24"/>
+          <w:szCs w:val="24"/>
+        </w:rPr>
+      </w:pPr>
+      <w:r>
+        <w:rPr>
+          <w:rFonts w:cstheme="minorHAnsi"/>
+          <w:sz w:val="24"/>
+          <w:szCs w:val="24"/>
+        </w:rPr>
+        <w:t>LINKAGE SECTION.</w:t>
+      </w:r>
+      <w:r>
+        <w:rPr>
+          <w:rFonts w:cstheme="minorHAnsi"/>
+          <w:sz w:val="24"/>
+          <w:szCs w:val="24"/>
+        </w:rPr>
+        <w:br/>
+        <w:t>01 LK-PARM.</w:t>
+      </w:r>
+      <w:r>
+        <w:rPr>
+          <w:rFonts w:cstheme="minorHAnsi"/>
+          <w:sz w:val="24"/>
+          <w:szCs w:val="24"/>
+        </w:rPr>
+        <w:br/>
+      </w:r>
+      <w:r>
+        <w:rPr>
+          <w:rFonts w:cstheme="minorHAnsi"/>
+          <w:sz w:val="24"/>
+          <w:szCs w:val="24"/>
+        </w:rPr>
+        <w:t xml:space="preserve">    </w:t>
+      </w:r>
+      <w:r>
+        <w:rPr>
+          <w:rFonts w:cstheme="minorHAnsi"/>
+          <w:sz w:val="24"/>
+          <w:szCs w:val="24"/>
+        </w:rPr>
+        <w:t>05 LK-PARM-LEN PIC S9(4) COMP.</w:t>
+      </w:r>
+      <w:r>
+        <w:rPr>
+          <w:rFonts w:cstheme="minorHAnsi"/>
+          <w:sz w:val="24"/>
+          <w:szCs w:val="24"/>
+        </w:rPr>
+        <w:tab/>
+      </w:r>
+      <w:r>
+        <w:rPr>
+          <w:rFonts w:cstheme="minorHAnsi"/>
+          <w:sz w:val="24"/>
+          <w:szCs w:val="24"/>
+        </w:rPr>
+        <w:tab/>
+        <w:t>- this is not declared</w:t>
+      </w:r>
+      <w:r>
+        <w:rPr>
+          <w:rFonts w:cstheme="minorHAnsi"/>
+          <w:sz w:val="24"/>
+          <w:szCs w:val="24"/>
+        </w:rPr>
+        <w:br/>
+      </w:r>
+      <w:r>
+        <w:rPr>
+          <w:rFonts w:cstheme="minorHAnsi"/>
+          <w:sz w:val="24"/>
+          <w:szCs w:val="24"/>
+        </w:rPr>
+        <w:t xml:space="preserve">    </w:t>
+      </w:r>
+      <w:r>
+        <w:rPr>
+          <w:rFonts w:cstheme="minorHAnsi"/>
+          <w:sz w:val="24"/>
+          <w:szCs w:val="24"/>
+        </w:rPr>
+        <w:t>05 LK-PARM-DATA PIC X(100).</w:t>
+      </w:r>
+      <w:r>
+        <w:rPr>
+          <w:rFonts w:cstheme="minorHAnsi"/>
+          <w:sz w:val="24"/>
+          <w:szCs w:val="24"/>
+        </w:rPr>
+        <w:t xml:space="preserve">                       – max 100 bytes we can pass</w:t>
+      </w:r>
+    </w:p>
+    <w:p>
+      <w:pPr>
+        <w:pStyle w:val="ListParagraph"/>
+        <w:numPr>
+          <w:ilvl w:val="1"/>
+          <w:numId w:val="1"/>
+        </w:numPr>
+        <w:spacing w:after="0"/>
+        <w:rPr>
+          <w:rFonts w:cstheme="minorHAnsi"/>
+          <w:sz w:val="24"/>
+          <w:szCs w:val="24"/>
+        </w:rPr>
+      </w:pPr>
+      <w:r>
+        <w:rPr>
+          <w:rFonts w:cstheme="minorHAnsi"/>
+          <w:sz w:val="24"/>
+          <w:szCs w:val="24"/>
+        </w:rPr>
+        <w:lastRenderedPageBreak/>
+        <w:t>When we don’t declare the length field for PARM in COBOL, the first 2 bytes (length field) are treated as data, causing data shift and corrupted parameter values, which may lead to logic errors or abends.</w:t>
+      </w:r>
+    </w:p>
+    <w:p>
+      <w:pPr>
+        <w:pStyle w:val="ListParagraph"/>
+        <w:spacing w:after="0"/>
+        <w:rPr>
+          <w:rFonts w:cstheme="minorHAnsi"/>
+          <w:sz w:val="24"/>
+          <w:szCs w:val="24"/>
+        </w:rPr>
+      </w:pPr>
+    </w:p>
+    <w:p>
+      <w:pPr>
+        <w:pStyle w:val="ListParagraph"/>
+        <w:numPr>
+          <w:ilvl w:val="0"/>
+          <w:numId w:val="1"/>
+        </w:numPr>
+        <w:spacing w:after="0"/>
+        <w:rPr>
+          <w:rFonts w:cstheme="minorHAnsi"/>
+          <w:b/>
+          <w:bCs/>
+          <w:sz w:val="24"/>
+          <w:szCs w:val="24"/>
+        </w:rPr>
+      </w:pPr>
+      <w:r>
+        <w:rPr>
+          <w:rFonts w:cstheme="minorHAnsi"/>
+          <w:b/>
+          <w:bCs/>
+          <w:sz w:val="24"/>
+          <w:szCs w:val="24"/>
+        </w:rPr>
+        <w:t>There is one input file and there are four output files. Please give us the logic how you will equally distribute the records from the input file.</w:t>
+      </w:r>
+    </w:p>
+    <w:p>
+      <w:pPr>
+        <w:pStyle w:val="ListParagraph"/>
+        <w:numPr>
+          <w:ilvl w:val="1"/>
+          <w:numId w:val="1"/>
+        </w:numPr>
+        <w:spacing w:after="0"/>
+        <w:rPr>
+          <w:rFonts w:cstheme="minorHAnsi"/>
+          <w:sz w:val="24"/>
+          <w:szCs w:val="24"/>
+        </w:rPr>
+      </w:pPr>
+      <w:r>
+        <w:rPr>
+          <w:rFonts w:cstheme="minorHAnsi"/>
+          <w:sz w:val="24"/>
+          <w:szCs w:val="24"/>
+        </w:rPr>
+        <w:t>PERFORM UNTIL EOF-SW = 'Y</w:t>
+      </w:r>
+      <w:r>
+        <w:rPr>
+          <w:rFonts w:cstheme="minorHAnsi"/>
+          <w:sz w:val="24"/>
+          <w:szCs w:val="24"/>
+        </w:rPr>
+        <w:br/>
+        <w:t>ADD 1 TO WS-COUNT</w:t>
+      </w:r>
+      <w:r>
+        <w:rPr>
+          <w:rFonts w:cstheme="minorHAnsi"/>
+          <w:sz w:val="24"/>
+          <w:szCs w:val="24"/>
+        </w:rPr>
+        <w:br/>
+        <w:t>COMPUTE WS-MOD = FUNCTION MOD(WS-COUNT 4)</w:t>
+      </w:r>
+      <w:r>
+        <w:rPr>
+          <w:rFonts w:cstheme="minorHAnsi"/>
+          <w:sz w:val="24"/>
+          <w:szCs w:val="24"/>
+        </w:rPr>
+        <w:br/>
+        <w:t>EVALUATE WS-MOD</w:t>
+      </w:r>
+      <w:r>
+        <w:rPr>
+          <w:rFonts w:cstheme="minorHAnsi"/>
+          <w:sz w:val="24"/>
+          <w:szCs w:val="24"/>
+        </w:rPr>
+        <w:br/>
+        <w:t>WHEN 1</w:t>
+      </w:r>
+      <w:r>
+        <w:rPr>
+          <w:rFonts w:cstheme="minorHAnsi"/>
+          <w:sz w:val="24"/>
+          <w:szCs w:val="24"/>
+        </w:rPr>
+        <w:br/>
+        <w:t>WRITE OUTREC1</w:t>
+      </w:r>
+      <w:r>
+        <w:rPr>
+          <w:rFonts w:cstheme="minorHAnsi"/>
+          <w:sz w:val="24"/>
+          <w:szCs w:val="24"/>
+        </w:rPr>
+        <w:br/>
+        <w:t>WHEN 2</w:t>
+      </w:r>
+      <w:r>
+        <w:rPr>
+          <w:rFonts w:cstheme="minorHAnsi"/>
+          <w:sz w:val="24"/>
+          <w:szCs w:val="24"/>
+        </w:rPr>
+        <w:br/>
+        <w:t>WRITE OUTREC2</w:t>
+      </w:r>
+      <w:r>
+        <w:rPr>
+          <w:rFonts w:cstheme="minorHAnsi"/>
+          <w:sz w:val="24"/>
+          <w:szCs w:val="24"/>
+        </w:rPr>
+        <w:br/>
+        <w:t>WHEN 3</w:t>
+      </w:r>
+      <w:r>
+        <w:rPr>
+          <w:rFonts w:cstheme="minorHAnsi"/>
+          <w:sz w:val="24"/>
+          <w:szCs w:val="24"/>
+        </w:rPr>
+        <w:br/>
+        <w:t>WRITE OUTREC3</w:t>
+      </w:r>
+      <w:r>
+        <w:rPr>
+          <w:rFonts w:cstheme="minorHAnsi"/>
+          <w:sz w:val="24"/>
+          <w:szCs w:val="24"/>
+        </w:rPr>
+        <w:br/>
+        <w:t>WHEN 0</w:t>
+      </w:r>
+      <w:r>
+        <w:rPr>
+          <w:rFonts w:cstheme="minorHAnsi"/>
+          <w:sz w:val="24"/>
+          <w:szCs w:val="24"/>
+        </w:rPr>
+        <w:br/>
+        <w:t>WRITE OUTREC4</w:t>
+      </w:r>
+      <w:r>
+        <w:rPr>
+          <w:rFonts w:cstheme="minorHAnsi"/>
+          <w:sz w:val="24"/>
+          <w:szCs w:val="24"/>
+        </w:rPr>
+        <w:br/>
+        <w:t>END-EVALUATE</w:t>
+      </w:r>
+      <w:r>
+        <w:rPr>
+          <w:rFonts w:cstheme="minorHAnsi"/>
+          <w:sz w:val="24"/>
+          <w:szCs w:val="24"/>
+        </w:rPr>
+        <w:br/>
+      </w:r>
+      <w:r>
+        <w:rPr>
+          <w:rFonts w:cstheme="minorHAnsi"/>
+          <w:sz w:val="24"/>
+          <w:szCs w:val="24"/>
+        </w:rPr>
+        <w:br/>
+        <w:t>READ INFILE</w:t>
+      </w:r>
+      <w:r>
+        <w:rPr>
+          <w:rFonts w:cstheme="minorHAnsi"/>
+          <w:sz w:val="24"/>
+          <w:szCs w:val="24"/>
+        </w:rPr>
+        <w:br/>
+        <w:t>AT END MOVE 'Y' TO EOF-SW</w:t>
+      </w:r>
+      <w:r>
+        <w:rPr>
+          <w:rFonts w:cstheme="minorHAnsi"/>
+          <w:sz w:val="24"/>
+          <w:szCs w:val="24"/>
+        </w:rPr>
+        <w:br/>
+        <w:t>END-READ</w:t>
+      </w:r>
+      <w:r>
+        <w:rPr>
+          <w:rFonts w:cstheme="minorHAnsi"/>
+          <w:sz w:val="24"/>
+          <w:szCs w:val="24"/>
+        </w:rPr>
+        <w:br/>
+        <w:t>END-PERFORM.</w:t>
+      </w:r>
+    </w:p>
+    <w:p>
+      <w:pPr>
+        <w:pStyle w:val="ListParagraph"/>
+        <w:spacing w:after="0"/>
+        <w:ind w:left="1440"/>
+        <w:rPr>
+          <w:rFonts w:cstheme="minorHAnsi"/>
+          <w:sz w:val="24"/>
+          <w:szCs w:val="24"/>
+        </w:rPr>
+      </w:pPr>
+    </w:p>
+    <w:p>
+      <w:pPr>
+        <w:pStyle w:val="ListParagraph"/>
+        <w:numPr>
+          <w:ilvl w:val="1"/>
+          <w:numId w:val="1"/>
+        </w:numPr>
+        <w:spacing w:after="0"/>
+        <w:rPr>
+          <w:rFonts w:cstheme="minorHAnsi"/>
+          <w:sz w:val="24"/>
+          <w:szCs w:val="24"/>
+        </w:rPr>
+      </w:pPr>
+      <w:r>
+        <w:rPr>
+          <w:rFonts w:cstheme="minorHAnsi"/>
+          <w:sz w:val="24"/>
+          <w:szCs w:val="24"/>
+        </w:rPr>
+        <w:t>//SYSIN DD *</w:t>
+      </w:r>
+      <w:r>
+        <w:rPr>
+          <w:rFonts w:cstheme="minorHAnsi"/>
+          <w:sz w:val="24"/>
+          <w:szCs w:val="24"/>
+        </w:rPr>
+        <w:br/>
+        <w:t>SORT FIELDS=COPY</w:t>
+      </w:r>
+      <w:r>
+        <w:rPr>
+          <w:rFonts w:cstheme="minorHAnsi"/>
+          <w:sz w:val="24"/>
+          <w:szCs w:val="24"/>
+        </w:rPr>
+        <w:br/>
+        <w:t>OUTFIL FNAMES=(OUT1,OUT2,OUT3,OUT4),SPLIT=4</w:t>
+      </w:r>
+      <w:r>
+        <w:rPr>
+          <w:rFonts w:cstheme="minorHAnsi"/>
+          <w:sz w:val="24"/>
+          <w:szCs w:val="24"/>
+        </w:rPr>
+        <w:t xml:space="preserve"> (round robin)</w:t>
+      </w:r>
+    </w:p>
+    <w:p>
+      <w:pPr>
+        <w:pStyle w:val="ListParagraph"/>
+        <w:spacing w:after="0"/>
+        <w:ind w:left="1440"/>
+        <w:rPr>
+          <w:rFonts w:cstheme="minorHAnsi"/>
+          <w:sz w:val="24"/>
+          <w:szCs w:val="24"/>
+        </w:rPr>
+      </w:pPr>
+      <w:r>
+        <w:rPr>
+          <w:rFonts w:cstheme="minorHAnsi"/>
+          <w:sz w:val="24"/>
+          <w:szCs w:val="24"/>
+        </w:rPr>
+        <w:t>Or</w:t>
+      </w:r>
+    </w:p>
+    <w:p>
+      <w:pPr>
+        <w:pStyle w:val="ListParagraph"/>
+        <w:spacing w:after="0"/>
+        <w:ind w:left="1440"/>
+        <w:rPr>
+          <w:rFonts w:cstheme="minorHAnsi"/>
+          <w:sz w:val="24"/>
+          <w:szCs w:val="24"/>
+        </w:rPr>
+      </w:pPr>
+      <w:r>
+        <w:rPr>
+          <w:rFonts w:cstheme="minorHAnsi"/>
+          <w:sz w:val="24"/>
+          <w:szCs w:val="24"/>
+        </w:rPr>
+        <w:t>OUTFIL FNAMES=(OUT1,OUT2,OUT3,OUT4),SPLIT</w:t>
+      </w:r>
+      <w:r>
+        <w:rPr>
+          <w:rFonts w:cstheme="minorHAnsi"/>
+          <w:sz w:val="24"/>
+          <w:szCs w:val="24"/>
+        </w:rPr>
+        <w:t>BY</w:t>
+      </w:r>
+      <w:r>
+        <w:rPr>
+          <w:rFonts w:cstheme="minorHAnsi"/>
+          <w:sz w:val="24"/>
+          <w:szCs w:val="24"/>
+        </w:rPr>
+        <w:t>=4</w:t>
+      </w:r>
+      <w:r>
+        <w:rPr>
+          <w:rFonts w:cstheme="minorHAnsi"/>
+          <w:sz w:val="24"/>
+          <w:szCs w:val="24"/>
+        </w:rPr>
+        <w:t xml:space="preserve"> (1</w:t>
+      </w:r>
+      <w:r>
+        <w:rPr>
+          <w:rFonts w:cstheme="minorHAnsi"/>
+          <w:sz w:val="24"/>
+          <w:szCs w:val="24"/>
+          <w:vertAlign w:val="superscript"/>
+        </w:rPr>
+        <w:t>st</w:t>
+      </w:r>
+      <w:r>
+        <w:rPr>
+          <w:rFonts w:cstheme="minorHAnsi"/>
+          <w:sz w:val="24"/>
+          <w:szCs w:val="24"/>
+        </w:rPr>
+        <w:t xml:space="preserve"> get 250 then 2</w:t>
+      </w:r>
+      <w:r>
+        <w:rPr>
+          <w:rFonts w:cstheme="minorHAnsi"/>
+          <w:sz w:val="24"/>
+          <w:szCs w:val="24"/>
+          <w:vertAlign w:val="superscript"/>
+        </w:rPr>
+        <w:t>nd</w:t>
+      </w:r>
+      <w:r>
+        <w:rPr>
+          <w:rFonts w:cstheme="minorHAnsi"/>
+          <w:sz w:val="24"/>
+          <w:szCs w:val="24"/>
+        </w:rPr>
+        <w:t xml:space="preserve"> get 250..)</w:t>
+      </w:r>
+      <w:r>
+        <w:rPr>
+          <w:rFonts w:cstheme="minorHAnsi"/>
+          <w:sz w:val="24"/>
+          <w:szCs w:val="24"/>
+        </w:rPr>
+        <w:br/>
+        <w:t>/*</w:t>
+      </w:r>
+    </w:p>
+    <w:p>
+      <w:pPr>
+        <w:pStyle w:val="ListParagraph"/>
+        <w:spacing w:after="0"/>
+        <w:rPr>
+          <w:rFonts w:cstheme="minorHAnsi"/>
+          <w:sz w:val="24"/>
+          <w:szCs w:val="24"/>
+        </w:rPr>
+      </w:pPr>
+    </w:p>
+    <w:p>
+      <w:pPr>
+        <w:pStyle w:val="ListParagraph"/>
+        <w:numPr>
+          <w:ilvl w:val="0"/>
+          <w:numId w:val="1"/>
+        </w:numPr>
+        <w:spacing w:after="0"/>
+        <w:rPr>
+          <w:rFonts w:cstheme="minorHAnsi"/>
+          <w:b/>
+          <w:bCs/>
+          <w:sz w:val="24"/>
+          <w:szCs w:val="24"/>
+        </w:rPr>
+      </w:pPr>
+      <w:r>
+        <w:rPr>
+          <w:rFonts w:cstheme="minorHAnsi"/>
+          <w:b/>
+          <w:bCs/>
+          <w:sz w:val="24"/>
+          <w:szCs w:val="24"/>
+        </w:rPr>
+        <w:t>How to find the number of leading zeros present in the variable, which is stored as COMP-3 in COBOL?</w:t>
+      </w:r>
+    </w:p>
+    <w:p>
+      <w:pPr>
+        <w:pStyle w:val="ListParagraph"/>
+        <w:numPr>
+          <w:ilvl w:val="1"/>
+          <w:numId w:val="1"/>
+        </w:numPr>
+        <w:spacing w:after="0"/>
+        <w:rPr>
+          <w:rFonts w:cstheme="minorHAnsi"/>
+          <w:sz w:val="24"/>
+          <w:szCs w:val="24"/>
+        </w:rPr>
+      </w:pPr>
+      <w:r>
+        <w:rPr>
+          <w:rFonts w:cstheme="minorHAnsi"/>
+          <w:sz w:val="24"/>
+          <w:szCs w:val="24"/>
+        </w:rPr>
+        <w:t>INSPECT WS-AMT-DISP</w:t>
+      </w:r>
+      <w:r>
+        <w:rPr>
+          <w:rFonts w:cstheme="minorHAnsi"/>
+          <w:sz w:val="24"/>
+          <w:szCs w:val="24"/>
+        </w:rPr>
+        <w:br/>
+        <w:t>TALLYING WS-COUNT</w:t>
+      </w:r>
+      <w:r>
+        <w:rPr>
+          <w:rFonts w:cstheme="minorHAnsi"/>
+          <w:sz w:val="24"/>
+          <w:szCs w:val="24"/>
+        </w:rPr>
+        <w:br/>
+        <w:t>FOR LEADING '0'.</w:t>
+      </w:r>
+    </w:p>
+    <w:p>
+      <w:pPr>
+        <w:pStyle w:val="ListParagraph"/>
+        <w:spacing w:after="0"/>
+        <w:ind w:left="1440"/>
+        <w:rPr>
+          <w:rFonts w:cstheme="minorHAnsi"/>
+          <w:sz w:val="24"/>
+          <w:szCs w:val="24"/>
+        </w:rPr>
+      </w:pPr>
+    </w:p>
+    <w:p>
+      <w:pPr>
+        <w:pStyle w:val="ListParagraph"/>
+        <w:numPr>
+          <w:ilvl w:val="0"/>
+          <w:numId w:val="1"/>
+        </w:numPr>
+        <w:spacing w:after="0"/>
+        <w:rPr>
+          <w:rFonts w:cstheme="minorHAnsi"/>
+          <w:b/>
+          <w:bCs/>
+          <w:sz w:val="24"/>
+          <w:szCs w:val="24"/>
+        </w:rPr>
+      </w:pPr>
+      <w:r>
+        <w:rPr>
+          <w:rFonts w:cstheme="minorHAnsi"/>
+          <w:b/>
+          <w:bCs/>
+          <w:sz w:val="24"/>
+          <w:szCs w:val="24"/>
+        </w:rPr>
+        <w:t>How to call sub program in COBOL?</w:t>
+      </w:r>
+    </w:p>
+    <w:p>
+      <w:pPr>
+        <w:pStyle w:val="ListParagraph"/>
+        <w:numPr>
+          <w:ilvl w:val="1"/>
+          <w:numId w:val="1"/>
+        </w:numPr>
+        <w:spacing w:after="0"/>
+        <w:rPr>
+          <w:rFonts w:cstheme="minorHAnsi"/>
+          <w:sz w:val="24"/>
+          <w:szCs w:val="24"/>
+        </w:rPr>
+      </w:pPr>
+      <w:r>
+        <w:rPr>
+          <w:rFonts w:cstheme="minorHAnsi"/>
+          <w:sz w:val="24"/>
+          <w:szCs w:val="24"/>
+        </w:rPr>
+        <w:t>Using CALL keyword</w:t>
+      </w:r>
+    </w:p>
+    <w:p>
+      <w:pPr>
+        <w:pStyle w:val="ListParagraph"/>
+        <w:spacing w:after="0"/>
+        <w:ind w:left="1440"/>
+        <w:rPr>
+          <w:rFonts w:cstheme="minorHAnsi"/>
+          <w:sz w:val="24"/>
+          <w:szCs w:val="24"/>
+        </w:rPr>
+      </w:pPr>
+    </w:p>
+    <w:p>
+      <w:pPr>
+        <w:pStyle w:val="ListParagraph"/>
+        <w:numPr>
+          <w:ilvl w:val="0"/>
+          <w:numId w:val="1"/>
+        </w:numPr>
+        <w:spacing w:after="0"/>
+        <w:rPr>
+          <w:rFonts w:cstheme="minorHAnsi"/>
+          <w:b/>
+          <w:bCs/>
+          <w:sz w:val="24"/>
+          <w:szCs w:val="24"/>
+        </w:rPr>
+      </w:pPr>
+      <w:r>
+        <w:rPr>
+          <w:rFonts w:cstheme="minorHAnsi"/>
+          <w:b/>
+          <w:bCs/>
+          <w:sz w:val="24"/>
+          <w:szCs w:val="24"/>
+        </w:rPr>
+        <w:t>How many types of calls in COBOL?</w:t>
+      </w:r>
+    </w:p>
+    <w:p>
+      <w:pPr>
+        <w:pStyle w:val="ListParagraph"/>
+        <w:numPr>
+          <w:ilvl w:val="1"/>
+          <w:numId w:val="1"/>
+        </w:numPr>
+        <w:spacing w:after="0"/>
+        <w:rPr>
+          <w:rFonts w:cstheme="minorHAnsi"/>
+          <w:sz w:val="24"/>
+          <w:szCs w:val="24"/>
+        </w:rPr>
+      </w:pPr>
+      <w:r>
+        <w:rPr>
+          <w:rFonts w:cstheme="minorHAnsi"/>
+          <w:sz w:val="24"/>
+          <w:szCs w:val="24"/>
+        </w:rPr>
+        <w:t>Static Call</w:t>
+      </w:r>
+    </w:p>
+    <w:p>
+      <w:pPr>
+        <w:pStyle w:val="ListParagraph"/>
+        <w:numPr>
+          <w:ilvl w:val="1"/>
+          <w:numId w:val="1"/>
+        </w:numPr>
+        <w:spacing w:after="0"/>
+        <w:rPr>
+          <w:rFonts w:cstheme="minorHAnsi"/>
+          <w:sz w:val="24"/>
+          <w:szCs w:val="24"/>
+        </w:rPr>
+      </w:pPr>
+      <w:r>
+        <w:rPr>
+          <w:rFonts w:cstheme="minorHAnsi"/>
+          <w:sz w:val="24"/>
+          <w:szCs w:val="24"/>
+        </w:rPr>
+        <w:t>Dynamic Call</w:t>
+      </w:r>
+    </w:p>
+    <w:p>
+      <w:pPr>
+        <w:pStyle w:val="ListParagraph"/>
+        <w:spacing w:after="0"/>
+        <w:ind w:left="1440"/>
+        <w:rPr>
+          <w:rFonts w:cstheme="minorHAnsi"/>
+          <w:sz w:val="24"/>
+          <w:szCs w:val="24"/>
+        </w:rPr>
+      </w:pPr>
+    </w:p>
+    <w:p>
+      <w:pPr>
+        <w:pStyle w:val="ListParagraph"/>
+        <w:spacing w:after="0"/>
+        <w:ind w:left="1440"/>
+        <w:rPr>
+          <w:rFonts w:cstheme="minorHAnsi"/>
+          <w:sz w:val="24"/>
+          <w:szCs w:val="24"/>
+        </w:rPr>
+      </w:pPr>
+    </w:p>
+    <w:p>
+      <w:pPr>
+        <w:pStyle w:val="ListParagraph"/>
+        <w:spacing w:after="0"/>
+        <w:ind w:left="1440"/>
+        <w:rPr>
+          <w:rFonts w:cstheme="minorHAnsi"/>
+          <w:sz w:val="24"/>
+          <w:szCs w:val="24"/>
+        </w:rPr>
+      </w:pPr>
+    </w:p>
+    <w:p>
+      <w:pPr>
+        <w:pStyle w:val="ListParagraph"/>
+        <w:spacing w:after="0"/>
+        <w:ind w:left="1440"/>
+        <w:rPr>
+          <w:rFonts w:cstheme="minorHAnsi"/>
+          <w:sz w:val="24"/>
+          <w:szCs w:val="24"/>
+        </w:rPr>
+      </w:pPr>
+    </w:p>
+    <w:p>
+      <w:pPr>
+        <w:pStyle w:val="ListParagraph"/>
+        <w:numPr>
+          <w:ilvl w:val="0"/>
+          <w:numId w:val="1"/>
+        </w:numPr>
+        <w:spacing w:after="0"/>
+        <w:rPr>
+          <w:rFonts w:cstheme="minorHAnsi"/>
+          <w:b/>
+          <w:bCs/>
+          <w:sz w:val="24"/>
+          <w:szCs w:val="24"/>
+        </w:rPr>
+      </w:pPr>
+      <w:r>
+        <w:rPr>
+          <w:rFonts w:cstheme="minorHAnsi"/>
+          <w:b/>
+          <w:bCs/>
+          <w:sz w:val="24"/>
+          <w:szCs w:val="24"/>
+        </w:rPr>
+        <w:lastRenderedPageBreak/>
+        <w:t>Why we need sub programs?</w:t>
+      </w:r>
+    </w:p>
+    <w:p>
+      <w:pPr>
+        <w:pStyle w:val="ListParagraph"/>
+        <w:numPr>
+          <w:ilvl w:val="1"/>
+          <w:numId w:val="1"/>
+        </w:numPr>
+        <w:spacing w:after="0"/>
+        <w:rPr>
+          <w:rFonts w:cstheme="minorHAnsi"/>
+          <w:b/>
+          <w:bCs/>
+          <w:sz w:val="24"/>
+          <w:szCs w:val="24"/>
+        </w:rPr>
+      </w:pPr>
+      <w:r>
+        <w:rPr>
+          <w:rFonts w:cstheme="minorHAnsi"/>
+          <w:b/>
+          <w:bCs/>
+          <w:sz w:val="24"/>
+          <w:szCs w:val="24"/>
+        </w:rPr>
+        <w:t>Code Reusability</w:t>
+      </w:r>
+    </w:p>
+    <w:p>
+      <w:pPr>
+        <w:pStyle w:val="ListParagraph"/>
+        <w:numPr>
+          <w:ilvl w:val="2"/>
+          <w:numId w:val="1"/>
+        </w:numPr>
+        <w:spacing w:after="0"/>
+        <w:rPr>
+          <w:rFonts w:cstheme="minorHAnsi"/>
+          <w:sz w:val="24"/>
+          <w:szCs w:val="24"/>
+        </w:rPr>
+      </w:pPr>
+      <w:r>
+        <w:rPr>
+          <w:rFonts w:cstheme="minorHAnsi"/>
+          <w:sz w:val="24"/>
+          <w:szCs w:val="24"/>
+        </w:rPr>
+        <w:t>Suppose you have:</w:t>
+      </w:r>
+    </w:p>
+    <w:p>
+      <w:pPr>
+        <w:pStyle w:val="ListParagraph"/>
+        <w:numPr>
+          <w:ilvl w:val="2"/>
+          <w:numId w:val="1"/>
+        </w:numPr>
+        <w:spacing w:after="0"/>
+        <w:rPr>
+          <w:rFonts w:cstheme="minorHAnsi"/>
+          <w:sz w:val="24"/>
+          <w:szCs w:val="24"/>
+        </w:rPr>
+      </w:pPr>
+      <w:r>
+        <w:rPr>
+          <w:rFonts w:cstheme="minorHAnsi"/>
+          <w:sz w:val="24"/>
+          <w:szCs w:val="24"/>
+        </w:rPr>
+        <w:t>Customer validation logic</w:t>
+      </w:r>
+    </w:p>
+    <w:p>
+      <w:pPr>
+        <w:pStyle w:val="ListParagraph"/>
+        <w:numPr>
+          <w:ilvl w:val="2"/>
+          <w:numId w:val="1"/>
+        </w:numPr>
+        <w:spacing w:after="0"/>
+        <w:rPr>
+          <w:rFonts w:cstheme="minorHAnsi"/>
+          <w:sz w:val="24"/>
+          <w:szCs w:val="24"/>
+        </w:rPr>
+      </w:pPr>
+      <w:r>
+        <w:rPr>
+          <w:rFonts w:cstheme="minorHAnsi"/>
+          <w:sz w:val="24"/>
+          <w:szCs w:val="24"/>
+        </w:rPr>
+        <w:t>Date validation logic</w:t>
+      </w:r>
+    </w:p>
+    <w:p>
+      <w:pPr>
+        <w:pStyle w:val="ListParagraph"/>
+        <w:numPr>
+          <w:ilvl w:val="2"/>
+          <w:numId w:val="1"/>
+        </w:numPr>
+        <w:spacing w:after="0"/>
+        <w:rPr>
+          <w:rFonts w:cstheme="minorHAnsi"/>
+          <w:sz w:val="24"/>
+          <w:szCs w:val="24"/>
+        </w:rPr>
+      </w:pPr>
+      <w:r>
+        <w:rPr>
+          <w:rFonts w:cstheme="minorHAnsi"/>
+          <w:sz w:val="24"/>
+          <w:szCs w:val="24"/>
+        </w:rPr>
+        <w:t>DB2 insert logic</w:t>
+      </w:r>
+    </w:p>
+    <w:p>
+      <w:pPr>
+        <w:pStyle w:val="ListParagraph"/>
+        <w:numPr>
+          <w:ilvl w:val="2"/>
+          <w:numId w:val="1"/>
+        </w:numPr>
+        <w:spacing w:after="0"/>
+        <w:rPr>
+          <w:rFonts w:cstheme="minorHAnsi"/>
+          <w:sz w:val="24"/>
+          <w:szCs w:val="24"/>
+        </w:rPr>
+      </w:pPr>
+      <w:r>
+        <w:rPr>
+          <w:rFonts w:cstheme="minorHAnsi"/>
+          <w:sz w:val="24"/>
+          <w:szCs w:val="24"/>
+        </w:rPr>
+        <w:t>Restart checkpoint logic</w:t>
+      </w:r>
+    </w:p>
+    <w:p>
+      <w:pPr>
+        <w:pStyle w:val="ListParagraph"/>
+        <w:numPr>
+          <w:ilvl w:val="2"/>
+          <w:numId w:val="1"/>
+        </w:numPr>
+        <w:spacing w:after="0"/>
+        <w:rPr>
+          <w:rFonts w:cstheme="minorHAnsi"/>
+          <w:sz w:val="24"/>
+          <w:szCs w:val="24"/>
+        </w:rPr>
+      </w:pPr>
+      <w:r>
+        <w:rPr>
+          <w:rFonts w:cstheme="minorHAnsi"/>
+          <w:sz w:val="24"/>
+          <w:szCs w:val="24"/>
+        </w:rPr>
+        <w:t>Instead of rewriting validation logic in 10 programs:</w:t>
+      </w:r>
+    </w:p>
+    <w:p>
+      <w:pPr>
+        <w:pStyle w:val="ListParagraph"/>
+        <w:numPr>
+          <w:ilvl w:val="2"/>
+          <w:numId w:val="1"/>
+        </w:numPr>
+        <w:spacing w:after="0"/>
+        <w:rPr>
+          <w:rFonts w:cstheme="minorHAnsi"/>
+          <w:sz w:val="24"/>
+          <w:szCs w:val="24"/>
+        </w:rPr>
+      </w:pPr>
+      <w:r>
+        <w:rPr>
+          <w:rFonts w:cstheme="minorHAnsi"/>
+          <w:sz w:val="24"/>
+          <w:szCs w:val="24"/>
+        </w:rPr>
+        <w:t>Create one subprogram and CALL it everywhere.</w:t>
+      </w:r>
+    </w:p>
+    <w:p>
+      <w:pPr>
+        <w:pStyle w:val="ListParagraph"/>
+        <w:numPr>
+          <w:ilvl w:val="2"/>
+          <w:numId w:val="1"/>
+        </w:numPr>
+        <w:spacing w:after="0"/>
+        <w:rPr>
+          <w:rFonts w:cstheme="minorHAnsi"/>
+          <w:b/>
+          <w:bCs/>
+          <w:sz w:val="24"/>
+          <w:szCs w:val="24"/>
+        </w:rPr>
+      </w:pPr>
+      <w:r>
+        <w:rPr>
+          <w:rFonts w:cstheme="minorHAnsi"/>
+          <w:b/>
+          <w:bCs/>
+          <w:sz w:val="24"/>
+          <w:szCs w:val="24"/>
+        </w:rPr>
+        <w:t>Example:</w:t>
+      </w:r>
+    </w:p>
+    <w:p>
+      <w:pPr>
+        <w:pStyle w:val="ListParagraph"/>
+        <w:numPr>
+          <w:ilvl w:val="2"/>
+          <w:numId w:val="1"/>
+        </w:numPr>
+        <w:rPr>
+          <w:rFonts w:cstheme="minorHAnsi"/>
+          <w:sz w:val="24"/>
+          <w:szCs w:val="24"/>
+        </w:rPr>
+      </w:pPr>
+      <w:r>
+        <w:rPr>
+          <w:rFonts w:cstheme="minorHAnsi"/>
+          <w:sz w:val="24"/>
+          <w:szCs w:val="24"/>
+        </w:rPr>
+        <w:t>CALL 'VALIDATE-CUST' USING WS-CUST-DATA.</w:t>
+      </w:r>
+    </w:p>
+    <w:p>
+      <w:pPr>
+        <w:pStyle w:val="ListParagraph"/>
+        <w:numPr>
+          <w:ilvl w:val="2"/>
+          <w:numId w:val="1"/>
+        </w:numPr>
+        <w:spacing w:after="0"/>
+        <w:rPr>
+          <w:rFonts w:cstheme="minorHAnsi"/>
+          <w:sz w:val="24"/>
+          <w:szCs w:val="24"/>
+        </w:rPr>
+      </w:pPr>
+      <w:r>
+        <w:rPr>
+          <w:rFonts w:cstheme="minorHAnsi"/>
+          <w:sz w:val="24"/>
+          <w:szCs w:val="24"/>
+        </w:rPr>
+        <w:t>Now multiple batch jobs can reuse it.</w:t>
+      </w:r>
+    </w:p>
+    <w:p>
+      <w:pPr>
+        <w:pStyle w:val="ListParagraph"/>
+        <w:ind w:left="1440"/>
+        <w:rPr>
+          <w:rFonts w:cstheme="minorHAnsi"/>
+          <w:sz w:val="24"/>
+          <w:szCs w:val="24"/>
+        </w:rPr>
+      </w:pPr>
+    </w:p>
+    <w:p>
+      <w:pPr>
+        <w:pStyle w:val="ListParagraph"/>
+        <w:numPr>
+          <w:ilvl w:val="1"/>
+          <w:numId w:val="1"/>
+        </w:numPr>
+        <w:spacing w:after="0"/>
+        <w:rPr>
+          <w:rFonts w:cstheme="minorHAnsi"/>
+          <w:b/>
+          <w:bCs/>
+          <w:sz w:val="24"/>
+          <w:szCs w:val="24"/>
+        </w:rPr>
+      </w:pPr>
+      <w:r>
+        <w:rPr>
+          <w:rFonts w:cstheme="minorHAnsi"/>
+          <w:b/>
+          <w:bCs/>
+          <w:sz w:val="24"/>
+          <w:szCs w:val="24"/>
+        </w:rPr>
+        <w:t>Easier Maintenance (Very Important in Production)</w:t>
+      </w:r>
+    </w:p>
+    <w:p>
+      <w:pPr>
+        <w:pStyle w:val="ListParagraph"/>
+        <w:numPr>
+          <w:ilvl w:val="2"/>
+          <w:numId w:val="1"/>
+        </w:numPr>
+        <w:spacing w:after="0"/>
+        <w:rPr>
+          <w:rFonts w:cstheme="minorHAnsi"/>
+          <w:sz w:val="24"/>
+          <w:szCs w:val="24"/>
+        </w:rPr>
+      </w:pPr>
+      <w:r>
+        <w:rPr>
+          <w:rFonts w:cstheme="minorHAnsi"/>
+          <w:sz w:val="24"/>
+          <w:szCs w:val="24"/>
+        </w:rPr>
+        <w:t>Imagine your premium logic changes:</w:t>
+      </w:r>
+    </w:p>
+    <w:p>
+      <w:pPr>
+        <w:pStyle w:val="ListParagraph"/>
+        <w:numPr>
+          <w:ilvl w:val="2"/>
+          <w:numId w:val="1"/>
+        </w:numPr>
+        <w:spacing w:after="0"/>
+        <w:rPr>
+          <w:rFonts w:cstheme="minorHAnsi"/>
+          <w:sz w:val="24"/>
+          <w:szCs w:val="24"/>
+        </w:rPr>
+      </w:pPr>
+      <w:r>
+        <w:rPr>
+          <w:rFonts w:cstheme="minorHAnsi"/>
+          <w:sz w:val="24"/>
+          <w:szCs w:val="24"/>
+        </w:rPr>
+        <w:t>Balance &gt; 2 lakhs → Y</w:t>
+      </w:r>
+      <w:r>
+        <w:rPr>
+          <w:rFonts w:cstheme="minorHAnsi"/>
+          <w:sz w:val="24"/>
+          <w:szCs w:val="24"/>
+        </w:rPr>
+        <w:br/>
+        <w:t>Later changed to 3 lakhs → Y</w:t>
+      </w:r>
+    </w:p>
+    <w:p>
+      <w:pPr>
+        <w:pStyle w:val="ListParagraph"/>
+        <w:numPr>
+          <w:ilvl w:val="2"/>
+          <w:numId w:val="1"/>
+        </w:numPr>
+        <w:spacing w:after="0"/>
+        <w:rPr>
+          <w:rFonts w:cstheme="minorHAnsi"/>
+          <w:sz w:val="24"/>
+          <w:szCs w:val="24"/>
+        </w:rPr>
+      </w:pPr>
+      <w:r>
+        <w:rPr>
+          <w:rFonts w:cstheme="minorHAnsi"/>
+          <w:sz w:val="24"/>
+          <w:szCs w:val="24"/>
+        </w:rPr>
+        <w:t>If logic is in 20 programs:</w:t>
+      </w:r>
+      <w:r>
+        <w:rPr>
+          <w:rFonts w:cstheme="minorHAnsi"/>
+          <w:sz w:val="24"/>
+          <w:szCs w:val="24"/>
+        </w:rPr>
+        <w:br/>
+      </w:r>
+      <w:r>
+        <w:rPr>
+          <w:rFonts w:ascii="Segoe UI Emoji" w:hAnsi="Segoe UI Emoji" w:cs="Segoe UI Emoji"/>
+          <w:sz w:val="24"/>
+          <w:szCs w:val="24"/>
+        </w:rPr>
+        <w:t>❌</w:t>
+      </w:r>
+      <w:r>
+        <w:rPr>
+          <w:rFonts w:cstheme="minorHAnsi"/>
+          <w:sz w:val="24"/>
+          <w:szCs w:val="24"/>
+        </w:rPr>
+        <w:t xml:space="preserve"> You modify 20 programs.</w:t>
+      </w:r>
+    </w:p>
+    <w:p>
+      <w:pPr>
+        <w:pStyle w:val="ListParagraph"/>
+        <w:numPr>
+          <w:ilvl w:val="2"/>
+          <w:numId w:val="1"/>
+        </w:numPr>
+        <w:spacing w:after="0"/>
+        <w:rPr>
+          <w:rFonts w:cstheme="minorHAnsi"/>
+          <w:sz w:val="24"/>
+          <w:szCs w:val="24"/>
+        </w:rPr>
+      </w:pPr>
+      <w:r>
+        <w:rPr>
+          <w:rFonts w:cstheme="minorHAnsi"/>
+          <w:sz w:val="24"/>
+          <w:szCs w:val="24"/>
+        </w:rPr>
+        <w:t>If logic is in one subprogram:</w:t>
+      </w:r>
+      <w:r>
+        <w:rPr>
+          <w:rFonts w:cstheme="minorHAnsi"/>
+          <w:sz w:val="24"/>
+          <w:szCs w:val="24"/>
+        </w:rPr>
+        <w:br/>
+      </w:r>
+      <w:r>
+        <w:rPr>
+          <w:rFonts w:ascii="Segoe UI Emoji" w:hAnsi="Segoe UI Emoji" w:cs="Segoe UI Emoji"/>
+          <w:sz w:val="24"/>
+          <w:szCs w:val="24"/>
+        </w:rPr>
+        <w:t>✅</w:t>
+      </w:r>
+      <w:r>
+        <w:rPr>
+          <w:rFonts w:cstheme="minorHAnsi"/>
+          <w:sz w:val="24"/>
+          <w:szCs w:val="24"/>
+        </w:rPr>
+        <w:t xml:space="preserve"> Change once, all programs benefit.</w:t>
+      </w:r>
+    </w:p>
+    <w:p>
+      <w:pPr>
+        <w:pStyle w:val="ListParagraph"/>
+        <w:numPr>
+          <w:ilvl w:val="1"/>
+          <w:numId w:val="1"/>
+        </w:numPr>
+        <w:rPr>
+          <w:rFonts w:cstheme="minorHAnsi"/>
+          <w:sz w:val="24"/>
+          <w:szCs w:val="24"/>
+        </w:rPr>
+      </w:pPr>
+      <w:r>
+        <w:rPr>
+          <w:rFonts w:cstheme="minorHAnsi"/>
+          <w:b/>
+          <w:bCs/>
+          <w:sz w:val="24"/>
+          <w:szCs w:val="24"/>
+        </w:rPr>
+        <w:t>Better Debugging &amp; Issue Isolation</w:t>
+      </w:r>
+    </w:p>
+    <w:p>
+      <w:pPr>
+        <w:pStyle w:val="ListParagraph"/>
+        <w:numPr>
+          <w:ilvl w:val="2"/>
+          <w:numId w:val="1"/>
+        </w:numPr>
+        <w:spacing w:after="0"/>
+        <w:rPr>
+          <w:rFonts w:cstheme="minorHAnsi"/>
+          <w:sz w:val="24"/>
+          <w:szCs w:val="24"/>
+        </w:rPr>
+      </w:pPr>
+      <w:r>
+        <w:rPr>
+          <w:rFonts w:cstheme="minorHAnsi"/>
+          <w:sz w:val="24"/>
+          <w:szCs w:val="24"/>
+        </w:rPr>
+        <w:t>In production (like S0C7 issue you asked earlier):</w:t>
+      </w:r>
+    </w:p>
+    <w:p>
+      <w:pPr>
+        <w:pStyle w:val="ListParagraph"/>
+        <w:numPr>
+          <w:ilvl w:val="2"/>
+          <w:numId w:val="1"/>
+        </w:numPr>
+        <w:spacing w:after="0"/>
+        <w:rPr>
+          <w:rFonts w:cstheme="minorHAnsi"/>
+          <w:sz w:val="24"/>
+          <w:szCs w:val="24"/>
+        </w:rPr>
+      </w:pPr>
+      <w:r>
+        <w:rPr>
+          <w:rFonts w:cstheme="minorHAnsi"/>
+          <w:sz w:val="24"/>
+          <w:szCs w:val="24"/>
+        </w:rPr>
+        <w:t>If your program is divided:</w:t>
+      </w:r>
+    </w:p>
+    <w:p>
+      <w:pPr>
+        <w:pStyle w:val="ListParagraph"/>
+        <w:numPr>
+          <w:ilvl w:val="2"/>
+          <w:numId w:val="1"/>
+        </w:numPr>
+        <w:spacing w:after="0"/>
+        <w:rPr>
+          <w:rFonts w:cstheme="minorHAnsi"/>
+          <w:sz w:val="24"/>
+          <w:szCs w:val="24"/>
+        </w:rPr>
+      </w:pPr>
+      <w:r>
+        <w:rPr>
+          <w:rFonts w:cstheme="minorHAnsi"/>
+          <w:sz w:val="24"/>
+          <w:szCs w:val="24"/>
+        </w:rPr>
+        <w:t>Main program → File read</w:t>
+      </w:r>
+    </w:p>
+    <w:p>
+      <w:pPr>
+        <w:pStyle w:val="ListParagraph"/>
+        <w:numPr>
+          <w:ilvl w:val="2"/>
+          <w:numId w:val="1"/>
+        </w:numPr>
+        <w:spacing w:after="0"/>
+        <w:rPr>
+          <w:rFonts w:cstheme="minorHAnsi"/>
+          <w:sz w:val="24"/>
+          <w:szCs w:val="24"/>
+        </w:rPr>
+      </w:pPr>
+      <w:r>
+        <w:rPr>
+          <w:rFonts w:cstheme="minorHAnsi"/>
+          <w:sz w:val="24"/>
+          <w:szCs w:val="24"/>
+        </w:rPr>
+        <w:t>Subprogram 1 → Validation</w:t>
+      </w:r>
+    </w:p>
+    <w:p>
+      <w:pPr>
+        <w:pStyle w:val="ListParagraph"/>
+        <w:numPr>
+          <w:ilvl w:val="2"/>
+          <w:numId w:val="1"/>
+        </w:numPr>
+        <w:spacing w:after="0"/>
+        <w:rPr>
+          <w:rFonts w:cstheme="minorHAnsi"/>
+          <w:sz w:val="24"/>
+          <w:szCs w:val="24"/>
+        </w:rPr>
+      </w:pPr>
+      <w:r>
+        <w:rPr>
+          <w:rFonts w:cstheme="minorHAnsi"/>
+          <w:sz w:val="24"/>
+          <w:szCs w:val="24"/>
+        </w:rPr>
+        <w:t>Subprogram 2 → DB2 update</w:t>
+      </w:r>
+    </w:p>
+    <w:p>
+      <w:pPr>
+        <w:pStyle w:val="ListParagraph"/>
+        <w:numPr>
+          <w:ilvl w:val="2"/>
+          <w:numId w:val="1"/>
+        </w:numPr>
+        <w:spacing w:after="0"/>
+        <w:rPr>
+          <w:rFonts w:cstheme="minorHAnsi"/>
+          <w:sz w:val="24"/>
+          <w:szCs w:val="24"/>
+        </w:rPr>
+      </w:pPr>
+      <w:r>
+        <w:rPr>
+          <w:rFonts w:cstheme="minorHAnsi"/>
+          <w:sz w:val="24"/>
+          <w:szCs w:val="24"/>
+        </w:rPr>
+        <w:t>If abend happens, you quickly identify:</w:t>
+      </w:r>
+    </w:p>
+    <w:p>
+      <w:pPr>
+        <w:pStyle w:val="ListParagraph"/>
+        <w:numPr>
+          <w:ilvl w:val="2"/>
+          <w:numId w:val="1"/>
+        </w:numPr>
+        <w:spacing w:after="0"/>
+        <w:rPr>
+          <w:rFonts w:cstheme="minorHAnsi"/>
+          <w:sz w:val="24"/>
+          <w:szCs w:val="24"/>
+        </w:rPr>
+      </w:pPr>
+      <w:r>
+        <w:rPr>
+          <w:rFonts w:cstheme="minorHAnsi"/>
+          <w:sz w:val="24"/>
+          <w:szCs w:val="24"/>
+        </w:rPr>
+        <w:t>Problem is in validation module.</w:t>
+      </w:r>
+    </w:p>
+    <w:p>
+      <w:pPr>
+        <w:pStyle w:val="ListParagraph"/>
+        <w:numPr>
+          <w:ilvl w:val="2"/>
+          <w:numId w:val="1"/>
+        </w:numPr>
+        <w:spacing w:after="0"/>
+        <w:rPr>
+          <w:rFonts w:cstheme="minorHAnsi"/>
+          <w:sz w:val="24"/>
+          <w:szCs w:val="24"/>
+        </w:rPr>
+      </w:pPr>
+      <w:r>
+        <w:rPr>
+          <w:rFonts w:cstheme="minorHAnsi"/>
+          <w:sz w:val="24"/>
+          <w:szCs w:val="24"/>
+        </w:rPr>
+        <w:t>Instead of searching in 10,000 lines of code.</w:t>
+      </w:r>
+    </w:p>
+    <w:p>
+      <w:pPr>
+        <w:pStyle w:val="ListParagraph"/>
+        <w:numPr>
+          <w:ilvl w:val="1"/>
+          <w:numId w:val="1"/>
+        </w:numPr>
+        <w:spacing w:after="0"/>
+        <w:rPr>
+          <w:rFonts w:cstheme="minorHAnsi"/>
+          <w:b/>
+          <w:bCs/>
+          <w:sz w:val="24"/>
+          <w:szCs w:val="24"/>
+        </w:rPr>
+      </w:pPr>
+      <w:r>
+        <w:rPr>
+          <w:rFonts w:cstheme="minorHAnsi"/>
+          <w:b/>
+          <w:bCs/>
+          <w:sz w:val="24"/>
+          <w:szCs w:val="24"/>
+        </w:rPr>
+        <w:t>Smaller Load Modules</w:t>
+      </w:r>
+    </w:p>
+    <w:p>
+      <w:pPr>
+        <w:pStyle w:val="ListParagraph"/>
+        <w:numPr>
+          <w:ilvl w:val="2"/>
+          <w:numId w:val="1"/>
+        </w:numPr>
+        <w:spacing w:after="0"/>
+        <w:rPr>
+          <w:rFonts w:cstheme="minorHAnsi"/>
+          <w:sz w:val="24"/>
+          <w:szCs w:val="24"/>
+        </w:rPr>
+      </w:pPr>
+      <w:r>
+        <w:rPr>
+          <w:rFonts w:cstheme="minorHAnsi"/>
+          <w:sz w:val="24"/>
+          <w:szCs w:val="24"/>
+        </w:rPr>
+        <w:t>Large programs:</w:t>
+      </w:r>
+    </w:p>
+    <w:p>
+      <w:pPr>
+        <w:pStyle w:val="ListParagraph"/>
+        <w:numPr>
+          <w:ilvl w:val="2"/>
+          <w:numId w:val="1"/>
+        </w:numPr>
+        <w:spacing w:after="0"/>
+        <w:rPr>
+          <w:rFonts w:cstheme="minorHAnsi"/>
+          <w:sz w:val="24"/>
+          <w:szCs w:val="24"/>
+        </w:rPr>
+      </w:pPr>
+      <w:r>
+        <w:rPr>
+          <w:rFonts w:cstheme="minorHAnsi"/>
+          <w:sz w:val="24"/>
+          <w:szCs w:val="24"/>
+        </w:rPr>
+        <w:t>Harder to compile</w:t>
+      </w:r>
+    </w:p>
+    <w:p>
+      <w:pPr>
+        <w:pStyle w:val="ListParagraph"/>
+        <w:numPr>
+          <w:ilvl w:val="2"/>
+          <w:numId w:val="1"/>
+        </w:numPr>
+        <w:spacing w:after="0"/>
+        <w:rPr>
+          <w:rFonts w:cstheme="minorHAnsi"/>
+          <w:sz w:val="24"/>
+          <w:szCs w:val="24"/>
+        </w:rPr>
+      </w:pPr>
+      <w:r>
+        <w:rPr>
+          <w:rFonts w:cstheme="minorHAnsi"/>
+          <w:sz w:val="24"/>
+          <w:szCs w:val="24"/>
+        </w:rPr>
+        <w:t>Harder to test</w:t>
+      </w:r>
+    </w:p>
+    <w:p>
+      <w:pPr>
+        <w:pStyle w:val="ListParagraph"/>
+        <w:numPr>
+          <w:ilvl w:val="2"/>
+          <w:numId w:val="1"/>
+        </w:numPr>
+        <w:spacing w:after="0"/>
+        <w:rPr>
+          <w:rFonts w:cstheme="minorHAnsi"/>
+          <w:sz w:val="24"/>
+          <w:szCs w:val="24"/>
+        </w:rPr>
+      </w:pPr>
+      <w:r>
+        <w:rPr>
+          <w:rFonts w:cstheme="minorHAnsi"/>
+          <w:sz w:val="24"/>
+          <w:szCs w:val="24"/>
+        </w:rPr>
+        <w:t>More memory usage</w:t>
+      </w:r>
+    </w:p>
+    <w:p>
+      <w:pPr>
+        <w:pStyle w:val="ListParagraph"/>
+        <w:numPr>
+          <w:ilvl w:val="2"/>
+          <w:numId w:val="1"/>
+        </w:numPr>
+        <w:spacing w:after="0"/>
+        <w:rPr>
+          <w:rFonts w:cstheme="minorHAnsi"/>
+          <w:sz w:val="24"/>
+          <w:szCs w:val="24"/>
+        </w:rPr>
+      </w:pPr>
+      <w:r>
+        <w:rPr>
+          <w:rFonts w:cstheme="minorHAnsi"/>
+          <w:sz w:val="24"/>
+          <w:szCs w:val="24"/>
+        </w:rPr>
+        <w:t>Subprograms:</w:t>
+      </w:r>
+    </w:p>
+    <w:p>
+      <w:pPr>
+        <w:pStyle w:val="ListParagraph"/>
+        <w:numPr>
+          <w:ilvl w:val="2"/>
+          <w:numId w:val="1"/>
+        </w:numPr>
+        <w:spacing w:after="0"/>
+        <w:rPr>
+          <w:rFonts w:cstheme="minorHAnsi"/>
+          <w:sz w:val="24"/>
+          <w:szCs w:val="24"/>
+        </w:rPr>
+      </w:pPr>
+      <w:r>
+        <w:rPr>
+          <w:rFonts w:cstheme="minorHAnsi"/>
+          <w:sz w:val="24"/>
+          <w:szCs w:val="24"/>
+        </w:rPr>
+        <w:t>Smaller modules</w:t>
+      </w:r>
+    </w:p>
+    <w:p>
+      <w:pPr>
+        <w:pStyle w:val="ListParagraph"/>
+        <w:numPr>
+          <w:ilvl w:val="2"/>
+          <w:numId w:val="1"/>
+        </w:numPr>
+        <w:spacing w:after="0"/>
+        <w:rPr>
+          <w:rFonts w:cstheme="minorHAnsi"/>
+          <w:sz w:val="24"/>
+          <w:szCs w:val="24"/>
+        </w:rPr>
+      </w:pPr>
+      <w:r>
+        <w:rPr>
+          <w:rFonts w:cstheme="minorHAnsi"/>
+          <w:sz w:val="24"/>
+          <w:szCs w:val="24"/>
+        </w:rPr>
+        <w:t>Loaded only when needed</w:t>
+      </w:r>
+    </w:p>
+    <w:p>
+      <w:pPr>
+        <w:pStyle w:val="ListParagraph"/>
+        <w:numPr>
+          <w:ilvl w:val="1"/>
+          <w:numId w:val="1"/>
+        </w:numPr>
+        <w:spacing w:after="0"/>
+        <w:rPr>
+          <w:rFonts w:cstheme="minorHAnsi"/>
+          <w:b/>
+          <w:bCs/>
+          <w:sz w:val="24"/>
+          <w:szCs w:val="24"/>
+        </w:rPr>
+      </w:pPr>
+      <w:r>
+        <w:rPr>
+          <w:rFonts w:cstheme="minorHAnsi"/>
+          <w:b/>
+          <w:bCs/>
+          <w:sz w:val="24"/>
+          <w:szCs w:val="24"/>
+        </w:rPr>
+        <w:t>Security &amp; Control</w:t>
+      </w:r>
+    </w:p>
+    <w:p>
+      <w:pPr>
+        <w:pStyle w:val="ListParagraph"/>
+        <w:numPr>
+          <w:ilvl w:val="2"/>
+          <w:numId w:val="1"/>
+        </w:numPr>
+        <w:spacing w:after="0"/>
+        <w:rPr>
+          <w:rFonts w:cstheme="minorHAnsi"/>
+          <w:sz w:val="24"/>
+          <w:szCs w:val="24"/>
+        </w:rPr>
+      </w:pPr>
+      <w:r>
+        <w:rPr>
+          <w:rFonts w:cstheme="minorHAnsi"/>
+          <w:sz w:val="24"/>
+          <w:szCs w:val="24"/>
+        </w:rPr>
+        <w:t>Sometimes sensitive logic (like interest calculation) is kept in one controlled module.</w:t>
+      </w:r>
+    </w:p>
+    <w:p>
+      <w:pPr>
+        <w:pStyle w:val="ListParagraph"/>
+        <w:numPr>
+          <w:ilvl w:val="2"/>
+          <w:numId w:val="1"/>
+        </w:numPr>
+        <w:spacing w:after="0"/>
+        <w:rPr>
+          <w:rFonts w:cstheme="minorHAnsi"/>
+          <w:sz w:val="24"/>
+          <w:szCs w:val="24"/>
+        </w:rPr>
+      </w:pPr>
+      <w:r>
+        <w:rPr>
+          <w:rFonts w:cstheme="minorHAnsi"/>
+          <w:sz w:val="24"/>
+          <w:szCs w:val="24"/>
+        </w:rPr>
+        <w:t>Other programs can use it but not modify it.</w:t>
+      </w:r>
+    </w:p>
+    <w:p>
+      <w:pPr>
+        <w:pStyle w:val="ListParagraph"/>
+        <w:spacing w:after="0"/>
+        <w:ind w:left="1440"/>
+        <w:rPr>
+          <w:rFonts w:cstheme="minorHAnsi"/>
+          <w:sz w:val="24"/>
+          <w:szCs w:val="24"/>
+        </w:rPr>
+      </w:pPr>
+    </w:p>
+    <w:p>
+      <w:pPr>
+        <w:pStyle w:val="ListParagraph"/>
+        <w:numPr>
+          <w:ilvl w:val="0"/>
+          <w:numId w:val="1"/>
+        </w:numPr>
+        <w:spacing w:after="0" w:line="240" w:lineRule="auto"/>
+        <w:rPr>
+          <w:rFonts w:cstheme="minorHAnsi"/>
+          <w:b/>
+          <w:bCs/>
+          <w:sz w:val="24"/>
+          <w:szCs w:val="24"/>
+        </w:rPr>
+      </w:pPr>
+      <w:r>
+        <w:rPr>
+          <w:rFonts w:cstheme="minorHAnsi"/>
+          <w:b/>
+          <w:bCs/>
+          <w:sz w:val="24"/>
+          <w:szCs w:val="24"/>
+        </w:rPr>
+        <w:t>How many ways we can pass the data from JCL to COBOL pgm?</w:t>
+      </w:r>
+    </w:p>
+    <w:p>
+      <w:pPr>
+        <w:pStyle w:val="ListParagraph"/>
+        <w:numPr>
+          <w:ilvl w:val="1"/>
+          <w:numId w:val="1"/>
+        </w:numPr>
+        <w:spacing w:after="0"/>
+        <w:rPr>
+          <w:rFonts w:cstheme="minorHAnsi"/>
+          <w:sz w:val="24"/>
+          <w:szCs w:val="24"/>
+        </w:rPr>
+      </w:pPr>
+      <w:r>
+        <w:rPr>
+          <w:rFonts w:cstheme="minorHAnsi"/>
+          <w:sz w:val="24"/>
+          <w:szCs w:val="24"/>
+        </w:rPr>
+        <w:t>Data can be passed from JCL to COBOL program using PARM parameter, SYSIN control cards, input files through DD statements, and symbolic parameters in JCL.</w:t>
+      </w:r>
+    </w:p>
+    <w:p>
+      <w:pPr>
+        <w:pStyle w:val="ListParagraph"/>
+        <w:spacing w:after="0"/>
+        <w:ind w:left="1440"/>
+        <w:rPr>
+          <w:rFonts w:cstheme="minorHAnsi"/>
+          <w:sz w:val="24"/>
+          <w:szCs w:val="24"/>
+        </w:rPr>
+      </w:pPr>
+    </w:p>
+    <w:p>
+      <w:pPr>
+        <w:pStyle w:val="ListParagraph"/>
+        <w:spacing w:after="0"/>
+        <w:ind w:left="1440"/>
+        <w:rPr>
+          <w:rFonts w:cstheme="minorHAnsi"/>
+          <w:sz w:val="24"/>
+          <w:szCs w:val="24"/>
+        </w:rPr>
+      </w:pPr>
+    </w:p>
+    <w:p>
+      <w:pPr>
+        <w:pStyle w:val="ListParagraph"/>
+        <w:spacing w:after="0"/>
+        <w:ind w:left="1440"/>
+        <w:rPr>
+          <w:rFonts w:cstheme="minorHAnsi"/>
+          <w:sz w:val="24"/>
+          <w:szCs w:val="24"/>
+        </w:rPr>
+      </w:pPr>
+    </w:p>
+    <w:p>
+      <w:pPr>
+        <w:pStyle w:val="ListParagraph"/>
+        <w:numPr>
+          <w:ilvl w:val="0"/>
+          <w:numId w:val="1"/>
+        </w:numPr>
+        <w:spacing w:after="0"/>
+        <w:rPr>
+          <w:rFonts w:cstheme="minorHAnsi"/>
+          <w:b/>
+          <w:bCs/>
+          <w:sz w:val="24"/>
+          <w:szCs w:val="24"/>
+        </w:rPr>
+      </w:pPr>
+      <w:r>
+        <w:rPr>
+          <w:rFonts w:cstheme="minorHAnsi"/>
+          <w:b/>
+          <w:bCs/>
+          <w:sz w:val="24"/>
+          <w:szCs w:val="24"/>
+        </w:rPr>
+        <w:lastRenderedPageBreak/>
+        <w:t>Can we write ID division twice in COBOL pgm?</w:t>
+      </w:r>
+    </w:p>
+    <w:p>
+      <w:pPr>
+        <w:pStyle w:val="ListParagraph"/>
+        <w:numPr>
+          <w:ilvl w:val="1"/>
+          <w:numId w:val="1"/>
+        </w:numPr>
+        <w:spacing w:after="0"/>
+        <w:rPr>
+          <w:rFonts w:cstheme="minorHAnsi"/>
+          <w:sz w:val="24"/>
+          <w:szCs w:val="24"/>
+        </w:rPr>
+      </w:pPr>
+      <w:r>
+        <w:rPr>
+          <w:rFonts w:cstheme="minorHAnsi"/>
+          <w:sz w:val="24"/>
+          <w:szCs w:val="24"/>
+        </w:rPr>
+        <w:t>If</w:t>
+      </w:r>
+      <w:r>
+        <w:rPr>
+          <w:rFonts w:cstheme="minorHAnsi"/>
+          <w:sz w:val="24"/>
+          <w:szCs w:val="24"/>
+        </w:rPr>
+        <w:t xml:space="preserve"> a source file contains multiple programs, each program must have its own IDENTIFICATION DIVISION.</w:t>
+      </w:r>
+    </w:p>
+    <w:p>
+      <w:pPr>
+        <w:pStyle w:val="ListParagraph"/>
+        <w:numPr>
+          <w:ilvl w:val="2"/>
+          <w:numId w:val="1"/>
+        </w:numPr>
+        <w:spacing w:after="0"/>
+        <w:rPr>
+          <w:rFonts w:cstheme="minorHAnsi"/>
+          <w:sz w:val="24"/>
+          <w:szCs w:val="24"/>
+        </w:rPr>
+      </w:pPr>
+      <w:r>
+        <w:rPr>
+          <w:rFonts w:cstheme="minorHAnsi"/>
+          <w:sz w:val="24"/>
+          <w:szCs w:val="24"/>
+        </w:rPr>
+        <w:t>IDENTIFICATION DIVISION.</w:t>
+      </w:r>
+      <w:r>
+        <w:rPr>
+          <w:rFonts w:cstheme="minorHAnsi"/>
+          <w:sz w:val="24"/>
+          <w:szCs w:val="24"/>
+        </w:rPr>
+        <w:br/>
+        <w:t>PROGRAM-ID. MAINPGM.</w:t>
+      </w:r>
+      <w:r>
+        <w:rPr>
+          <w:rFonts w:cstheme="minorHAnsi"/>
+          <w:sz w:val="24"/>
+          <w:szCs w:val="24"/>
+        </w:rPr>
+        <w:br/>
+        <w:t>...</w:t>
+      </w:r>
+      <w:r>
+        <w:rPr>
+          <w:rFonts w:cstheme="minorHAnsi"/>
+          <w:sz w:val="24"/>
+          <w:szCs w:val="24"/>
+        </w:rPr>
+        <w:br/>
+        <w:t>END PROGRAM MAINPGM.</w:t>
+      </w:r>
+      <w:r>
+        <w:rPr>
+          <w:rFonts w:cstheme="minorHAnsi"/>
+          <w:sz w:val="24"/>
+          <w:szCs w:val="24"/>
+        </w:rPr>
+        <w:br/>
+      </w:r>
+      <w:r>
+        <w:rPr>
+          <w:rFonts w:cstheme="minorHAnsi"/>
+          <w:sz w:val="24"/>
+          <w:szCs w:val="24"/>
+        </w:rPr>
+        <w:br/>
+        <w:t>IDENTIFICATION DIVISION.</w:t>
+      </w:r>
+      <w:r>
+        <w:rPr>
+          <w:rFonts w:cstheme="minorHAnsi"/>
+          <w:sz w:val="24"/>
+          <w:szCs w:val="24"/>
+        </w:rPr>
+        <w:br/>
+        <w:t>PROGRAM-ID. SUBPGM.</w:t>
+      </w:r>
+      <w:r>
+        <w:rPr>
+          <w:rFonts w:cstheme="minorHAnsi"/>
+          <w:sz w:val="24"/>
+          <w:szCs w:val="24"/>
+        </w:rPr>
+        <w:br/>
+        <w:t>...</w:t>
+      </w:r>
+      <w:r>
+        <w:rPr>
+          <w:rFonts w:cstheme="minorHAnsi"/>
+          <w:sz w:val="24"/>
+          <w:szCs w:val="24"/>
+        </w:rPr>
+        <w:br/>
+        <w:t>END PROGRAM SUBPGM.</w:t>
+      </w:r>
+    </w:p>
+    <w:p>
+      <w:pPr>
+        <w:pStyle w:val="ListParagraph"/>
+        <w:numPr>
+          <w:ilvl w:val="0"/>
+          <w:numId w:val="1"/>
+        </w:numPr>
+        <w:spacing w:after="0"/>
+        <w:rPr>
+          <w:rFonts w:cstheme="minorHAnsi"/>
           <w:sz w:val="24"/>
           <w:szCs w:val="24"/>
         </w:rPr>
@@ -10023,7 +13772,29 @@
           <w:sz w:val="24"/>
           <w:szCs w:val="24"/>
         </w:rPr>
-        <w:lastRenderedPageBreak/>
+        <w:t>A</w:t>
+      </w:r>
+    </w:p>
+    <w:p>
+      <w:pPr>
+        <w:pStyle w:val="ListParagraph"/>
+        <w:numPr>
+          <w:ilvl w:val="0"/>
+          <w:numId w:val="1"/>
+        </w:numPr>
+        <w:spacing w:after="0"/>
+        <w:rPr>
+          <w:rFonts w:cstheme="minorHAnsi"/>
+          <w:sz w:val="24"/>
+          <w:szCs w:val="24"/>
+        </w:rPr>
+      </w:pPr>
+      <w:r>
+        <w:rPr>
+          <w:rFonts w:cstheme="minorHAnsi"/>
+          <w:sz w:val="24"/>
+          <w:szCs w:val="24"/>
+        </w:rPr>
         <w:t>A</w:t>
       </w:r>
     </w:p>
@@ -10227,6 +13998,602 @@
     </w:lvl>
   </w:abstractNum>
   <w:abstractNum w:abstractNumId="1" w15:restartNumberingAfterBreak="0">
+    <w:nsid w:val="050F524A"/>
+    <w:multiLevelType w:val="multilevel"/>
+    <w:tmpl w:val="48207A30"/>
+    <w:lvl w:ilvl="0">
+      <w:start w:val="1"/>
+      <w:numFmt w:val="bullet"/>
+      <w:lvlText w:val=""/>
+      <w:lvlJc w:val="left"/>
+      <w:pPr>
+        <w:tabs>
+          <w:tab w:val="num" w:pos="720"/>
+        </w:tabs>
+        <w:ind w:left="720" w:hanging="360"/>
+      </w:pPr>
+      <w:rPr>
+        <w:rFonts w:ascii="Symbol" w:hAnsi="Symbol" w:hint="default"/>
+        <w:sz w:val="20"/>
+      </w:rPr>
+    </w:lvl>
+    <w:lvl w:ilvl="1" w:tentative="1">
+      <w:start w:val="1"/>
+      <w:numFmt w:val="bullet"/>
+      <w:lvlText w:val="o"/>
+      <w:lvlJc w:val="left"/>
+      <w:pPr>
+        <w:tabs>
+          <w:tab w:val="num" w:pos="1440"/>
+        </w:tabs>
+        <w:ind w:left="1440" w:hanging="360"/>
+      </w:pPr>
+      <w:rPr>
+        <w:rFonts w:ascii="Courier New" w:hAnsi="Courier New" w:hint="default"/>
+        <w:sz w:val="20"/>
+      </w:rPr>
+    </w:lvl>
+    <w:lvl w:ilvl="2" w:tentative="1">
+      <w:start w:val="1"/>
+      <w:numFmt w:val="bullet"/>
+      <w:lvlText w:val=""/>
+      <w:lvlJc w:val="left"/>
+      <w:pPr>
+        <w:tabs>
+          <w:tab w:val="num" w:pos="2160"/>
+        </w:tabs>
+        <w:ind w:left="2160" w:hanging="360"/>
+      </w:pPr>
+      <w:rPr>
+        <w:rFonts w:ascii="Wingdings" w:hAnsi="Wingdings" w:hint="default"/>
+        <w:sz w:val="20"/>
+      </w:rPr>
+    </w:lvl>
+    <w:lvl w:ilvl="3" w:tentative="1">
+      <w:start w:val="1"/>
+      <w:numFmt w:val="bullet"/>
+      <w:lvlText w:val=""/>
+      <w:lvlJc w:val="left"/>
+      <w:pPr>
+        <w:tabs>
+          <w:tab w:val="num" w:pos="2880"/>
+        </w:tabs>
+        <w:ind w:left="2880" w:hanging="360"/>
+      </w:pPr>
+      <w:rPr>
+        <w:rFonts w:ascii="Wingdings" w:hAnsi="Wingdings" w:hint="default"/>
+        <w:sz w:val="20"/>
+      </w:rPr>
+    </w:lvl>
+    <w:lvl w:ilvl="4" w:tentative="1">
+      <w:start w:val="1"/>
+      <w:numFmt w:val="bullet"/>
+      <w:lvlText w:val=""/>
+      <w:lvlJc w:val="left"/>
+      <w:pPr>
+        <w:tabs>
+          <w:tab w:val="num" w:pos="3600"/>
+        </w:tabs>
+        <w:ind w:left="3600" w:hanging="360"/>
+      </w:pPr>
+      <w:rPr>
+        <w:rFonts w:ascii="Wingdings" w:hAnsi="Wingdings" w:hint="default"/>
+        <w:sz w:val="20"/>
+      </w:rPr>
+    </w:lvl>
+    <w:lvl w:ilvl="5" w:tentative="1">
+      <w:start w:val="1"/>
+      <w:numFmt w:val="bullet"/>
+      <w:lvlText w:val=""/>
+      <w:lvlJc w:val="left"/>
+      <w:pPr>
+        <w:tabs>
+          <w:tab w:val="num" w:pos="4320"/>
+        </w:tabs>
+        <w:ind w:left="4320" w:hanging="360"/>
+      </w:pPr>
+      <w:rPr>
+        <w:rFonts w:ascii="Wingdings" w:hAnsi="Wingdings" w:hint="default"/>
+        <w:sz w:val="20"/>
+      </w:rPr>
+    </w:lvl>
+    <w:lvl w:ilvl="6" w:tentative="1">
+      <w:start w:val="1"/>
+      <w:numFmt w:val="bullet"/>
+      <w:lvlText w:val=""/>
+      <w:lvlJc w:val="left"/>
+      <w:pPr>
+        <w:tabs>
+          <w:tab w:val="num" w:pos="5040"/>
+        </w:tabs>
+        <w:ind w:left="5040" w:hanging="360"/>
+      </w:pPr>
+      <w:rPr>
+        <w:rFonts w:ascii="Wingdings" w:hAnsi="Wingdings" w:hint="default"/>
+        <w:sz w:val="20"/>
+      </w:rPr>
+    </w:lvl>
+    <w:lvl w:ilvl="7" w:tentative="1">
+      <w:start w:val="1"/>
+      <w:numFmt w:val="bullet"/>
+      <w:lvlText w:val=""/>
+      <w:lvlJc w:val="left"/>
+      <w:pPr>
+        <w:tabs>
+          <w:tab w:val="num" w:pos="5760"/>
+        </w:tabs>
+        <w:ind w:left="5760" w:hanging="360"/>
+      </w:pPr>
+      <w:rPr>
+        <w:rFonts w:ascii="Wingdings" w:hAnsi="Wingdings" w:hint="default"/>
+        <w:sz w:val="20"/>
+      </w:rPr>
+    </w:lvl>
+    <w:lvl w:ilvl="8" w:tentative="1">
+      <w:start w:val="1"/>
+      <w:numFmt w:val="bullet"/>
+      <w:lvlText w:val=""/>
+      <w:lvlJc w:val="left"/>
+      <w:pPr>
+        <w:tabs>
+          <w:tab w:val="num" w:pos="6480"/>
+        </w:tabs>
+        <w:ind w:left="6480" w:hanging="360"/>
+      </w:pPr>
+      <w:rPr>
+        <w:rFonts w:ascii="Wingdings" w:hAnsi="Wingdings" w:hint="default"/>
+        <w:sz w:val="20"/>
+      </w:rPr>
+    </w:lvl>
+  </w:abstractNum>
+  <w:abstractNum w:abstractNumId="2" w15:restartNumberingAfterBreak="0">
+    <w:nsid w:val="102351B9"/>
+    <w:multiLevelType w:val="multilevel"/>
+    <w:tmpl w:val="D8163BD2"/>
+    <w:lvl w:ilvl="0">
+      <w:start w:val="1"/>
+      <w:numFmt w:val="bullet"/>
+      <w:lvlText w:val=""/>
+      <w:lvlJc w:val="left"/>
+      <w:pPr>
+        <w:tabs>
+          <w:tab w:val="num" w:pos="720"/>
+        </w:tabs>
+        <w:ind w:left="720" w:hanging="360"/>
+      </w:pPr>
+      <w:rPr>
+        <w:rFonts w:ascii="Symbol" w:hAnsi="Symbol" w:hint="default"/>
+        <w:sz w:val="20"/>
+      </w:rPr>
+    </w:lvl>
+    <w:lvl w:ilvl="1" w:tentative="1">
+      <w:start w:val="1"/>
+      <w:numFmt w:val="bullet"/>
+      <w:lvlText w:val="o"/>
+      <w:lvlJc w:val="left"/>
+      <w:pPr>
+        <w:tabs>
+          <w:tab w:val="num" w:pos="1440"/>
+        </w:tabs>
+        <w:ind w:left="1440" w:hanging="360"/>
+      </w:pPr>
+      <w:rPr>
+        <w:rFonts w:ascii="Courier New" w:hAnsi="Courier New" w:hint="default"/>
+        <w:sz w:val="20"/>
+      </w:rPr>
+    </w:lvl>
+    <w:lvl w:ilvl="2" w:tentative="1">
+      <w:start w:val="1"/>
+      <w:numFmt w:val="bullet"/>
+      <w:lvlText w:val=""/>
+      <w:lvlJc w:val="left"/>
+      <w:pPr>
+        <w:tabs>
+          <w:tab w:val="num" w:pos="2160"/>
+        </w:tabs>
+        <w:ind w:left="2160" w:hanging="360"/>
+      </w:pPr>
+      <w:rPr>
+        <w:rFonts w:ascii="Wingdings" w:hAnsi="Wingdings" w:hint="default"/>
+        <w:sz w:val="20"/>
+      </w:rPr>
+    </w:lvl>
+    <w:lvl w:ilvl="3" w:tentative="1">
+      <w:start w:val="1"/>
+      <w:numFmt w:val="bullet"/>
+      <w:lvlText w:val=""/>
+      <w:lvlJc w:val="left"/>
+      <w:pPr>
+        <w:tabs>
+          <w:tab w:val="num" w:pos="2880"/>
+        </w:tabs>
+        <w:ind w:left="2880" w:hanging="360"/>
+      </w:pPr>
+      <w:rPr>
+        <w:rFonts w:ascii="Wingdings" w:hAnsi="Wingdings" w:hint="default"/>
+        <w:sz w:val="20"/>
+      </w:rPr>
+    </w:lvl>
+    <w:lvl w:ilvl="4" w:tentative="1">
+      <w:start w:val="1"/>
+      <w:numFmt w:val="bullet"/>
+      <w:lvlText w:val=""/>
+      <w:lvlJc w:val="left"/>
+      <w:pPr>
+        <w:tabs>
+          <w:tab w:val="num" w:pos="3600"/>
+        </w:tabs>
+        <w:ind w:left="3600" w:hanging="360"/>
+      </w:pPr>
+      <w:rPr>
+        <w:rFonts w:ascii="Wingdings" w:hAnsi="Wingdings" w:hint="default"/>
+        <w:sz w:val="20"/>
+      </w:rPr>
+    </w:lvl>
+    <w:lvl w:ilvl="5" w:tentative="1">
+      <w:start w:val="1"/>
+      <w:numFmt w:val="bullet"/>
+      <w:lvlText w:val=""/>
+      <w:lvlJc w:val="left"/>
+      <w:pPr>
+        <w:tabs>
+          <w:tab w:val="num" w:pos="4320"/>
+        </w:tabs>
+        <w:ind w:left="4320" w:hanging="360"/>
+      </w:pPr>
+      <w:rPr>
+        <w:rFonts w:ascii="Wingdings" w:hAnsi="Wingdings" w:hint="default"/>
+        <w:sz w:val="20"/>
+      </w:rPr>
+    </w:lvl>
+    <w:lvl w:ilvl="6" w:tentative="1">
+      <w:start w:val="1"/>
+      <w:numFmt w:val="bullet"/>
+      <w:lvlText w:val=""/>
+      <w:lvlJc w:val="left"/>
+      <w:pPr>
+        <w:tabs>
+          <w:tab w:val="num" w:pos="5040"/>
+        </w:tabs>
+        <w:ind w:left="5040" w:hanging="360"/>
+      </w:pPr>
+      <w:rPr>
+        <w:rFonts w:ascii="Wingdings" w:hAnsi="Wingdings" w:hint="default"/>
+        <w:sz w:val="20"/>
+      </w:rPr>
+    </w:lvl>
+    <w:lvl w:ilvl="7" w:tentative="1">
+      <w:start w:val="1"/>
+      <w:numFmt w:val="bullet"/>
+      <w:lvlText w:val=""/>
+      <w:lvlJc w:val="left"/>
+      <w:pPr>
+        <w:tabs>
+          <w:tab w:val="num" w:pos="5760"/>
+        </w:tabs>
+        <w:ind w:left="5760" w:hanging="360"/>
+      </w:pPr>
+      <w:rPr>
+        <w:rFonts w:ascii="Wingdings" w:hAnsi="Wingdings" w:hint="default"/>
+        <w:sz w:val="20"/>
+      </w:rPr>
+    </w:lvl>
+    <w:lvl w:ilvl="8" w:tentative="1">
+      <w:start w:val="1"/>
+      <w:numFmt w:val="bullet"/>
+      <w:lvlText w:val=""/>
+      <w:lvlJc w:val="left"/>
+      <w:pPr>
+        <w:tabs>
+          <w:tab w:val="num" w:pos="6480"/>
+        </w:tabs>
+        <w:ind w:left="6480" w:hanging="360"/>
+      </w:pPr>
+      <w:rPr>
+        <w:rFonts w:ascii="Wingdings" w:hAnsi="Wingdings" w:hint="default"/>
+        <w:sz w:val="20"/>
+      </w:rPr>
+    </w:lvl>
+  </w:abstractNum>
+  <w:abstractNum w:abstractNumId="3" w15:restartNumberingAfterBreak="0">
+    <w:nsid w:val="110E01AD"/>
+    <w:multiLevelType w:val="multilevel"/>
+    <w:tmpl w:val="D8722C68"/>
+    <w:lvl w:ilvl="0">
+      <w:start w:val="1"/>
+      <w:numFmt w:val="bullet"/>
+      <w:lvlText w:val=""/>
+      <w:lvlJc w:val="left"/>
+      <w:pPr>
+        <w:tabs>
+          <w:tab w:val="num" w:pos="720"/>
+        </w:tabs>
+        <w:ind w:left="720" w:hanging="360"/>
+      </w:pPr>
+      <w:rPr>
+        <w:rFonts w:ascii="Symbol" w:hAnsi="Symbol" w:hint="default"/>
+        <w:sz w:val="20"/>
+      </w:rPr>
+    </w:lvl>
+    <w:lvl w:ilvl="1" w:tentative="1">
+      <w:start w:val="1"/>
+      <w:numFmt w:val="bullet"/>
+      <w:lvlText w:val="o"/>
+      <w:lvlJc w:val="left"/>
+      <w:pPr>
+        <w:tabs>
+          <w:tab w:val="num" w:pos="1440"/>
+        </w:tabs>
+        <w:ind w:left="1440" w:hanging="360"/>
+      </w:pPr>
+      <w:rPr>
+        <w:rFonts w:ascii="Courier New" w:hAnsi="Courier New" w:hint="default"/>
+        <w:sz w:val="20"/>
+      </w:rPr>
+    </w:lvl>
+    <w:lvl w:ilvl="2" w:tentative="1">
+      <w:start w:val="1"/>
+      <w:numFmt w:val="bullet"/>
+      <w:lvlText w:val=""/>
+      <w:lvlJc w:val="left"/>
+      <w:pPr>
+        <w:tabs>
+          <w:tab w:val="num" w:pos="2160"/>
+        </w:tabs>
+        <w:ind w:left="2160" w:hanging="360"/>
+      </w:pPr>
+      <w:rPr>
+        <w:rFonts w:ascii="Wingdings" w:hAnsi="Wingdings" w:hint="default"/>
+        <w:sz w:val="20"/>
+      </w:rPr>
+    </w:lvl>
+    <w:lvl w:ilvl="3" w:tentative="1">
+      <w:start w:val="1"/>
+      <w:numFmt w:val="bullet"/>
+      <w:lvlText w:val=""/>
+      <w:lvlJc w:val="left"/>
+      <w:pPr>
+        <w:tabs>
+          <w:tab w:val="num" w:pos="2880"/>
+        </w:tabs>
+        <w:ind w:left="2880" w:hanging="360"/>
+      </w:pPr>
+      <w:rPr>
+        <w:rFonts w:ascii="Wingdings" w:hAnsi="Wingdings" w:hint="default"/>
+        <w:sz w:val="20"/>
+      </w:rPr>
+    </w:lvl>
+    <w:lvl w:ilvl="4" w:tentative="1">
+      <w:start w:val="1"/>
+      <w:numFmt w:val="bullet"/>
+      <w:lvlText w:val=""/>
+      <w:lvlJc w:val="left"/>
+      <w:pPr>
+        <w:tabs>
+          <w:tab w:val="num" w:pos="3600"/>
+        </w:tabs>
+        <w:ind w:left="3600" w:hanging="360"/>
+      </w:pPr>
+      <w:rPr>
+        <w:rFonts w:ascii="Wingdings" w:hAnsi="Wingdings" w:hint="default"/>
+        <w:sz w:val="20"/>
+      </w:rPr>
+    </w:lvl>
+    <w:lvl w:ilvl="5" w:tentative="1">
+      <w:start w:val="1"/>
+      <w:numFmt w:val="bullet"/>
+      <w:lvlText w:val=""/>
+      <w:lvlJc w:val="left"/>
+      <w:pPr>
+        <w:tabs>
+          <w:tab w:val="num" w:pos="4320"/>
+        </w:tabs>
+        <w:ind w:left="4320" w:hanging="360"/>
+      </w:pPr>
+      <w:rPr>
+        <w:rFonts w:ascii="Wingdings" w:hAnsi="Wingdings" w:hint="default"/>
+        <w:sz w:val="20"/>
+      </w:rPr>
+    </w:lvl>
+    <w:lvl w:ilvl="6" w:tentative="1">
+      <w:start w:val="1"/>
+      <w:numFmt w:val="bullet"/>
+      <w:lvlText w:val=""/>
+      <w:lvlJc w:val="left"/>
+      <w:pPr>
+        <w:tabs>
+          <w:tab w:val="num" w:pos="5040"/>
+        </w:tabs>
+        <w:ind w:left="5040" w:hanging="360"/>
+      </w:pPr>
+      <w:rPr>
+        <w:rFonts w:ascii="Wingdings" w:hAnsi="Wingdings" w:hint="default"/>
+        <w:sz w:val="20"/>
+      </w:rPr>
+    </w:lvl>
+    <w:lvl w:ilvl="7" w:tentative="1">
+      <w:start w:val="1"/>
+      <w:numFmt w:val="bullet"/>
+      <w:lvlText w:val=""/>
+      <w:lvlJc w:val="left"/>
+      <w:pPr>
+        <w:tabs>
+          <w:tab w:val="num" w:pos="5760"/>
+        </w:tabs>
+        <w:ind w:left="5760" w:hanging="360"/>
+      </w:pPr>
+      <w:rPr>
+        <w:rFonts w:ascii="Wingdings" w:hAnsi="Wingdings" w:hint="default"/>
+        <w:sz w:val="20"/>
+      </w:rPr>
+    </w:lvl>
+    <w:lvl w:ilvl="8" w:tentative="1">
+      <w:start w:val="1"/>
+      <w:numFmt w:val="bullet"/>
+      <w:lvlText w:val=""/>
+      <w:lvlJc w:val="left"/>
+      <w:pPr>
+        <w:tabs>
+          <w:tab w:val="num" w:pos="6480"/>
+        </w:tabs>
+        <w:ind w:left="6480" w:hanging="360"/>
+      </w:pPr>
+      <w:rPr>
+        <w:rFonts w:ascii="Wingdings" w:hAnsi="Wingdings" w:hint="default"/>
+        <w:sz w:val="20"/>
+      </w:rPr>
+    </w:lvl>
+  </w:abstractNum>
+  <w:abstractNum w:abstractNumId="4" w15:restartNumberingAfterBreak="0">
+    <w:nsid w:val="1303182A"/>
+    <w:multiLevelType w:val="multilevel"/>
+    <w:tmpl w:val="526450BC"/>
+    <w:lvl w:ilvl="0">
+      <w:start w:val="1"/>
+      <w:numFmt w:val="bullet"/>
+      <w:lvlText w:val=""/>
+      <w:lvlJc w:val="left"/>
+      <w:pPr>
+        <w:tabs>
+          <w:tab w:val="num" w:pos="720"/>
+        </w:tabs>
+        <w:ind w:left="720" w:hanging="360"/>
+      </w:pPr>
+      <w:rPr>
+        <w:rFonts w:ascii="Symbol" w:hAnsi="Symbol" w:hint="default"/>
+        <w:sz w:val="20"/>
+      </w:rPr>
+    </w:lvl>
+    <w:lvl w:ilvl="1" w:tentative="1">
+      <w:start w:val="1"/>
+      <w:numFmt w:val="bullet"/>
+      <w:lvlText w:val="o"/>
+      <w:lvlJc w:val="left"/>
+      <w:pPr>
+        <w:tabs>
+          <w:tab w:val="num" w:pos="1440"/>
+        </w:tabs>
+        <w:ind w:left="1440" w:hanging="360"/>
+      </w:pPr>
+      <w:rPr>
+        <w:rFonts w:ascii="Courier New" w:hAnsi="Courier New" w:hint="default"/>
+        <w:sz w:val="20"/>
+      </w:rPr>
+    </w:lvl>
+    <w:lvl w:ilvl="2" w:tentative="1">
+      <w:start w:val="1"/>
+      <w:numFmt w:val="bullet"/>
+      <w:lvlText w:val=""/>
+      <w:lvlJc w:val="left"/>
+      <w:pPr>
+        <w:tabs>
+          <w:tab w:val="num" w:pos="2160"/>
+        </w:tabs>
+        <w:ind w:left="2160" w:hanging="360"/>
+      </w:pPr>
+      <w:rPr>
+        <w:rFonts w:ascii="Wingdings" w:hAnsi="Wingdings" w:hint="default"/>
+        <w:sz w:val="20"/>
+      </w:rPr>
+    </w:lvl>
+    <w:lvl w:ilvl="3" w:tentative="1">
+      <w:start w:val="1"/>
+      <w:numFmt w:val="bullet"/>
+      <w:lvlText w:val=""/>
+      <w:lvlJc w:val="left"/>
+      <w:pPr>
+        <w:tabs>
+          <w:tab w:val="num" w:pos="2880"/>
+        </w:tabs>
+        <w:ind w:left="2880" w:hanging="360"/>
+      </w:pPr>
+      <w:rPr>
+        <w:rFonts w:ascii="Wingdings" w:hAnsi="Wingdings" w:hint="default"/>
+        <w:sz w:val="20"/>
+      </w:rPr>
+    </w:lvl>
+    <w:lvl w:ilvl="4" w:tentative="1">
+      <w:start w:val="1"/>
+      <w:numFmt w:val="bullet"/>
+      <w:lvlText w:val=""/>
+      <w:lvlJc w:val="left"/>
+      <w:pPr>
+        <w:tabs>
+          <w:tab w:val="num" w:pos="3600"/>
+        </w:tabs>
+        <w:ind w:left="3600" w:hanging="360"/>
+      </w:pPr>
+      <w:rPr>
+        <w:rFonts w:ascii="Wingdings" w:hAnsi="Wingdings" w:hint="default"/>
+        <w:sz w:val="20"/>
+      </w:rPr>
+    </w:lvl>
+    <w:lvl w:ilvl="5" w:tentative="1">
+      <w:start w:val="1"/>
+      <w:numFmt w:val="bullet"/>
+      <w:lvlText w:val=""/>
+      <w:lvlJc w:val="left"/>
+      <w:pPr>
+        <w:tabs>
+          <w:tab w:val="num" w:pos="4320"/>
+        </w:tabs>
+        <w:ind w:left="4320" w:hanging="360"/>
+      </w:pPr>
+      <w:rPr>
+        <w:rFonts w:ascii="Wingdings" w:hAnsi="Wingdings" w:hint="default"/>
+        <w:sz w:val="20"/>
+      </w:rPr>
+    </w:lvl>
+    <w:lvl w:ilvl="6" w:tentative="1">
+      <w:start w:val="1"/>
+      <w:numFmt w:val="bullet"/>
+      <w:lvlText w:val=""/>
+      <w:lvlJc w:val="left"/>
+      <w:pPr>
+        <w:tabs>
+          <w:tab w:val="num" w:pos="5040"/>
+        </w:tabs>
+        <w:ind w:left="5040" w:hanging="360"/>
+      </w:pPr>
+      <w:rPr>
+        <w:rFonts w:ascii="Wingdings" w:hAnsi="Wingdings" w:hint="default"/>
+        <w:sz w:val="20"/>
+      </w:rPr>
+    </w:lvl>
+    <w:lvl w:ilvl="7" w:tentative="1">
+      <w:start w:val="1"/>
+      <w:numFmt w:val="bullet"/>
+      <w:lvlText w:val=""/>
+      <w:lvlJc w:val="left"/>
+      <w:pPr>
+        <w:tabs>
+          <w:tab w:val="num" w:pos="5760"/>
+        </w:tabs>
+        <w:ind w:left="5760" w:hanging="360"/>
+      </w:pPr>
+      <w:rPr>
+        <w:rFonts w:ascii="Wingdings" w:hAnsi="Wingdings" w:hint="default"/>
+        <w:sz w:val="20"/>
+      </w:rPr>
+    </w:lvl>
+    <w:lvl w:ilvl="8" w:tentative="1">
+      <w:start w:val="1"/>
+      <w:numFmt w:val="bullet"/>
+      <w:lvlText w:val=""/>
+      <w:lvlJc w:val="left"/>
+      <w:pPr>
+        <w:tabs>
+          <w:tab w:val="num" w:pos="6480"/>
+        </w:tabs>
+        <w:ind w:left="6480" w:hanging="360"/>
+      </w:pPr>
+      <w:rPr>
+        <w:rFonts w:ascii="Wingdings" w:hAnsi="Wingdings" w:hint="default"/>
+        <w:sz w:val="20"/>
+      </w:rPr>
+    </w:lvl>
+  </w:abstractNum>
+  <w:abstractNum w:abstractNumId="5" w15:restartNumberingAfterBreak="0">
     <w:nsid w:val="13F01953"/>
     <w:multiLevelType w:val="multilevel"/>
     <w:tmpl w:val="53EC0F16"/>
@@ -10375,7 +14742,305 @@
       </w:rPr>
     </w:lvl>
   </w:abstractNum>
-  <w:abstractNum w:abstractNumId="2" w15:restartNumberingAfterBreak="0">
+  <w:abstractNum w:abstractNumId="6" w15:restartNumberingAfterBreak="0">
+    <w:nsid w:val="18B50474"/>
+    <w:multiLevelType w:val="multilevel"/>
+    <w:tmpl w:val="1CD8D11E"/>
+    <w:lvl w:ilvl="0">
+      <w:start w:val="1"/>
+      <w:numFmt w:val="bullet"/>
+      <w:lvlText w:val=""/>
+      <w:lvlJc w:val="left"/>
+      <w:pPr>
+        <w:tabs>
+          <w:tab w:val="num" w:pos="720"/>
+        </w:tabs>
+        <w:ind w:left="720" w:hanging="360"/>
+      </w:pPr>
+      <w:rPr>
+        <w:rFonts w:ascii="Symbol" w:hAnsi="Symbol" w:hint="default"/>
+        <w:sz w:val="20"/>
+      </w:rPr>
+    </w:lvl>
+    <w:lvl w:ilvl="1" w:tentative="1">
+      <w:start w:val="1"/>
+      <w:numFmt w:val="bullet"/>
+      <w:lvlText w:val="o"/>
+      <w:lvlJc w:val="left"/>
+      <w:pPr>
+        <w:tabs>
+          <w:tab w:val="num" w:pos="1440"/>
+        </w:tabs>
+        <w:ind w:left="1440" w:hanging="360"/>
+      </w:pPr>
+      <w:rPr>
+        <w:rFonts w:ascii="Courier New" w:hAnsi="Courier New" w:hint="default"/>
+        <w:sz w:val="20"/>
+      </w:rPr>
+    </w:lvl>
+    <w:lvl w:ilvl="2" w:tentative="1">
+      <w:start w:val="1"/>
+      <w:numFmt w:val="bullet"/>
+      <w:lvlText w:val=""/>
+      <w:lvlJc w:val="left"/>
+      <w:pPr>
+        <w:tabs>
+          <w:tab w:val="num" w:pos="2160"/>
+        </w:tabs>
+        <w:ind w:left="2160" w:hanging="360"/>
+      </w:pPr>
+      <w:rPr>
+        <w:rFonts w:ascii="Wingdings" w:hAnsi="Wingdings" w:hint="default"/>
+        <w:sz w:val="20"/>
+      </w:rPr>
+    </w:lvl>
+    <w:lvl w:ilvl="3" w:tentative="1">
+      <w:start w:val="1"/>
+      <w:numFmt w:val="bullet"/>
+      <w:lvlText w:val=""/>
+      <w:lvlJc w:val="left"/>
+      <w:pPr>
+        <w:tabs>
+          <w:tab w:val="num" w:pos="2880"/>
+        </w:tabs>
+        <w:ind w:left="2880" w:hanging="360"/>
+      </w:pPr>
+      <w:rPr>
+        <w:rFonts w:ascii="Wingdings" w:hAnsi="Wingdings" w:hint="default"/>
+        <w:sz w:val="20"/>
+      </w:rPr>
+    </w:lvl>
+    <w:lvl w:ilvl="4" w:tentative="1">
+      <w:start w:val="1"/>
+      <w:numFmt w:val="bullet"/>
+      <w:lvlText w:val=""/>
+      <w:lvlJc w:val="left"/>
+      <w:pPr>
+        <w:tabs>
+          <w:tab w:val="num" w:pos="3600"/>
+        </w:tabs>
+        <w:ind w:left="3600" w:hanging="360"/>
+      </w:pPr>
+      <w:rPr>
+        <w:rFonts w:ascii="Wingdings" w:hAnsi="Wingdings" w:hint="default"/>
+        <w:sz w:val="20"/>
+      </w:rPr>
+    </w:lvl>
+    <w:lvl w:ilvl="5" w:tentative="1">
+      <w:start w:val="1"/>
+      <w:numFmt w:val="bullet"/>
+      <w:lvlText w:val=""/>
+      <w:lvlJc w:val="left"/>
+      <w:pPr>
+        <w:tabs>
+          <w:tab w:val="num" w:pos="4320"/>
+        </w:tabs>
+        <w:ind w:left="4320" w:hanging="360"/>
+      </w:pPr>
+      <w:rPr>
+        <w:rFonts w:ascii="Wingdings" w:hAnsi="Wingdings" w:hint="default"/>
+        <w:sz w:val="20"/>
+      </w:rPr>
+    </w:lvl>
+    <w:lvl w:ilvl="6" w:tentative="1">
+      <w:start w:val="1"/>
+      <w:numFmt w:val="bullet"/>
+      <w:lvlText w:val=""/>
+      <w:lvlJc w:val="left"/>
+      <w:pPr>
+        <w:tabs>
+          <w:tab w:val="num" w:pos="5040"/>
+        </w:tabs>
+        <w:ind w:left="5040" w:hanging="360"/>
+      </w:pPr>
+      <w:rPr>
+        <w:rFonts w:ascii="Wingdings" w:hAnsi="Wingdings" w:hint="default"/>
+        <w:sz w:val="20"/>
+      </w:rPr>
+    </w:lvl>
+    <w:lvl w:ilvl="7" w:tentative="1">
+      <w:start w:val="1"/>
+      <w:numFmt w:val="bullet"/>
+      <w:lvlText w:val=""/>
+      <w:lvlJc w:val="left"/>
+      <w:pPr>
+        <w:tabs>
+          <w:tab w:val="num" w:pos="5760"/>
+        </w:tabs>
+        <w:ind w:left="5760" w:hanging="360"/>
+      </w:pPr>
+      <w:rPr>
+        <w:rFonts w:ascii="Wingdings" w:hAnsi="Wingdings" w:hint="default"/>
+        <w:sz w:val="20"/>
+      </w:rPr>
+    </w:lvl>
+    <w:lvl w:ilvl="8" w:tentative="1">
+      <w:start w:val="1"/>
+      <w:numFmt w:val="bullet"/>
+      <w:lvlText w:val=""/>
+      <w:lvlJc w:val="left"/>
+      <w:pPr>
+        <w:tabs>
+          <w:tab w:val="num" w:pos="6480"/>
+        </w:tabs>
+        <w:ind w:left="6480" w:hanging="360"/>
+      </w:pPr>
+      <w:rPr>
+        <w:rFonts w:ascii="Wingdings" w:hAnsi="Wingdings" w:hint="default"/>
+        <w:sz w:val="20"/>
+      </w:rPr>
+    </w:lvl>
+  </w:abstractNum>
+  <w:abstractNum w:abstractNumId="7" w15:restartNumberingAfterBreak="0">
+    <w:nsid w:val="18CA3187"/>
+    <w:multiLevelType w:val="multilevel"/>
+    <w:tmpl w:val="A92C73B2"/>
+    <w:lvl w:ilvl="0">
+      <w:start w:val="1"/>
+      <w:numFmt w:val="bullet"/>
+      <w:lvlText w:val=""/>
+      <w:lvlJc w:val="left"/>
+      <w:pPr>
+        <w:tabs>
+          <w:tab w:val="num" w:pos="720"/>
+        </w:tabs>
+        <w:ind w:left="720" w:hanging="360"/>
+      </w:pPr>
+      <w:rPr>
+        <w:rFonts w:ascii="Symbol" w:hAnsi="Symbol" w:hint="default"/>
+        <w:sz w:val="20"/>
+      </w:rPr>
+    </w:lvl>
+    <w:lvl w:ilvl="1" w:tentative="1">
+      <w:start w:val="1"/>
+      <w:numFmt w:val="bullet"/>
+      <w:lvlText w:val="o"/>
+      <w:lvlJc w:val="left"/>
+      <w:pPr>
+        <w:tabs>
+          <w:tab w:val="num" w:pos="1440"/>
+        </w:tabs>
+        <w:ind w:left="1440" w:hanging="360"/>
+      </w:pPr>
+      <w:rPr>
+        <w:rFonts w:ascii="Courier New" w:hAnsi="Courier New" w:hint="default"/>
+        <w:sz w:val="20"/>
+      </w:rPr>
+    </w:lvl>
+    <w:lvl w:ilvl="2" w:tentative="1">
+      <w:start w:val="1"/>
+      <w:numFmt w:val="bullet"/>
+      <w:lvlText w:val=""/>
+      <w:lvlJc w:val="left"/>
+      <w:pPr>
+        <w:tabs>
+          <w:tab w:val="num" w:pos="2160"/>
+        </w:tabs>
+        <w:ind w:left="2160" w:hanging="360"/>
+      </w:pPr>
+      <w:rPr>
+        <w:rFonts w:ascii="Wingdings" w:hAnsi="Wingdings" w:hint="default"/>
+        <w:sz w:val="20"/>
+      </w:rPr>
+    </w:lvl>
+    <w:lvl w:ilvl="3" w:tentative="1">
+      <w:start w:val="1"/>
+      <w:numFmt w:val="bullet"/>
+      <w:lvlText w:val=""/>
+      <w:lvlJc w:val="left"/>
+      <w:pPr>
+        <w:tabs>
+          <w:tab w:val="num" w:pos="2880"/>
+        </w:tabs>
+        <w:ind w:left="2880" w:hanging="360"/>
+      </w:pPr>
+      <w:rPr>
+        <w:rFonts w:ascii="Wingdings" w:hAnsi="Wingdings" w:hint="default"/>
+        <w:sz w:val="20"/>
+      </w:rPr>
+    </w:lvl>
+    <w:lvl w:ilvl="4" w:tentative="1">
+      <w:start w:val="1"/>
+      <w:numFmt w:val="bullet"/>
+      <w:lvlText w:val=""/>
+      <w:lvlJc w:val="left"/>
+      <w:pPr>
+        <w:tabs>
+          <w:tab w:val="num" w:pos="3600"/>
+        </w:tabs>
+        <w:ind w:left="3600" w:hanging="360"/>
+      </w:pPr>
+      <w:rPr>
+        <w:rFonts w:ascii="Wingdings" w:hAnsi="Wingdings" w:hint="default"/>
+        <w:sz w:val="20"/>
+      </w:rPr>
+    </w:lvl>
+    <w:lvl w:ilvl="5" w:tentative="1">
+      <w:start w:val="1"/>
+      <w:numFmt w:val="bullet"/>
+      <w:lvlText w:val=""/>
+      <w:lvlJc w:val="left"/>
+      <w:pPr>
+        <w:tabs>
+          <w:tab w:val="num" w:pos="4320"/>
+        </w:tabs>
+        <w:ind w:left="4320" w:hanging="360"/>
+      </w:pPr>
+      <w:rPr>
+        <w:rFonts w:ascii="Wingdings" w:hAnsi="Wingdings" w:hint="default"/>
+        <w:sz w:val="20"/>
+      </w:rPr>
+    </w:lvl>
+    <w:lvl w:ilvl="6" w:tentative="1">
+      <w:start w:val="1"/>
+      <w:numFmt w:val="bullet"/>
+      <w:lvlText w:val=""/>
+      <w:lvlJc w:val="left"/>
+      <w:pPr>
+        <w:tabs>
+          <w:tab w:val="num" w:pos="5040"/>
+        </w:tabs>
+        <w:ind w:left="5040" w:hanging="360"/>
+      </w:pPr>
+      <w:rPr>
+        <w:rFonts w:ascii="Wingdings" w:hAnsi="Wingdings" w:hint="default"/>
+        <w:sz w:val="20"/>
+      </w:rPr>
+    </w:lvl>
+    <w:lvl w:ilvl="7" w:tentative="1">
+      <w:start w:val="1"/>
+      <w:numFmt w:val="bullet"/>
+      <w:lvlText w:val=""/>
+      <w:lvlJc w:val="left"/>
+      <w:pPr>
+        <w:tabs>
+          <w:tab w:val="num" w:pos="5760"/>
+        </w:tabs>
+        <w:ind w:left="5760" w:hanging="360"/>
+      </w:pPr>
+      <w:rPr>
+        <w:rFonts w:ascii="Wingdings" w:hAnsi="Wingdings" w:hint="default"/>
+        <w:sz w:val="20"/>
+      </w:rPr>
+    </w:lvl>
+    <w:lvl w:ilvl="8" w:tentative="1">
+      <w:start w:val="1"/>
+      <w:numFmt w:val="bullet"/>
+      <w:lvlText w:val=""/>
+      <w:lvlJc w:val="left"/>
+      <w:pPr>
+        <w:tabs>
+          <w:tab w:val="num" w:pos="6480"/>
+        </w:tabs>
+        <w:ind w:left="6480" w:hanging="360"/>
+      </w:pPr>
+      <w:rPr>
+        <w:rFonts w:ascii="Wingdings" w:hAnsi="Wingdings" w:hint="default"/>
+        <w:sz w:val="20"/>
+      </w:rPr>
+    </w:lvl>
+  </w:abstractNum>
+  <w:abstractNum w:abstractNumId="8" w15:restartNumberingAfterBreak="0">
     <w:nsid w:val="1E3E7435"/>
     <w:multiLevelType w:val="multilevel"/>
     <w:tmpl w:val="D428BBD4"/>
@@ -10524,7 +15189,156 @@
       </w:rPr>
     </w:lvl>
   </w:abstractNum>
-  <w:abstractNum w:abstractNumId="3" w15:restartNumberingAfterBreak="0">
+  <w:abstractNum w:abstractNumId="9" w15:restartNumberingAfterBreak="0">
+    <w:nsid w:val="23540969"/>
+    <w:multiLevelType w:val="multilevel"/>
+    <w:tmpl w:val="60504AF6"/>
+    <w:lvl w:ilvl="0">
+      <w:start w:val="1"/>
+      <w:numFmt w:val="bullet"/>
+      <w:lvlText w:val=""/>
+      <w:lvlJc w:val="left"/>
+      <w:pPr>
+        <w:tabs>
+          <w:tab w:val="num" w:pos="720"/>
+        </w:tabs>
+        <w:ind w:left="720" w:hanging="360"/>
+      </w:pPr>
+      <w:rPr>
+        <w:rFonts w:ascii="Symbol" w:hAnsi="Symbol" w:hint="default"/>
+        <w:sz w:val="20"/>
+      </w:rPr>
+    </w:lvl>
+    <w:lvl w:ilvl="1" w:tentative="1">
+      <w:start w:val="1"/>
+      <w:numFmt w:val="bullet"/>
+      <w:lvlText w:val="o"/>
+      <w:lvlJc w:val="left"/>
+      <w:pPr>
+        <w:tabs>
+          <w:tab w:val="num" w:pos="1440"/>
+        </w:tabs>
+        <w:ind w:left="1440" w:hanging="360"/>
+      </w:pPr>
+      <w:rPr>
+        <w:rFonts w:ascii="Courier New" w:hAnsi="Courier New" w:hint="default"/>
+        <w:sz w:val="20"/>
+      </w:rPr>
+    </w:lvl>
+    <w:lvl w:ilvl="2" w:tentative="1">
+      <w:start w:val="1"/>
+      <w:numFmt w:val="bullet"/>
+      <w:lvlText w:val=""/>
+      <w:lvlJc w:val="left"/>
+      <w:pPr>
+        <w:tabs>
+          <w:tab w:val="num" w:pos="2160"/>
+        </w:tabs>
+        <w:ind w:left="2160" w:hanging="360"/>
+      </w:pPr>
+      <w:rPr>
+        <w:rFonts w:ascii="Wingdings" w:hAnsi="Wingdings" w:hint="default"/>
+        <w:sz w:val="20"/>
+      </w:rPr>
+    </w:lvl>
+    <w:lvl w:ilvl="3" w:tentative="1">
+      <w:start w:val="1"/>
+      <w:numFmt w:val="bullet"/>
+      <w:lvlText w:val=""/>
+      <w:lvlJc w:val="left"/>
+      <w:pPr>
+        <w:tabs>
+          <w:tab w:val="num" w:pos="2880"/>
+        </w:tabs>
+        <w:ind w:left="2880" w:hanging="360"/>
+      </w:pPr>
+      <w:rPr>
+        <w:rFonts w:ascii="Wingdings" w:hAnsi="Wingdings" w:hint="default"/>
+        <w:sz w:val="20"/>
+      </w:rPr>
+    </w:lvl>
+    <w:lvl w:ilvl="4" w:tentative="1">
+      <w:start w:val="1"/>
+      <w:numFmt w:val="bullet"/>
+      <w:lvlText w:val=""/>
+      <w:lvlJc w:val="left"/>
+      <w:pPr>
+        <w:tabs>
+          <w:tab w:val="num" w:pos="3600"/>
+        </w:tabs>
+        <w:ind w:left="3600" w:hanging="360"/>
+      </w:pPr>
+      <w:rPr>
+        <w:rFonts w:ascii="Wingdings" w:hAnsi="Wingdings" w:hint="default"/>
+        <w:sz w:val="20"/>
+      </w:rPr>
+    </w:lvl>
+    <w:lvl w:ilvl="5" w:tentative="1">
+      <w:start w:val="1"/>
+      <w:numFmt w:val="bullet"/>
+      <w:lvlText w:val=""/>
+      <w:lvlJc w:val="left"/>
+      <w:pPr>
+        <w:tabs>
+          <w:tab w:val="num" w:pos="4320"/>
+        </w:tabs>
+        <w:ind w:left="4320" w:hanging="360"/>
+      </w:pPr>
+      <w:rPr>
+        <w:rFonts w:ascii="Wingdings" w:hAnsi="Wingdings" w:hint="default"/>
+        <w:sz w:val="20"/>
+      </w:rPr>
+    </w:lvl>
+    <w:lvl w:ilvl="6" w:tentative="1">
+      <w:start w:val="1"/>
+      <w:numFmt w:val="bullet"/>
+      <w:lvlText w:val=""/>
+      <w:lvlJc w:val="left"/>
+      <w:pPr>
+        <w:tabs>
+          <w:tab w:val="num" w:pos="5040"/>
+        </w:tabs>
+        <w:ind w:left="5040" w:hanging="360"/>
+      </w:pPr>
+      <w:rPr>
+        <w:rFonts w:ascii="Wingdings" w:hAnsi="Wingdings" w:hint="default"/>
+        <w:sz w:val="20"/>
+      </w:rPr>
+    </w:lvl>
+    <w:lvl w:ilvl="7" w:tentative="1">
+      <w:start w:val="1"/>
+      <w:numFmt w:val="bullet"/>
+      <w:lvlText w:val=""/>
+      <w:lvlJc w:val="left"/>
+      <w:pPr>
+        <w:tabs>
+          <w:tab w:val="num" w:pos="5760"/>
+        </w:tabs>
+        <w:ind w:left="5760" w:hanging="360"/>
+      </w:pPr>
+      <w:rPr>
+        <w:rFonts w:ascii="Wingdings" w:hAnsi="Wingdings" w:hint="default"/>
+        <w:sz w:val="20"/>
+      </w:rPr>
+    </w:lvl>
+    <w:lvl w:ilvl="8" w:tentative="1">
+      <w:start w:val="1"/>
+      <w:numFmt w:val="bullet"/>
+      <w:lvlText w:val=""/>
+      <w:lvlJc w:val="left"/>
+      <w:pPr>
+        <w:tabs>
+          <w:tab w:val="num" w:pos="6480"/>
+        </w:tabs>
+        <w:ind w:left="6480" w:hanging="360"/>
+      </w:pPr>
+      <w:rPr>
+        <w:rFonts w:ascii="Wingdings" w:hAnsi="Wingdings" w:hint="default"/>
+        <w:sz w:val="20"/>
+      </w:rPr>
+    </w:lvl>
+  </w:abstractNum>
+  <w:abstractNum w:abstractNumId="10" w15:restartNumberingAfterBreak="0">
     <w:nsid w:val="24FB6C40"/>
     <w:multiLevelType w:val="multilevel"/>
     <w:tmpl w:val="203E4D66"/>
@@ -10673,7 +15487,454 @@
       </w:rPr>
     </w:lvl>
   </w:abstractNum>
-  <w:abstractNum w:abstractNumId="4" w15:restartNumberingAfterBreak="0">
+  <w:abstractNum w:abstractNumId="11" w15:restartNumberingAfterBreak="0">
+    <w:nsid w:val="2DF840DA"/>
+    <w:multiLevelType w:val="multilevel"/>
+    <w:tmpl w:val="5EAC42DE"/>
+    <w:lvl w:ilvl="0">
+      <w:start w:val="1"/>
+      <w:numFmt w:val="bullet"/>
+      <w:lvlText w:val=""/>
+      <w:lvlJc w:val="left"/>
+      <w:pPr>
+        <w:tabs>
+          <w:tab w:val="num" w:pos="720"/>
+        </w:tabs>
+        <w:ind w:left="720" w:hanging="360"/>
+      </w:pPr>
+      <w:rPr>
+        <w:rFonts w:ascii="Symbol" w:hAnsi="Symbol" w:hint="default"/>
+        <w:sz w:val="20"/>
+      </w:rPr>
+    </w:lvl>
+    <w:lvl w:ilvl="1" w:tentative="1">
+      <w:start w:val="1"/>
+      <w:numFmt w:val="bullet"/>
+      <w:lvlText w:val="o"/>
+      <w:lvlJc w:val="left"/>
+      <w:pPr>
+        <w:tabs>
+          <w:tab w:val="num" w:pos="1440"/>
+        </w:tabs>
+        <w:ind w:left="1440" w:hanging="360"/>
+      </w:pPr>
+      <w:rPr>
+        <w:rFonts w:ascii="Courier New" w:hAnsi="Courier New" w:hint="default"/>
+        <w:sz w:val="20"/>
+      </w:rPr>
+    </w:lvl>
+    <w:lvl w:ilvl="2" w:tentative="1">
+      <w:start w:val="1"/>
+      <w:numFmt w:val="bullet"/>
+      <w:lvlText w:val=""/>
+      <w:lvlJc w:val="left"/>
+      <w:pPr>
+        <w:tabs>
+          <w:tab w:val="num" w:pos="2160"/>
+        </w:tabs>
+        <w:ind w:left="2160" w:hanging="360"/>
+      </w:pPr>
+      <w:rPr>
+        <w:rFonts w:ascii="Wingdings" w:hAnsi="Wingdings" w:hint="default"/>
+        <w:sz w:val="20"/>
+      </w:rPr>
+    </w:lvl>
+    <w:lvl w:ilvl="3" w:tentative="1">
+      <w:start w:val="1"/>
+      <w:numFmt w:val="bullet"/>
+      <w:lvlText w:val=""/>
+      <w:lvlJc w:val="left"/>
+      <w:pPr>
+        <w:tabs>
+          <w:tab w:val="num" w:pos="2880"/>
+        </w:tabs>
+        <w:ind w:left="2880" w:hanging="360"/>
+      </w:pPr>
+      <w:rPr>
+        <w:rFonts w:ascii="Wingdings" w:hAnsi="Wingdings" w:hint="default"/>
+        <w:sz w:val="20"/>
+      </w:rPr>
+    </w:lvl>
+    <w:lvl w:ilvl="4" w:tentative="1">
+      <w:start w:val="1"/>
+      <w:numFmt w:val="bullet"/>
+      <w:lvlText w:val=""/>
+      <w:lvlJc w:val="left"/>
+      <w:pPr>
+        <w:tabs>
+          <w:tab w:val="num" w:pos="3600"/>
+        </w:tabs>
+        <w:ind w:left="3600" w:hanging="360"/>
+      </w:pPr>
+      <w:rPr>
+        <w:rFonts w:ascii="Wingdings" w:hAnsi="Wingdings" w:hint="default"/>
+        <w:sz w:val="20"/>
+      </w:rPr>
+    </w:lvl>
+    <w:lvl w:ilvl="5" w:tentative="1">
+      <w:start w:val="1"/>
+      <w:numFmt w:val="bullet"/>
+      <w:lvlText w:val=""/>
+      <w:lvlJc w:val="left"/>
+      <w:pPr>
+        <w:tabs>
+          <w:tab w:val="num" w:pos="4320"/>
+        </w:tabs>
+        <w:ind w:left="4320" w:hanging="360"/>
+      </w:pPr>
+      <w:rPr>
+        <w:rFonts w:ascii="Wingdings" w:hAnsi="Wingdings" w:hint="default"/>
+        <w:sz w:val="20"/>
+      </w:rPr>
+    </w:lvl>
+    <w:lvl w:ilvl="6" w:tentative="1">
+      <w:start w:val="1"/>
+      <w:numFmt w:val="bullet"/>
+      <w:lvlText w:val=""/>
+      <w:lvlJc w:val="left"/>
+      <w:pPr>
+        <w:tabs>
+          <w:tab w:val="num" w:pos="5040"/>
+        </w:tabs>
+        <w:ind w:left="5040" w:hanging="360"/>
+      </w:pPr>
+      <w:rPr>
+        <w:rFonts w:ascii="Wingdings" w:hAnsi="Wingdings" w:hint="default"/>
+        <w:sz w:val="20"/>
+      </w:rPr>
+    </w:lvl>
+    <w:lvl w:ilvl="7" w:tentative="1">
+      <w:start w:val="1"/>
+      <w:numFmt w:val="bullet"/>
+      <w:lvlText w:val=""/>
+      <w:lvlJc w:val="left"/>
+      <w:pPr>
+        <w:tabs>
+          <w:tab w:val="num" w:pos="5760"/>
+        </w:tabs>
+        <w:ind w:left="5760" w:hanging="360"/>
+      </w:pPr>
+      <w:rPr>
+        <w:rFonts w:ascii="Wingdings" w:hAnsi="Wingdings" w:hint="default"/>
+        <w:sz w:val="20"/>
+      </w:rPr>
+    </w:lvl>
+    <w:lvl w:ilvl="8" w:tentative="1">
+      <w:start w:val="1"/>
+      <w:numFmt w:val="bullet"/>
+      <w:lvlText w:val=""/>
+      <w:lvlJc w:val="left"/>
+      <w:pPr>
+        <w:tabs>
+          <w:tab w:val="num" w:pos="6480"/>
+        </w:tabs>
+        <w:ind w:left="6480" w:hanging="360"/>
+      </w:pPr>
+      <w:rPr>
+        <w:rFonts w:ascii="Wingdings" w:hAnsi="Wingdings" w:hint="default"/>
+        <w:sz w:val="20"/>
+      </w:rPr>
+    </w:lvl>
+  </w:abstractNum>
+  <w:abstractNum w:abstractNumId="12" w15:restartNumberingAfterBreak="0">
+    <w:nsid w:val="41A93EDC"/>
+    <w:multiLevelType w:val="multilevel"/>
+    <w:tmpl w:val="63A898FA"/>
+    <w:lvl w:ilvl="0">
+      <w:start w:val="1"/>
+      <w:numFmt w:val="bullet"/>
+      <w:lvlText w:val=""/>
+      <w:lvlJc w:val="left"/>
+      <w:pPr>
+        <w:tabs>
+          <w:tab w:val="num" w:pos="720"/>
+        </w:tabs>
+        <w:ind w:left="720" w:hanging="360"/>
+      </w:pPr>
+      <w:rPr>
+        <w:rFonts w:ascii="Symbol" w:hAnsi="Symbol" w:hint="default"/>
+        <w:sz w:val="20"/>
+      </w:rPr>
+    </w:lvl>
+    <w:lvl w:ilvl="1" w:tentative="1">
+      <w:start w:val="1"/>
+      <w:numFmt w:val="bullet"/>
+      <w:lvlText w:val="o"/>
+      <w:lvlJc w:val="left"/>
+      <w:pPr>
+        <w:tabs>
+          <w:tab w:val="num" w:pos="1440"/>
+        </w:tabs>
+        <w:ind w:left="1440" w:hanging="360"/>
+      </w:pPr>
+      <w:rPr>
+        <w:rFonts w:ascii="Courier New" w:hAnsi="Courier New" w:hint="default"/>
+        <w:sz w:val="20"/>
+      </w:rPr>
+    </w:lvl>
+    <w:lvl w:ilvl="2" w:tentative="1">
+      <w:start w:val="1"/>
+      <w:numFmt w:val="bullet"/>
+      <w:lvlText w:val=""/>
+      <w:lvlJc w:val="left"/>
+      <w:pPr>
+        <w:tabs>
+          <w:tab w:val="num" w:pos="2160"/>
+        </w:tabs>
+        <w:ind w:left="2160" w:hanging="360"/>
+      </w:pPr>
+      <w:rPr>
+        <w:rFonts w:ascii="Wingdings" w:hAnsi="Wingdings" w:hint="default"/>
+        <w:sz w:val="20"/>
+      </w:rPr>
+    </w:lvl>
+    <w:lvl w:ilvl="3" w:tentative="1">
+      <w:start w:val="1"/>
+      <w:numFmt w:val="bullet"/>
+      <w:lvlText w:val=""/>
+      <w:lvlJc w:val="left"/>
+      <w:pPr>
+        <w:tabs>
+          <w:tab w:val="num" w:pos="2880"/>
+        </w:tabs>
+        <w:ind w:left="2880" w:hanging="360"/>
+      </w:pPr>
+      <w:rPr>
+        <w:rFonts w:ascii="Wingdings" w:hAnsi="Wingdings" w:hint="default"/>
+        <w:sz w:val="20"/>
+      </w:rPr>
+    </w:lvl>
+    <w:lvl w:ilvl="4" w:tentative="1">
+      <w:start w:val="1"/>
+      <w:numFmt w:val="bullet"/>
+      <w:lvlText w:val=""/>
+      <w:lvlJc w:val="left"/>
+      <w:pPr>
+        <w:tabs>
+          <w:tab w:val="num" w:pos="3600"/>
+        </w:tabs>
+        <w:ind w:left="3600" w:hanging="360"/>
+      </w:pPr>
+      <w:rPr>
+        <w:rFonts w:ascii="Wingdings" w:hAnsi="Wingdings" w:hint="default"/>
+        <w:sz w:val="20"/>
+      </w:rPr>
+    </w:lvl>
+    <w:lvl w:ilvl="5" w:tentative="1">
+      <w:start w:val="1"/>
+      <w:numFmt w:val="bullet"/>
+      <w:lvlText w:val=""/>
+      <w:lvlJc w:val="left"/>
+      <w:pPr>
+        <w:tabs>
+          <w:tab w:val="num" w:pos="4320"/>
+        </w:tabs>
+        <w:ind w:left="4320" w:hanging="360"/>
+      </w:pPr>
+      <w:rPr>
+        <w:rFonts w:ascii="Wingdings" w:hAnsi="Wingdings" w:hint="default"/>
+        <w:sz w:val="20"/>
+      </w:rPr>
+    </w:lvl>
+    <w:lvl w:ilvl="6" w:tentative="1">
+      <w:start w:val="1"/>
+      <w:numFmt w:val="bullet"/>
+      <w:lvlText w:val=""/>
+      <w:lvlJc w:val="left"/>
+      <w:pPr>
+        <w:tabs>
+          <w:tab w:val="num" w:pos="5040"/>
+        </w:tabs>
+        <w:ind w:left="5040" w:hanging="360"/>
+      </w:pPr>
+      <w:rPr>
+        <w:rFonts w:ascii="Wingdings" w:hAnsi="Wingdings" w:hint="default"/>
+        <w:sz w:val="20"/>
+      </w:rPr>
+    </w:lvl>
+    <w:lvl w:ilvl="7" w:tentative="1">
+      <w:start w:val="1"/>
+      <w:numFmt w:val="bullet"/>
+      <w:lvlText w:val=""/>
+      <w:lvlJc w:val="left"/>
+      <w:pPr>
+        <w:tabs>
+          <w:tab w:val="num" w:pos="5760"/>
+        </w:tabs>
+        <w:ind w:left="5760" w:hanging="360"/>
+      </w:pPr>
+      <w:rPr>
+        <w:rFonts w:ascii="Wingdings" w:hAnsi="Wingdings" w:hint="default"/>
+        <w:sz w:val="20"/>
+      </w:rPr>
+    </w:lvl>
+    <w:lvl w:ilvl="8" w:tentative="1">
+      <w:start w:val="1"/>
+      <w:numFmt w:val="bullet"/>
+      <w:lvlText w:val=""/>
+      <w:lvlJc w:val="left"/>
+      <w:pPr>
+        <w:tabs>
+          <w:tab w:val="num" w:pos="6480"/>
+        </w:tabs>
+        <w:ind w:left="6480" w:hanging="360"/>
+      </w:pPr>
+      <w:rPr>
+        <w:rFonts w:ascii="Wingdings" w:hAnsi="Wingdings" w:hint="default"/>
+        <w:sz w:val="20"/>
+      </w:rPr>
+    </w:lvl>
+  </w:abstractNum>
+  <w:abstractNum w:abstractNumId="13" w15:restartNumberingAfterBreak="0">
+    <w:nsid w:val="42C96DB8"/>
+    <w:multiLevelType w:val="multilevel"/>
+    <w:tmpl w:val="F0ACA188"/>
+    <w:lvl w:ilvl="0">
+      <w:start w:val="1"/>
+      <w:numFmt w:val="bullet"/>
+      <w:lvlText w:val=""/>
+      <w:lvlJc w:val="left"/>
+      <w:pPr>
+        <w:tabs>
+          <w:tab w:val="num" w:pos="720"/>
+        </w:tabs>
+        <w:ind w:left="720" w:hanging="360"/>
+      </w:pPr>
+      <w:rPr>
+        <w:rFonts w:ascii="Symbol" w:hAnsi="Symbol" w:hint="default"/>
+        <w:sz w:val="20"/>
+      </w:rPr>
+    </w:lvl>
+    <w:lvl w:ilvl="1" w:tentative="1">
+      <w:start w:val="1"/>
+      <w:numFmt w:val="bullet"/>
+      <w:lvlText w:val="o"/>
+      <w:lvlJc w:val="left"/>
+      <w:pPr>
+        <w:tabs>
+          <w:tab w:val="num" w:pos="1440"/>
+        </w:tabs>
+        <w:ind w:left="1440" w:hanging="360"/>
+      </w:pPr>
+      <w:rPr>
+        <w:rFonts w:ascii="Courier New" w:hAnsi="Courier New" w:hint="default"/>
+        <w:sz w:val="20"/>
+      </w:rPr>
+    </w:lvl>
+    <w:lvl w:ilvl="2" w:tentative="1">
+      <w:start w:val="1"/>
+      <w:numFmt w:val="bullet"/>
+      <w:lvlText w:val=""/>
+      <w:lvlJc w:val="left"/>
+      <w:pPr>
+        <w:tabs>
+          <w:tab w:val="num" w:pos="2160"/>
+        </w:tabs>
+        <w:ind w:left="2160" w:hanging="360"/>
+      </w:pPr>
+      <w:rPr>
+        <w:rFonts w:ascii="Wingdings" w:hAnsi="Wingdings" w:hint="default"/>
+        <w:sz w:val="20"/>
+      </w:rPr>
+    </w:lvl>
+    <w:lvl w:ilvl="3" w:tentative="1">
+      <w:start w:val="1"/>
+      <w:numFmt w:val="bullet"/>
+      <w:lvlText w:val=""/>
+      <w:lvlJc w:val="left"/>
+      <w:pPr>
+        <w:tabs>
+          <w:tab w:val="num" w:pos="2880"/>
+        </w:tabs>
+        <w:ind w:left="2880" w:hanging="360"/>
+      </w:pPr>
+      <w:rPr>
+        <w:rFonts w:ascii="Wingdings" w:hAnsi="Wingdings" w:hint="default"/>
+        <w:sz w:val="20"/>
+      </w:rPr>
+    </w:lvl>
+    <w:lvl w:ilvl="4" w:tentative="1">
+      <w:start w:val="1"/>
+      <w:numFmt w:val="bullet"/>
+      <w:lvlText w:val=""/>
+      <w:lvlJc w:val="left"/>
+      <w:pPr>
+        <w:tabs>
+          <w:tab w:val="num" w:pos="3600"/>
+        </w:tabs>
+        <w:ind w:left="3600" w:hanging="360"/>
+      </w:pPr>
+      <w:rPr>
+        <w:rFonts w:ascii="Wingdings" w:hAnsi="Wingdings" w:hint="default"/>
+        <w:sz w:val="20"/>
+      </w:rPr>
+    </w:lvl>
+    <w:lvl w:ilvl="5" w:tentative="1">
+      <w:start w:val="1"/>
+      <w:numFmt w:val="bullet"/>
+      <w:lvlText w:val=""/>
+      <w:lvlJc w:val="left"/>
+      <w:pPr>
+        <w:tabs>
+          <w:tab w:val="num" w:pos="4320"/>
+        </w:tabs>
+        <w:ind w:left="4320" w:hanging="360"/>
+      </w:pPr>
+      <w:rPr>
+        <w:rFonts w:ascii="Wingdings" w:hAnsi="Wingdings" w:hint="default"/>
+        <w:sz w:val="20"/>
+      </w:rPr>
+    </w:lvl>
+    <w:lvl w:ilvl="6" w:tentative="1">
+      <w:start w:val="1"/>
+      <w:numFmt w:val="bullet"/>
+      <w:lvlText w:val=""/>
+      <w:lvlJc w:val="left"/>
+      <w:pPr>
+        <w:tabs>
+          <w:tab w:val="num" w:pos="5040"/>
+        </w:tabs>
+        <w:ind w:left="5040" w:hanging="360"/>
+      </w:pPr>
+      <w:rPr>
+        <w:rFonts w:ascii="Wingdings" w:hAnsi="Wingdings" w:hint="default"/>
+        <w:sz w:val="20"/>
+      </w:rPr>
+    </w:lvl>
+    <w:lvl w:ilvl="7" w:tentative="1">
+      <w:start w:val="1"/>
+      <w:numFmt w:val="bullet"/>
+      <w:lvlText w:val=""/>
+      <w:lvlJc w:val="left"/>
+      <w:pPr>
+        <w:tabs>
+          <w:tab w:val="num" w:pos="5760"/>
+        </w:tabs>
+        <w:ind w:left="5760" w:hanging="360"/>
+      </w:pPr>
+      <w:rPr>
+        <w:rFonts w:ascii="Wingdings" w:hAnsi="Wingdings" w:hint="default"/>
+        <w:sz w:val="20"/>
+      </w:rPr>
+    </w:lvl>
+    <w:lvl w:ilvl="8" w:tentative="1">
+      <w:start w:val="1"/>
+      <w:numFmt w:val="bullet"/>
+      <w:lvlText w:val=""/>
+      <w:lvlJc w:val="left"/>
+      <w:pPr>
+        <w:tabs>
+          <w:tab w:val="num" w:pos="6480"/>
+        </w:tabs>
+        <w:ind w:left="6480" w:hanging="360"/>
+      </w:pPr>
+      <w:rPr>
+        <w:rFonts w:ascii="Wingdings" w:hAnsi="Wingdings" w:hint="default"/>
+        <w:sz w:val="20"/>
+      </w:rPr>
+    </w:lvl>
+  </w:abstractNum>
+  <w:abstractNum w:abstractNumId="14" w15:restartNumberingAfterBreak="0">
     <w:nsid w:val="4C0405D5"/>
     <w:multiLevelType w:val="hybridMultilevel"/>
     <w:tmpl w:val="DABE6E18"/>
@@ -10786,7 +16047,7 @@
       </w:rPr>
     </w:lvl>
   </w:abstractNum>
-  <w:abstractNum w:abstractNumId="5" w15:restartNumberingAfterBreak="0">
+  <w:abstractNum w:abstractNumId="15" w15:restartNumberingAfterBreak="0">
     <w:nsid w:val="541D167E"/>
     <w:multiLevelType w:val="hybridMultilevel"/>
     <w:tmpl w:val="30AEC96A"/>
@@ -10899,7 +16160,156 @@
       </w:rPr>
     </w:lvl>
   </w:abstractNum>
-  <w:abstractNum w:abstractNumId="6" w15:restartNumberingAfterBreak="0">
+  <w:abstractNum w:abstractNumId="16" w15:restartNumberingAfterBreak="0">
+    <w:nsid w:val="620941DA"/>
+    <w:multiLevelType w:val="multilevel"/>
+    <w:tmpl w:val="F3267DC4"/>
+    <w:lvl w:ilvl="0">
+      <w:start w:val="1"/>
+      <w:numFmt w:val="bullet"/>
+      <w:lvlText w:val=""/>
+      <w:lvlJc w:val="left"/>
+      <w:pPr>
+        <w:tabs>
+          <w:tab w:val="num" w:pos="720"/>
+        </w:tabs>
+        <w:ind w:left="720" w:hanging="360"/>
+      </w:pPr>
+      <w:rPr>
+        <w:rFonts w:ascii="Symbol" w:hAnsi="Symbol" w:hint="default"/>
+        <w:sz w:val="20"/>
+      </w:rPr>
+    </w:lvl>
+    <w:lvl w:ilvl="1" w:tentative="1">
+      <w:start w:val="1"/>
+      <w:numFmt w:val="bullet"/>
+      <w:lvlText w:val="o"/>
+      <w:lvlJc w:val="left"/>
+      <w:pPr>
+        <w:tabs>
+          <w:tab w:val="num" w:pos="1440"/>
+        </w:tabs>
+        <w:ind w:left="1440" w:hanging="360"/>
+      </w:pPr>
+      <w:rPr>
+        <w:rFonts w:ascii="Courier New" w:hAnsi="Courier New" w:hint="default"/>
+        <w:sz w:val="20"/>
+      </w:rPr>
+    </w:lvl>
+    <w:lvl w:ilvl="2" w:tentative="1">
+      <w:start w:val="1"/>
+      <w:numFmt w:val="bullet"/>
+      <w:lvlText w:val=""/>
+      <w:lvlJc w:val="left"/>
+      <w:pPr>
+        <w:tabs>
+          <w:tab w:val="num" w:pos="2160"/>
+        </w:tabs>
+        <w:ind w:left="2160" w:hanging="360"/>
+      </w:pPr>
+      <w:rPr>
+        <w:rFonts w:ascii="Wingdings" w:hAnsi="Wingdings" w:hint="default"/>
+        <w:sz w:val="20"/>
+      </w:rPr>
+    </w:lvl>
+    <w:lvl w:ilvl="3" w:tentative="1">
+      <w:start w:val="1"/>
+      <w:numFmt w:val="bullet"/>
+      <w:lvlText w:val=""/>
+      <w:lvlJc w:val="left"/>
+      <w:pPr>
+        <w:tabs>
+          <w:tab w:val="num" w:pos="2880"/>
+        </w:tabs>
+        <w:ind w:left="2880" w:hanging="360"/>
+      </w:pPr>
+      <w:rPr>
+        <w:rFonts w:ascii="Wingdings" w:hAnsi="Wingdings" w:hint="default"/>
+        <w:sz w:val="20"/>
+      </w:rPr>
+    </w:lvl>
+    <w:lvl w:ilvl="4" w:tentative="1">
+      <w:start w:val="1"/>
+      <w:numFmt w:val="bullet"/>
+      <w:lvlText w:val=""/>
+      <w:lvlJc w:val="left"/>
+      <w:pPr>
+        <w:tabs>
+          <w:tab w:val="num" w:pos="3600"/>
+        </w:tabs>
+        <w:ind w:left="3600" w:hanging="360"/>
+      </w:pPr>
+      <w:rPr>
+        <w:rFonts w:ascii="Wingdings" w:hAnsi="Wingdings" w:hint="default"/>
+        <w:sz w:val="20"/>
+      </w:rPr>
+    </w:lvl>
+    <w:lvl w:ilvl="5" w:tentative="1">
+      <w:start w:val="1"/>
+      <w:numFmt w:val="bullet"/>
+      <w:lvlText w:val=""/>
+      <w:lvlJc w:val="left"/>
+      <w:pPr>
+        <w:tabs>
+          <w:tab w:val="num" w:pos="4320"/>
+        </w:tabs>
+        <w:ind w:left="4320" w:hanging="360"/>
+      </w:pPr>
+      <w:rPr>
+        <w:rFonts w:ascii="Wingdings" w:hAnsi="Wingdings" w:hint="default"/>
+        <w:sz w:val="20"/>
+      </w:rPr>
+    </w:lvl>
+    <w:lvl w:ilvl="6" w:tentative="1">
+      <w:start w:val="1"/>
+      <w:numFmt w:val="bullet"/>
+      <w:lvlText w:val=""/>
+      <w:lvlJc w:val="left"/>
+      <w:pPr>
+        <w:tabs>
+          <w:tab w:val="num" w:pos="5040"/>
+        </w:tabs>
+        <w:ind w:left="5040" w:hanging="360"/>
+      </w:pPr>
+      <w:rPr>
+        <w:rFonts w:ascii="Wingdings" w:hAnsi="Wingdings" w:hint="default"/>
+        <w:sz w:val="20"/>
+      </w:rPr>
+    </w:lvl>
+    <w:lvl w:ilvl="7" w:tentative="1">
+      <w:start w:val="1"/>
+      <w:numFmt w:val="bullet"/>
+      <w:lvlText w:val=""/>
+      <w:lvlJc w:val="left"/>
+      <w:pPr>
+        <w:tabs>
+          <w:tab w:val="num" w:pos="5760"/>
+        </w:tabs>
+        <w:ind w:left="5760" w:hanging="360"/>
+      </w:pPr>
+      <w:rPr>
+        <w:rFonts w:ascii="Wingdings" w:hAnsi="Wingdings" w:hint="default"/>
+        <w:sz w:val="20"/>
+      </w:rPr>
+    </w:lvl>
+    <w:lvl w:ilvl="8" w:tentative="1">
+      <w:start w:val="1"/>
+      <w:numFmt w:val="bullet"/>
+      <w:lvlText w:val=""/>
+      <w:lvlJc w:val="left"/>
+      <w:pPr>
+        <w:tabs>
+          <w:tab w:val="num" w:pos="6480"/>
+        </w:tabs>
+        <w:ind w:left="6480" w:hanging="360"/>
+      </w:pPr>
+      <w:rPr>
+        <w:rFonts w:ascii="Wingdings" w:hAnsi="Wingdings" w:hint="default"/>
+        <w:sz w:val="20"/>
+      </w:rPr>
+    </w:lvl>
+  </w:abstractNum>
+  <w:abstractNum w:abstractNumId="17" w15:restartNumberingAfterBreak="0">
     <w:nsid w:val="6B02757D"/>
     <w:multiLevelType w:val="multilevel"/>
     <w:tmpl w:val="1DA0D980"/>
@@ -11048,7 +16458,7 @@
       </w:rPr>
     </w:lvl>
   </w:abstractNum>
-  <w:abstractNum w:abstractNumId="7" w15:restartNumberingAfterBreak="0">
+  <w:abstractNum w:abstractNumId="18" w15:restartNumberingAfterBreak="0">
     <w:nsid w:val="6C037019"/>
     <w:multiLevelType w:val="multilevel"/>
     <w:tmpl w:val="78421AF8"/>
@@ -11197,29 +16607,482 @@
       </w:rPr>
     </w:lvl>
   </w:abstractNum>
+  <w:abstractNum w:abstractNumId="19" w15:restartNumberingAfterBreak="0">
+    <w:nsid w:val="6D4D60DD"/>
+    <w:multiLevelType w:val="hybridMultilevel"/>
+    <w:tmpl w:val="9996A71A"/>
+    <w:lvl w:ilvl="0" w:tplc="4009000B">
+      <w:start w:val="1"/>
+      <w:numFmt w:val="bullet"/>
+      <w:lvlText w:val=""/>
+      <w:lvlJc w:val="left"/>
+      <w:pPr>
+        <w:ind w:left="720" w:hanging="360"/>
+      </w:pPr>
+      <w:rPr>
+        <w:rFonts w:ascii="Wingdings" w:hAnsi="Wingdings" w:hint="default"/>
+      </w:rPr>
+    </w:lvl>
+    <w:lvl w:ilvl="1" w:tplc="40090003">
+      <w:start w:val="1"/>
+      <w:numFmt w:val="bullet"/>
+      <w:lvlText w:val="o"/>
+      <w:lvlJc w:val="left"/>
+      <w:pPr>
+        <w:ind w:left="1440" w:hanging="360"/>
+      </w:pPr>
+      <w:rPr>
+        <w:rFonts w:ascii="Courier New" w:hAnsi="Courier New" w:cs="Courier New" w:hint="default"/>
+      </w:rPr>
+    </w:lvl>
+    <w:lvl w:ilvl="2" w:tplc="40090005">
+      <w:start w:val="1"/>
+      <w:numFmt w:val="bullet"/>
+      <w:lvlText w:val=""/>
+      <w:lvlJc w:val="left"/>
+      <w:pPr>
+        <w:ind w:left="2160" w:hanging="360"/>
+      </w:pPr>
+      <w:rPr>
+        <w:rFonts w:ascii="Wingdings" w:hAnsi="Wingdings" w:hint="default"/>
+      </w:rPr>
+    </w:lvl>
+    <w:lvl w:ilvl="3" w:tplc="40090001">
+      <w:start w:val="1"/>
+      <w:numFmt w:val="bullet"/>
+      <w:lvlText w:val=""/>
+      <w:lvlJc w:val="left"/>
+      <w:pPr>
+        <w:ind w:left="2880" w:hanging="360"/>
+      </w:pPr>
+      <w:rPr>
+        <w:rFonts w:ascii="Symbol" w:hAnsi="Symbol" w:hint="default"/>
+      </w:rPr>
+    </w:lvl>
+    <w:lvl w:ilvl="4" w:tplc="40090003" w:tentative="1">
+      <w:start w:val="1"/>
+      <w:numFmt w:val="bullet"/>
+      <w:lvlText w:val="o"/>
+      <w:lvlJc w:val="left"/>
+      <w:pPr>
+        <w:ind w:left="3600" w:hanging="360"/>
+      </w:pPr>
+      <w:rPr>
+        <w:rFonts w:ascii="Courier New" w:hAnsi="Courier New" w:cs="Courier New" w:hint="default"/>
+      </w:rPr>
+    </w:lvl>
+    <w:lvl w:ilvl="5" w:tplc="40090005" w:tentative="1">
+      <w:start w:val="1"/>
+      <w:numFmt w:val="bullet"/>
+      <w:lvlText w:val=""/>
+      <w:lvlJc w:val="left"/>
+      <w:pPr>
+        <w:ind w:left="4320" w:hanging="360"/>
+      </w:pPr>
+      <w:rPr>
+        <w:rFonts w:ascii="Wingdings" w:hAnsi="Wingdings" w:hint="default"/>
+      </w:rPr>
+    </w:lvl>
+    <w:lvl w:ilvl="6" w:tplc="40090001" w:tentative="1">
+      <w:start w:val="1"/>
+      <w:numFmt w:val="bullet"/>
+      <w:lvlText w:val=""/>
+      <w:lvlJc w:val="left"/>
+      <w:pPr>
+        <w:ind w:left="5040" w:hanging="360"/>
+      </w:pPr>
+      <w:rPr>
+        <w:rFonts w:ascii="Symbol" w:hAnsi="Symbol" w:hint="default"/>
+      </w:rPr>
+    </w:lvl>
+    <w:lvl w:ilvl="7" w:tplc="40090003" w:tentative="1">
+      <w:start w:val="1"/>
+      <w:numFmt w:val="bullet"/>
+      <w:lvlText w:val="o"/>
+      <w:lvlJc w:val="left"/>
+      <w:pPr>
+        <w:ind w:left="5760" w:hanging="360"/>
+      </w:pPr>
+      <w:rPr>
+        <w:rFonts w:ascii="Courier New" w:hAnsi="Courier New" w:cs="Courier New" w:hint="default"/>
+      </w:rPr>
+    </w:lvl>
+    <w:lvl w:ilvl="8" w:tplc="40090005" w:tentative="1">
+      <w:start w:val="1"/>
+      <w:numFmt w:val="bullet"/>
+      <w:lvlText w:val=""/>
+      <w:lvlJc w:val="left"/>
+      <w:pPr>
+        <w:ind w:left="6480" w:hanging="360"/>
+      </w:pPr>
+      <w:rPr>
+        <w:rFonts w:ascii="Wingdings" w:hAnsi="Wingdings" w:hint="default"/>
+      </w:rPr>
+    </w:lvl>
+  </w:abstractNum>
+  <w:abstractNum w:abstractNumId="20" w15:restartNumberingAfterBreak="0">
+    <w:nsid w:val="747036B5"/>
+    <w:multiLevelType w:val="multilevel"/>
+    <w:tmpl w:val="F8A2F69A"/>
+    <w:lvl w:ilvl="0">
+      <w:start w:val="1"/>
+      <w:numFmt w:val="bullet"/>
+      <w:lvlText w:val=""/>
+      <w:lvlJc w:val="left"/>
+      <w:pPr>
+        <w:tabs>
+          <w:tab w:val="num" w:pos="720"/>
+        </w:tabs>
+        <w:ind w:left="720" w:hanging="360"/>
+      </w:pPr>
+      <w:rPr>
+        <w:rFonts w:ascii="Symbol" w:hAnsi="Symbol" w:hint="default"/>
+        <w:sz w:val="20"/>
+      </w:rPr>
+    </w:lvl>
+    <w:lvl w:ilvl="1" w:tentative="1">
+      <w:start w:val="1"/>
+      <w:numFmt w:val="bullet"/>
+      <w:lvlText w:val="o"/>
+      <w:lvlJc w:val="left"/>
+      <w:pPr>
+        <w:tabs>
+          <w:tab w:val="num" w:pos="1440"/>
+        </w:tabs>
+        <w:ind w:left="1440" w:hanging="360"/>
+      </w:pPr>
+      <w:rPr>
+        <w:rFonts w:ascii="Courier New" w:hAnsi="Courier New" w:hint="default"/>
+        <w:sz w:val="20"/>
+      </w:rPr>
+    </w:lvl>
+    <w:lvl w:ilvl="2" w:tentative="1">
+      <w:start w:val="1"/>
+      <w:numFmt w:val="bullet"/>
+      <w:lvlText w:val=""/>
+      <w:lvlJc w:val="left"/>
+      <w:pPr>
+        <w:tabs>
+          <w:tab w:val="num" w:pos="2160"/>
+        </w:tabs>
+        <w:ind w:left="2160" w:hanging="360"/>
+      </w:pPr>
+      <w:rPr>
+        <w:rFonts w:ascii="Wingdings" w:hAnsi="Wingdings" w:hint="default"/>
+        <w:sz w:val="20"/>
+      </w:rPr>
+    </w:lvl>
+    <w:lvl w:ilvl="3" w:tentative="1">
+      <w:start w:val="1"/>
+      <w:numFmt w:val="bullet"/>
+      <w:lvlText w:val=""/>
+      <w:lvlJc w:val="left"/>
+      <w:pPr>
+        <w:tabs>
+          <w:tab w:val="num" w:pos="2880"/>
+        </w:tabs>
+        <w:ind w:left="2880" w:hanging="360"/>
+      </w:pPr>
+      <w:rPr>
+        <w:rFonts w:ascii="Wingdings" w:hAnsi="Wingdings" w:hint="default"/>
+        <w:sz w:val="20"/>
+      </w:rPr>
+    </w:lvl>
+    <w:lvl w:ilvl="4" w:tentative="1">
+      <w:start w:val="1"/>
+      <w:numFmt w:val="bullet"/>
+      <w:lvlText w:val=""/>
+      <w:lvlJc w:val="left"/>
+      <w:pPr>
+        <w:tabs>
+          <w:tab w:val="num" w:pos="3600"/>
+        </w:tabs>
+        <w:ind w:left="3600" w:hanging="360"/>
+      </w:pPr>
+      <w:rPr>
+        <w:rFonts w:ascii="Wingdings" w:hAnsi="Wingdings" w:hint="default"/>
+        <w:sz w:val="20"/>
+      </w:rPr>
+    </w:lvl>
+    <w:lvl w:ilvl="5" w:tentative="1">
+      <w:start w:val="1"/>
+      <w:numFmt w:val="bullet"/>
+      <w:lvlText w:val=""/>
+      <w:lvlJc w:val="left"/>
+      <w:pPr>
+        <w:tabs>
+          <w:tab w:val="num" w:pos="4320"/>
+        </w:tabs>
+        <w:ind w:left="4320" w:hanging="360"/>
+      </w:pPr>
+      <w:rPr>
+        <w:rFonts w:ascii="Wingdings" w:hAnsi="Wingdings" w:hint="default"/>
+        <w:sz w:val="20"/>
+      </w:rPr>
+    </w:lvl>
+    <w:lvl w:ilvl="6" w:tentative="1">
+      <w:start w:val="1"/>
+      <w:numFmt w:val="bullet"/>
+      <w:lvlText w:val=""/>
+      <w:lvlJc w:val="left"/>
+      <w:pPr>
+        <w:tabs>
+          <w:tab w:val="num" w:pos="5040"/>
+        </w:tabs>
+        <w:ind w:left="5040" w:hanging="360"/>
+      </w:pPr>
+      <w:rPr>
+        <w:rFonts w:ascii="Wingdings" w:hAnsi="Wingdings" w:hint="default"/>
+        <w:sz w:val="20"/>
+      </w:rPr>
+    </w:lvl>
+    <w:lvl w:ilvl="7" w:tentative="1">
+      <w:start w:val="1"/>
+      <w:numFmt w:val="bullet"/>
+      <w:lvlText w:val=""/>
+      <w:lvlJc w:val="left"/>
+      <w:pPr>
+        <w:tabs>
+          <w:tab w:val="num" w:pos="5760"/>
+        </w:tabs>
+        <w:ind w:left="5760" w:hanging="360"/>
+      </w:pPr>
+      <w:rPr>
+        <w:rFonts w:ascii="Wingdings" w:hAnsi="Wingdings" w:hint="default"/>
+        <w:sz w:val="20"/>
+      </w:rPr>
+    </w:lvl>
+    <w:lvl w:ilvl="8" w:tentative="1">
+      <w:start w:val="1"/>
+      <w:numFmt w:val="bullet"/>
+      <w:lvlText w:val=""/>
+      <w:lvlJc w:val="left"/>
+      <w:pPr>
+        <w:tabs>
+          <w:tab w:val="num" w:pos="6480"/>
+        </w:tabs>
+        <w:ind w:left="6480" w:hanging="360"/>
+      </w:pPr>
+      <w:rPr>
+        <w:rFonts w:ascii="Wingdings" w:hAnsi="Wingdings" w:hint="default"/>
+        <w:sz w:val="20"/>
+      </w:rPr>
+    </w:lvl>
+  </w:abstractNum>
+  <w:abstractNum w:abstractNumId="21" w15:restartNumberingAfterBreak="0">
+    <w:nsid w:val="77530BD1"/>
+    <w:multiLevelType w:val="multilevel"/>
+    <w:tmpl w:val="26C0DD3C"/>
+    <w:lvl w:ilvl="0">
+      <w:start w:val="1"/>
+      <w:numFmt w:val="bullet"/>
+      <w:lvlText w:val=""/>
+      <w:lvlJc w:val="left"/>
+      <w:pPr>
+        <w:tabs>
+          <w:tab w:val="num" w:pos="720"/>
+        </w:tabs>
+        <w:ind w:left="720" w:hanging="360"/>
+      </w:pPr>
+      <w:rPr>
+        <w:rFonts w:ascii="Symbol" w:hAnsi="Symbol" w:hint="default"/>
+        <w:sz w:val="20"/>
+      </w:rPr>
+    </w:lvl>
+    <w:lvl w:ilvl="1" w:tentative="1">
+      <w:start w:val="1"/>
+      <w:numFmt w:val="bullet"/>
+      <w:lvlText w:val="o"/>
+      <w:lvlJc w:val="left"/>
+      <w:pPr>
+        <w:tabs>
+          <w:tab w:val="num" w:pos="1440"/>
+        </w:tabs>
+        <w:ind w:left="1440" w:hanging="360"/>
+      </w:pPr>
+      <w:rPr>
+        <w:rFonts w:ascii="Courier New" w:hAnsi="Courier New" w:hint="default"/>
+        <w:sz w:val="20"/>
+      </w:rPr>
+    </w:lvl>
+    <w:lvl w:ilvl="2" w:tentative="1">
+      <w:start w:val="1"/>
+      <w:numFmt w:val="bullet"/>
+      <w:lvlText w:val=""/>
+      <w:lvlJc w:val="left"/>
+      <w:pPr>
+        <w:tabs>
+          <w:tab w:val="num" w:pos="2160"/>
+        </w:tabs>
+        <w:ind w:left="2160" w:hanging="360"/>
+      </w:pPr>
+      <w:rPr>
+        <w:rFonts w:ascii="Wingdings" w:hAnsi="Wingdings" w:hint="default"/>
+        <w:sz w:val="20"/>
+      </w:rPr>
+    </w:lvl>
+    <w:lvl w:ilvl="3" w:tentative="1">
+      <w:start w:val="1"/>
+      <w:numFmt w:val="bullet"/>
+      <w:lvlText w:val=""/>
+      <w:lvlJc w:val="left"/>
+      <w:pPr>
+        <w:tabs>
+          <w:tab w:val="num" w:pos="2880"/>
+        </w:tabs>
+        <w:ind w:left="2880" w:hanging="360"/>
+      </w:pPr>
+      <w:rPr>
+        <w:rFonts w:ascii="Wingdings" w:hAnsi="Wingdings" w:hint="default"/>
+        <w:sz w:val="20"/>
+      </w:rPr>
+    </w:lvl>
+    <w:lvl w:ilvl="4" w:tentative="1">
+      <w:start w:val="1"/>
+      <w:numFmt w:val="bullet"/>
+      <w:lvlText w:val=""/>
+      <w:lvlJc w:val="left"/>
+      <w:pPr>
+        <w:tabs>
+          <w:tab w:val="num" w:pos="3600"/>
+        </w:tabs>
+        <w:ind w:left="3600" w:hanging="360"/>
+      </w:pPr>
+      <w:rPr>
+        <w:rFonts w:ascii="Wingdings" w:hAnsi="Wingdings" w:hint="default"/>
+        <w:sz w:val="20"/>
+      </w:rPr>
+    </w:lvl>
+    <w:lvl w:ilvl="5" w:tentative="1">
+      <w:start w:val="1"/>
+      <w:numFmt w:val="bullet"/>
+      <w:lvlText w:val=""/>
+      <w:lvlJc w:val="left"/>
+      <w:pPr>
+        <w:tabs>
+          <w:tab w:val="num" w:pos="4320"/>
+        </w:tabs>
+        <w:ind w:left="4320" w:hanging="360"/>
+      </w:pPr>
+      <w:rPr>
+        <w:rFonts w:ascii="Wingdings" w:hAnsi="Wingdings" w:hint="default"/>
+        <w:sz w:val="20"/>
+      </w:rPr>
+    </w:lvl>
+    <w:lvl w:ilvl="6" w:tentative="1">
+      <w:start w:val="1"/>
+      <w:numFmt w:val="bullet"/>
+      <w:lvlText w:val=""/>
+      <w:lvlJc w:val="left"/>
+      <w:pPr>
+        <w:tabs>
+          <w:tab w:val="num" w:pos="5040"/>
+        </w:tabs>
+        <w:ind w:left="5040" w:hanging="360"/>
+      </w:pPr>
+      <w:rPr>
+        <w:rFonts w:ascii="Wingdings" w:hAnsi="Wingdings" w:hint="default"/>
+        <w:sz w:val="20"/>
+      </w:rPr>
+    </w:lvl>
+    <w:lvl w:ilvl="7" w:tentative="1">
+      <w:start w:val="1"/>
+      <w:numFmt w:val="bullet"/>
+      <w:lvlText w:val=""/>
+      <w:lvlJc w:val="left"/>
+      <w:pPr>
+        <w:tabs>
+          <w:tab w:val="num" w:pos="5760"/>
+        </w:tabs>
+        <w:ind w:left="5760" w:hanging="360"/>
+      </w:pPr>
+      <w:rPr>
+        <w:rFonts w:ascii="Wingdings" w:hAnsi="Wingdings" w:hint="default"/>
+        <w:sz w:val="20"/>
+      </w:rPr>
+    </w:lvl>
+    <w:lvl w:ilvl="8" w:tentative="1">
+      <w:start w:val="1"/>
+      <w:numFmt w:val="bullet"/>
+      <w:lvlText w:val=""/>
+      <w:lvlJc w:val="left"/>
+      <w:pPr>
+        <w:tabs>
+          <w:tab w:val="num" w:pos="6480"/>
+        </w:tabs>
+        <w:ind w:left="6480" w:hanging="360"/>
+      </w:pPr>
+      <w:rPr>
+        <w:rFonts w:ascii="Wingdings" w:hAnsi="Wingdings" w:hint="default"/>
+        <w:sz w:val="20"/>
+      </w:rPr>
+    </w:lvl>
+  </w:abstractNum>
   <w:num w:numId="1" w16cid:durableId="1312446361">
-    <w:abstractNumId w:val="5"/>
+    <w:abstractNumId w:val="15"/>
   </w:num>
   <w:num w:numId="2" w16cid:durableId="1630893894">
-    <w:abstractNumId w:val="6"/>
+    <w:abstractNumId w:val="17"/>
   </w:num>
   <w:num w:numId="3" w16cid:durableId="1296107039">
     <w:abstractNumId w:val="0"/>
   </w:num>
   <w:num w:numId="4" w16cid:durableId="663552561">
+    <w:abstractNumId w:val="8"/>
+  </w:num>
+  <w:num w:numId="5" w16cid:durableId="1917323322">
+    <w:abstractNumId w:val="18"/>
+  </w:num>
+  <w:num w:numId="6" w16cid:durableId="588271883">
+    <w:abstractNumId w:val="5"/>
+  </w:num>
+  <w:num w:numId="7" w16cid:durableId="1067218209">
+    <w:abstractNumId w:val="14"/>
+  </w:num>
+  <w:num w:numId="8" w16cid:durableId="1209489323">
+    <w:abstractNumId w:val="10"/>
+  </w:num>
+  <w:num w:numId="9" w16cid:durableId="19670303">
+    <w:abstractNumId w:val="3"/>
+  </w:num>
+  <w:num w:numId="10" w16cid:durableId="902594488">
+    <w:abstractNumId w:val="16"/>
+  </w:num>
+  <w:num w:numId="11" w16cid:durableId="1857618587">
+    <w:abstractNumId w:val="7"/>
+  </w:num>
+  <w:num w:numId="12" w16cid:durableId="11151949">
+    <w:abstractNumId w:val="6"/>
+  </w:num>
+  <w:num w:numId="13" w16cid:durableId="887381531">
+    <w:abstractNumId w:val="19"/>
+  </w:num>
+  <w:num w:numId="14" w16cid:durableId="1231576101">
+    <w:abstractNumId w:val="11"/>
+  </w:num>
+  <w:num w:numId="15" w16cid:durableId="1175657320">
+    <w:abstractNumId w:val="13"/>
+  </w:num>
+  <w:num w:numId="16" w16cid:durableId="480267012">
+    <w:abstractNumId w:val="20"/>
+  </w:num>
+  <w:num w:numId="17" w16cid:durableId="1759133267">
+    <w:abstractNumId w:val="4"/>
+  </w:num>
+  <w:num w:numId="18" w16cid:durableId="766267259">
     <w:abstractNumId w:val="2"/>
   </w:num>
-  <w:num w:numId="5" w16cid:durableId="1917323322">
-    <w:abstractNumId w:val="7"/>
+  <w:num w:numId="19" w16cid:durableId="1876577256">
+    <w:abstractNumId w:val="21"/>
   </w:num>
-  <w:num w:numId="6" w16cid:durableId="588271883">
+  <w:num w:numId="20" w16cid:durableId="217514014">
+    <w:abstractNumId w:val="12"/>
+  </w:num>
+  <w:num w:numId="21" w16cid:durableId="408163245">
+    <w:abstractNumId w:val="9"/>
+  </w:num>
+  <w:num w:numId="22" w16cid:durableId="150875913">
     <w:abstractNumId w:val="1"/>
-  </w:num>
-  <w:num w:numId="7" w16cid:durableId="1067218209">
-    <w:abstractNumId w:val="4"/>
-  </w:num>
-  <w:num w:numId="8" w16cid:durableId="1209489323">
-    <w:abstractNumId w:val="3"/>
   </w:num>
 </w:numbering>
 </file>
@@ -12217,6 +18080,60 @@
       <w:szCs w:val="20"/>
     </w:rPr>
   </w:style>
+  <w:style w:type="paragraph" w:styleId="HTMLPreformatted">
+    <w:name w:val="HTML Preformatted"/>
+    <w:basedOn w:val="Normal"/>
+    <w:link w:val="HTMLPreformattedChar"/>
+    <w:uiPriority w:val="99"/>
+    <w:semiHidden/>
+    <w:unhideWhenUsed/>
+    <w:rsid w:val="006F74DC"/>
+    <w:pPr>
+      <w:tabs>
+        <w:tab w:val="left" w:pos="916"/>
+        <w:tab w:val="left" w:pos="1832"/>
+        <w:tab w:val="left" w:pos="2748"/>
+        <w:tab w:val="left" w:pos="3664"/>
+        <w:tab w:val="left" w:pos="4580"/>
+        <w:tab w:val="left" w:pos="5496"/>
+        <w:tab w:val="left" w:pos="6412"/>
+        <w:tab w:val="left" w:pos="7328"/>
+        <w:tab w:val="left" w:pos="8244"/>
+        <w:tab w:val="left" w:pos="9160"/>
+        <w:tab w:val="left" w:pos="10076"/>
+        <w:tab w:val="left" w:pos="10992"/>
+        <w:tab w:val="left" w:pos="11908"/>
+        <w:tab w:val="left" w:pos="12824"/>
+        <w:tab w:val="left" w:pos="13740"/>
+        <w:tab w:val="left" w:pos="14656"/>
+      </w:tabs>
+      <w:spacing w:after="0" w:line="240" w:lineRule="auto"/>
+    </w:pPr>
+    <w:rPr>
+      <w:rFonts w:ascii="Courier New" w:eastAsia="Times New Roman" w:hAnsi="Courier New" w:cs="Courier New"/>
+      <w:kern w:val="0"/>
+      <w:sz w:val="20"/>
+      <w:szCs w:val="20"/>
+      <w:lang w:eastAsia="en-IN"/>
+      <w14:ligatures w14:val="none"/>
+    </w:rPr>
+  </w:style>
+  <w:style w:type="character" w:customStyle="1" w:styleId="HTMLPreformattedChar">
+    <w:name w:val="HTML Preformatted Char"/>
+    <w:basedOn w:val="DefaultParagraphFont"/>
+    <w:link w:val="HTMLPreformatted"/>
+    <w:uiPriority w:val="99"/>
+    <w:semiHidden/>
+    <w:rsid w:val="006F74DC"/>
+    <w:rPr>
+      <w:rFonts w:ascii="Courier New" w:eastAsia="Times New Roman" w:hAnsi="Courier New" w:cs="Courier New"/>
+      <w:kern w:val="0"/>
+      <w:sz w:val="20"/>
+      <w:szCs w:val="20"/>
+      <w:lang w:eastAsia="en-IN"/>
+      <w14:ligatures w14:val="none"/>
+    </w:rPr>
+  </w:style>
 </w:styles>
 </file>
 
